--- a/specs/030-requirements-clarify-agent/manual/USER-GUIDE.docx
+++ b/specs/030-requirements-clarify-agent/manual/USER-GUIDE.docx
@@ -332,13 +332,642 @@
       </w:r>
     </w:p>
     <w:bookmarkEnd w:id="9"/>
-    <w:bookmarkStart w:id="10" w:name="핵심-개념"/>
+    <w:bookmarkStart w:id="12" w:name="핵심-개념"/>
     <w:p>
       <w:pPr>
         <w:pStyle w:val="Heading1"/>
       </w:pPr>
       <w:r>
         <w:t xml:space="preserve">2. 핵심 개념</w:t>
+      </w:r>
+    </w:p>
+    <w:bookmarkStart w:id="10" w:name="모호성-분류-체계-10개-카테고리-30개-세부-기준"/>
+    <w:p>
+      <w:pPr>
+        <w:pStyle w:val="Heading2"/>
+      </w:pPr>
+      <w:r>
+        <w:t xml:space="preserve">2.1 모호성 분류 체계 (10개 카테고리 · 30개 세부 기준)</w:t>
+      </w:r>
+    </w:p>
+    <w:p>
+      <w:pPr>
+        <w:pStyle w:val="FirstParagraph"/>
+      </w:pPr>
+      <w:r>
+        <w:t xml:space="preserve">SpecKit</w:t>
+      </w:r>
+      <w:r>
+        <w:t xml:space="preserve"> </w:t>
+      </w:r>
+      <w:r>
+        <w:rPr>
+          <w:rStyle w:val="VerbatimChar"/>
+        </w:rPr>
+        <w:t xml:space="preserve">/speckit-clarify</w:t>
+      </w:r>
+      <w:r>
+        <w:t xml:space="preserve"> </w:t>
+      </w:r>
+      <w:r>
+        <w:t xml:space="preserve">스킬(</w:t>
+      </w:r>
+      <w:r>
+        <w:rPr>
+          <w:rStyle w:val="VerbatimChar"/>
+        </w:rPr>
+        <w:t xml:space="preserve">.claude/skills/speckit-clarify/SKILL.md</w:t>
+      </w:r>
+      <w:r>
+        <w:t xml:space="preserve">)의</w:t>
+      </w:r>
+      <w:r>
+        <w:t xml:space="preserve"> </w:t>
+      </w:r>
+      <w:r>
+        <w:t xml:space="preserve">taxonomy를 그대로 사용합니다.</w:t>
+      </w:r>
+      <w:r>
+        <w:t xml:space="preserve"> </w:t>
+      </w:r>
+      <w:r>
+        <w:rPr>
+          <w:b/>
+          <w:bCs/>
+        </w:rPr>
+        <w:t xml:space="preserve">상위 10개 카테고리</w:t>
+      </w:r>
+      <w:r>
+        <w:t xml:space="preserve">, 그 아래</w:t>
+      </w:r>
+      <w:r>
+        <w:t xml:space="preserve"> </w:t>
+      </w:r>
+      <w:r>
+        <w:rPr>
+          <w:b/>
+          <w:bCs/>
+        </w:rPr>
+        <w:t xml:space="preserve">세부 기준</w:t>
+      </w:r>
+      <w:r>
+        <w:rPr>
+          <w:b/>
+          <w:bCs/>
+        </w:rPr>
+        <w:t xml:space="preserve"> </w:t>
+      </w:r>
+      <w:r>
+        <w:rPr>
+          <w:b/>
+          <w:bCs/>
+        </w:rPr>
+        <w:t xml:space="preserve">30개</w:t>
+      </w:r>
+      <w:r>
+        <w:t xml:space="preserve">:</w:t>
+      </w:r>
+    </w:p>
+    <w:tbl>
+      <w:tblPr>
+        <w:tblStyle w:val="Table"/>
+        <w:tblW w:type="pct" w:w="5000"/>
+        <w:tblLayout w:type="fixed"/>
+        <w:tblLook w:firstRow="1" w:lastRow="0" w:firstColumn="0" w:lastColumn="0" w:noHBand="0" w:noVBand="0" w:val="0020"/>
+      </w:tblPr>
+      <w:tblGrid>
+        <w:gridCol w:w="766"/>
+        <w:gridCol w:w="4343"/>
+        <w:gridCol w:w="2810"/>
+      </w:tblGrid>
+      <w:tr>
+        <w:trPr>
+          <w:tblHeader w:val="on"/>
+        </w:trPr>
+        <w:tc>
+          <w:tcPr/>
+          <w:p>
+            <w:pPr>
+              <w:pStyle w:val="Compact"/>
+            </w:pPr>
+            <w:r>
+              <w:t xml:space="preserve">#</w:t>
+            </w:r>
+          </w:p>
+        </w:tc>
+        <w:tc>
+          <w:tcPr/>
+          <w:p>
+            <w:pPr>
+              <w:pStyle w:val="Compact"/>
+            </w:pPr>
+            <w:r>
+              <w:t xml:space="preserve">카테고리 (enum)</w:t>
+            </w:r>
+          </w:p>
+        </w:tc>
+        <w:tc>
+          <w:tcPr/>
+          <w:p>
+            <w:pPr>
+              <w:pStyle w:val="Compact"/>
+            </w:pPr>
+            <w:r>
+              <w:t xml:space="preserve">세부 기준</w:t>
+            </w:r>
+          </w:p>
+        </w:tc>
+      </w:tr>
+      <w:tr>
+        <w:tc>
+          <w:tcPr/>
+          <w:p>
+            <w:pPr>
+              <w:pStyle w:val="Compact"/>
+            </w:pPr>
+            <w:r>
+              <w:t xml:space="preserve">1</w:t>
+            </w:r>
+          </w:p>
+        </w:tc>
+        <w:tc>
+          <w:tcPr/>
+          <w:p>
+            <w:pPr>
+              <w:pStyle w:val="Compact"/>
+            </w:pPr>
+            <w:r>
+              <w:rPr>
+                <w:rStyle w:val="VerbatimChar"/>
+              </w:rPr>
+              <w:t xml:space="preserve">functional_scope</w:t>
+            </w:r>
+            <w:r>
+              <w:t xml:space="preserve"> </w:t>
+            </w:r>
+            <w:r>
+              <w:t xml:space="preserve">(기능 범위)</w:t>
+            </w:r>
+          </w:p>
+        </w:tc>
+        <w:tc>
+          <w:tcPr/>
+          <w:p>
+            <w:pPr>
+              <w:pStyle w:val="Compact"/>
+            </w:pPr>
+            <w:r>
+              <w:t xml:space="preserve">(1) Core user goals &amp; success criteria · (2) Explicit out-of-scope declarations · (3) User roles / personas differentiation</w:t>
+            </w:r>
+          </w:p>
+        </w:tc>
+      </w:tr>
+      <w:tr>
+        <w:tc>
+          <w:tcPr/>
+          <w:p>
+            <w:pPr>
+              <w:pStyle w:val="Compact"/>
+            </w:pPr>
+            <w:r>
+              <w:t xml:space="preserve">2</w:t>
+            </w:r>
+          </w:p>
+        </w:tc>
+        <w:tc>
+          <w:tcPr/>
+          <w:p>
+            <w:pPr>
+              <w:pStyle w:val="Compact"/>
+            </w:pPr>
+            <w:r>
+              <w:rPr>
+                <w:rStyle w:val="VerbatimChar"/>
+              </w:rPr>
+              <w:t xml:space="preserve">domain_data_model</w:t>
+            </w:r>
+            <w:r>
+              <w:t xml:space="preserve"> </w:t>
+            </w:r>
+            <w:r>
+              <w:t xml:space="preserve">(도메인 모델)</w:t>
+            </w:r>
+          </w:p>
+        </w:tc>
+        <w:tc>
+          <w:tcPr/>
+          <w:p>
+            <w:pPr>
+              <w:pStyle w:val="Compact"/>
+            </w:pPr>
+            <w:r>
+              <w:t xml:space="preserve">(1) Entities, attributes, relationships · (2) Identity &amp; uniqueness rules · (3) Lifecycle / state transitions · (4) Data volume / scale assumptions</w:t>
+            </w:r>
+          </w:p>
+        </w:tc>
+      </w:tr>
+      <w:tr>
+        <w:tc>
+          <w:tcPr/>
+          <w:p>
+            <w:pPr>
+              <w:pStyle w:val="Compact"/>
+            </w:pPr>
+            <w:r>
+              <w:t xml:space="preserve">3</w:t>
+            </w:r>
+          </w:p>
+        </w:tc>
+        <w:tc>
+          <w:tcPr/>
+          <w:p>
+            <w:pPr>
+              <w:pStyle w:val="Compact"/>
+            </w:pPr>
+            <w:r>
+              <w:rPr>
+                <w:rStyle w:val="VerbatimChar"/>
+              </w:rPr>
+              <w:t xml:space="preserve">interaction_flow</w:t>
+            </w:r>
+            <w:r>
+              <w:t xml:space="preserve"> </w:t>
+            </w:r>
+            <w:r>
+              <w:t xml:space="preserve">(UX 흐름)</w:t>
+            </w:r>
+          </w:p>
+        </w:tc>
+        <w:tc>
+          <w:tcPr/>
+          <w:p>
+            <w:pPr>
+              <w:pStyle w:val="Compact"/>
+            </w:pPr>
+            <w:r>
+              <w:t xml:space="preserve">(1) Critical user journeys / sequences · (2) Error / empty / loading states · (3) Accessibility or localization notes</w:t>
+            </w:r>
+          </w:p>
+        </w:tc>
+      </w:tr>
+      <w:tr>
+        <w:tc>
+          <w:tcPr/>
+          <w:p>
+            <w:pPr>
+              <w:pStyle w:val="Compact"/>
+            </w:pPr>
+            <w:r>
+              <w:t xml:space="preserve">4</w:t>
+            </w:r>
+          </w:p>
+        </w:tc>
+        <w:tc>
+          <w:tcPr/>
+          <w:p>
+            <w:pPr>
+              <w:pStyle w:val="Compact"/>
+            </w:pPr>
+            <w:r>
+              <w:rPr>
+                <w:rStyle w:val="VerbatimChar"/>
+              </w:rPr>
+              <w:t xml:space="preserve">non_functional</w:t>
+            </w:r>
+            <w:r>
+              <w:t xml:space="preserve"> </w:t>
+            </w:r>
+            <w:r>
+              <w:t xml:space="preserve">(비기능)</w:t>
+            </w:r>
+          </w:p>
+        </w:tc>
+        <w:tc>
+          <w:tcPr/>
+          <w:p>
+            <w:pPr>
+              <w:pStyle w:val="Compact"/>
+            </w:pPr>
+            <w:r>
+              <w:t xml:space="preserve">(1) Performance (latency, throughput) · (2) Scalability · (3) Reliability &amp; availability · (4) Observability · (5) Security &amp; privacy · (6) Compliance / regulatory</w:t>
+            </w:r>
+          </w:p>
+        </w:tc>
+      </w:tr>
+      <w:tr>
+        <w:tc>
+          <w:tcPr/>
+          <w:p>
+            <w:pPr>
+              <w:pStyle w:val="Compact"/>
+            </w:pPr>
+            <w:r>
+              <w:t xml:space="preserve">5</w:t>
+            </w:r>
+          </w:p>
+        </w:tc>
+        <w:tc>
+          <w:tcPr/>
+          <w:p>
+            <w:pPr>
+              <w:pStyle w:val="Compact"/>
+            </w:pPr>
+            <w:r>
+              <w:rPr>
+                <w:rStyle w:val="VerbatimChar"/>
+              </w:rPr>
+              <w:t xml:space="preserve">integration_dependencies</w:t>
+            </w:r>
+            <w:r>
+              <w:t xml:space="preserve"> </w:t>
+            </w:r>
+            <w:r>
+              <w:t xml:space="preserve">(외부 연동)</w:t>
+            </w:r>
+          </w:p>
+        </w:tc>
+        <w:tc>
+          <w:tcPr/>
+          <w:p>
+            <w:pPr>
+              <w:pStyle w:val="Compact"/>
+            </w:pPr>
+            <w:r>
+              <w:t xml:space="preserve">(1) External services / APIs &amp; failure modes · (2) Data import / export formats · (3) Protocol / versioning assumptions</w:t>
+            </w:r>
+          </w:p>
+        </w:tc>
+      </w:tr>
+      <w:tr>
+        <w:tc>
+          <w:tcPr/>
+          <w:p>
+            <w:pPr>
+              <w:pStyle w:val="Compact"/>
+            </w:pPr>
+            <w:r>
+              <w:t xml:space="preserve">6</w:t>
+            </w:r>
+          </w:p>
+        </w:tc>
+        <w:tc>
+          <w:tcPr/>
+          <w:p>
+            <w:pPr>
+              <w:pStyle w:val="Compact"/>
+            </w:pPr>
+            <w:r>
+              <w:rPr>
+                <w:rStyle w:val="VerbatimChar"/>
+              </w:rPr>
+              <w:t xml:space="preserve">edge_cases</w:t>
+            </w:r>
+            <w:r>
+              <w:t xml:space="preserve"> </w:t>
+            </w:r>
+            <w:r>
+              <w:t xml:space="preserve">(엣지 케이스)</w:t>
+            </w:r>
+          </w:p>
+        </w:tc>
+        <w:tc>
+          <w:tcPr/>
+          <w:p>
+            <w:pPr>
+              <w:pStyle w:val="Compact"/>
+            </w:pPr>
+            <w:r>
+              <w:t xml:space="preserve">(1) Negative scenarios · (2) Rate limiting / throttling · (3) Conflict resolution (concurrent edits)</w:t>
+            </w:r>
+          </w:p>
+        </w:tc>
+      </w:tr>
+      <w:tr>
+        <w:tc>
+          <w:tcPr/>
+          <w:p>
+            <w:pPr>
+              <w:pStyle w:val="Compact"/>
+            </w:pPr>
+            <w:r>
+              <w:t xml:space="preserve">7</w:t>
+            </w:r>
+          </w:p>
+        </w:tc>
+        <w:tc>
+          <w:tcPr/>
+          <w:p>
+            <w:pPr>
+              <w:pStyle w:val="Compact"/>
+            </w:pPr>
+            <w:r>
+              <w:rPr>
+                <w:rStyle w:val="VerbatimChar"/>
+              </w:rPr>
+              <w:t xml:space="preserve">constraints_tradeoffs</w:t>
+            </w:r>
+            <w:r>
+              <w:t xml:space="preserve"> </w:t>
+            </w:r>
+            <w:r>
+              <w:t xml:space="preserve">(제약·트레이드오프)</w:t>
+            </w:r>
+          </w:p>
+        </w:tc>
+        <w:tc>
+          <w:tcPr/>
+          <w:p>
+            <w:pPr>
+              <w:pStyle w:val="Compact"/>
+            </w:pPr>
+            <w:r>
+              <w:t xml:space="preserve">(1) Technical constraints (language, storage, hosting) · (2) Explicit tradeoffs or rejected alternatives</w:t>
+            </w:r>
+          </w:p>
+        </w:tc>
+      </w:tr>
+      <w:tr>
+        <w:tc>
+          <w:tcPr/>
+          <w:p>
+            <w:pPr>
+              <w:pStyle w:val="Compact"/>
+            </w:pPr>
+            <w:r>
+              <w:t xml:space="preserve">8</w:t>
+            </w:r>
+          </w:p>
+        </w:tc>
+        <w:tc>
+          <w:tcPr/>
+          <w:p>
+            <w:pPr>
+              <w:pStyle w:val="Compact"/>
+            </w:pPr>
+            <w:r>
+              <w:rPr>
+                <w:rStyle w:val="VerbatimChar"/>
+              </w:rPr>
+              <w:t xml:space="preserve">terminology</w:t>
+            </w:r>
+            <w:r>
+              <w:t xml:space="preserve"> </w:t>
+            </w:r>
+            <w:r>
+              <w:t xml:space="preserve">(용어 일관성)</w:t>
+            </w:r>
+          </w:p>
+        </w:tc>
+        <w:tc>
+          <w:tcPr/>
+          <w:p>
+            <w:pPr>
+              <w:pStyle w:val="Compact"/>
+            </w:pPr>
+            <w:r>
+              <w:t xml:space="preserve">(1) Canonical glossary terms · (2) Avoided synonyms / deprecated terms</w:t>
+            </w:r>
+          </w:p>
+        </w:tc>
+      </w:tr>
+      <w:tr>
+        <w:tc>
+          <w:tcPr/>
+          <w:p>
+            <w:pPr>
+              <w:pStyle w:val="Compact"/>
+            </w:pPr>
+            <w:r>
+              <w:t xml:space="preserve">9</w:t>
+            </w:r>
+          </w:p>
+        </w:tc>
+        <w:tc>
+          <w:tcPr/>
+          <w:p>
+            <w:pPr>
+              <w:pStyle w:val="Compact"/>
+            </w:pPr>
+            <w:r>
+              <w:rPr>
+                <w:rStyle w:val="VerbatimChar"/>
+              </w:rPr>
+              <w:t xml:space="preserve">completion_signals</w:t>
+            </w:r>
+            <w:r>
+              <w:t xml:space="preserve"> </w:t>
+            </w:r>
+            <w:r>
+              <w:t xml:space="preserve">(완료 신호)</w:t>
+            </w:r>
+          </w:p>
+        </w:tc>
+        <w:tc>
+          <w:tcPr/>
+          <w:p>
+            <w:pPr>
+              <w:pStyle w:val="Compact"/>
+            </w:pPr>
+            <w:r>
+              <w:t xml:space="preserve">(1) Acceptance criteria testability · (2) Measurable Definition of Done indicators</w:t>
+            </w:r>
+          </w:p>
+        </w:tc>
+      </w:tr>
+      <w:tr>
+        <w:tc>
+          <w:tcPr/>
+          <w:p>
+            <w:pPr>
+              <w:pStyle w:val="Compact"/>
+            </w:pPr>
+            <w:r>
+              <w:t xml:space="preserve">10</w:t>
+            </w:r>
+          </w:p>
+        </w:tc>
+        <w:tc>
+          <w:tcPr/>
+          <w:p>
+            <w:pPr>
+              <w:pStyle w:val="Compact"/>
+            </w:pPr>
+            <w:r>
+              <w:rPr>
+                <w:rStyle w:val="VerbatimChar"/>
+              </w:rPr>
+              <w:t xml:space="preserve">misc_placeholders</w:t>
+            </w:r>
+            <w:r>
+              <w:t xml:space="preserve"> </w:t>
+            </w:r>
+            <w:r>
+              <w:t xml:space="preserve">(미해결 / 플레이스홀더)</w:t>
+            </w:r>
+          </w:p>
+        </w:tc>
+        <w:tc>
+          <w:tcPr/>
+          <w:p>
+            <w:pPr>
+              <w:pStyle w:val="Compact"/>
+            </w:pPr>
+            <w:r>
+              <w:t xml:space="preserve">(1) TODO markers / unresolved decisions · (2) Ambiguous adjectives (</w:t>
+            </w:r>
+            <w:r>
+              <w:t xml:space="preserve">“robust”</w:t>
+            </w:r>
+            <w:r>
+              <w:t xml:space="preserve">,</w:t>
+            </w:r>
+            <w:r>
+              <w:t xml:space="preserve"> </w:t>
+            </w:r>
+            <w:r>
+              <w:t xml:space="preserve">“intuitive”</w:t>
+            </w:r>
+            <w:r>
+              <w:t xml:space="preserve">) lacking quantification</w:t>
+            </w:r>
+          </w:p>
+        </w:tc>
+      </w:tr>
+    </w:tbl>
+    <w:p>
+      <w:pPr>
+        <w:pStyle w:val="BodyText"/>
+      </w:pPr>
+      <w:r>
+        <w:t xml:space="preserve">레이더 차트의 10개 축은 위 1~10에 1:1 매핑됩니다. 세부 기준 30개는 딥</w:t>
+      </w:r>
+      <w:r>
+        <w:t xml:space="preserve"> </w:t>
+      </w:r>
+      <w:r>
+        <w:t xml:space="preserve">에이전트가 system_prompt에 verbatim으로 받아 스캔 시 내부 코버리지 맵으로</w:t>
+      </w:r>
+      <w:r>
+        <w:t xml:space="preserve"> </w:t>
+      </w:r>
+      <w:r>
+        <w:t xml:space="preserve">활용합니다 (사용자에게 직접 노출되진 않지만, 질문이 어떤 세부 영역에서</w:t>
+      </w:r>
+      <w:r>
+        <w:t xml:space="preserve"> </w:t>
+      </w:r>
+      <w:r>
+        <w:t xml:space="preserve">나왔는지 결정합니다).</w:t>
+      </w:r>
+    </w:p>
+    <w:bookmarkEnd w:id="10"/>
+    <w:bookmarkStart w:id="11" w:name="그-외-핵심-개념"/>
+    <w:p>
+      <w:pPr>
+        <w:pStyle w:val="Heading2"/>
+      </w:pPr>
+      <w:r>
+        <w:t xml:space="preserve">2.2 그 외 핵심 개념</w:t>
       </w:r>
     </w:p>
     <w:tbl>
@@ -391,166 +1020,6 @@
                 <w:b/>
                 <w:bCs/>
               </w:rPr>
-              <w:t xml:space="preserve">모호성 분류 체계</w:t>
-            </w:r>
-          </w:p>
-        </w:tc>
-        <w:tc>
-          <w:tcPr/>
-          <w:p>
-            <w:pPr>
-              <w:pStyle w:val="Compact"/>
-            </w:pPr>
-            <w:r>
-              <w:t xml:space="preserve">SpecKit</w:t>
-            </w:r>
-            <w:r>
-              <w:t xml:space="preserve"> </w:t>
-            </w:r>
-            <w:r>
-              <w:rPr>
-                <w:rStyle w:val="VerbatimChar"/>
-              </w:rPr>
-              <w:t xml:space="preserve">/speckit-clarify</w:t>
-            </w:r>
-            <w:r>
-              <w:t xml:space="preserve"> </w:t>
-            </w:r>
-            <w:r>
-              <w:t xml:space="preserve">스킬의 10개 카테고리:</w:t>
-            </w:r>
-            <w:r>
-              <w:t xml:space="preserve"> </w:t>
-            </w:r>
-            <w:r>
-              <w:rPr>
-                <w:rStyle w:val="VerbatimChar"/>
-              </w:rPr>
-              <w:t xml:space="preserve">functional_scope</w:t>
-            </w:r>
-            <w:r>
-              <w:t xml:space="preserve">,</w:t>
-            </w:r>
-            <w:r>
-              <w:t xml:space="preserve"> </w:t>
-            </w:r>
-            <w:r>
-              <w:rPr>
-                <w:rStyle w:val="VerbatimChar"/>
-              </w:rPr>
-              <w:t xml:space="preserve">domain_data_model</w:t>
-            </w:r>
-            <w:r>
-              <w:t xml:space="preserve">,</w:t>
-            </w:r>
-            <w:r>
-              <w:t xml:space="preserve"> </w:t>
-            </w:r>
-            <w:r>
-              <w:rPr>
-                <w:rStyle w:val="VerbatimChar"/>
-              </w:rPr>
-              <w:t xml:space="preserve">interaction_flow</w:t>
-            </w:r>
-            <w:r>
-              <w:t xml:space="preserve">,</w:t>
-            </w:r>
-            <w:r>
-              <w:t xml:space="preserve"> </w:t>
-            </w:r>
-            <w:r>
-              <w:rPr>
-                <w:rStyle w:val="VerbatimChar"/>
-              </w:rPr>
-              <w:t xml:space="preserve">non_functional</w:t>
-            </w:r>
-            <w:r>
-              <w:t xml:space="preserve">,</w:t>
-            </w:r>
-            <w:r>
-              <w:t xml:space="preserve"> </w:t>
-            </w:r>
-            <w:r>
-              <w:rPr>
-                <w:rStyle w:val="VerbatimChar"/>
-              </w:rPr>
-              <w:t xml:space="preserve">integration_dependencies</w:t>
-            </w:r>
-            <w:r>
-              <w:t xml:space="preserve">,</w:t>
-            </w:r>
-            <w:r>
-              <w:t xml:space="preserve"> </w:t>
-            </w:r>
-            <w:r>
-              <w:rPr>
-                <w:rStyle w:val="VerbatimChar"/>
-              </w:rPr>
-              <w:t xml:space="preserve">edge_cases</w:t>
-            </w:r>
-            <w:r>
-              <w:t xml:space="preserve">,</w:t>
-            </w:r>
-            <w:r>
-              <w:t xml:space="preserve"> </w:t>
-            </w:r>
-            <w:r>
-              <w:rPr>
-                <w:rStyle w:val="VerbatimChar"/>
-              </w:rPr>
-              <w:t xml:space="preserve">constraints_tradeoffs</w:t>
-            </w:r>
-            <w:r>
-              <w:t xml:space="preserve">,</w:t>
-            </w:r>
-            <w:r>
-              <w:t xml:space="preserve"> </w:t>
-            </w:r>
-            <w:r>
-              <w:rPr>
-                <w:rStyle w:val="VerbatimChar"/>
-              </w:rPr>
-              <w:t xml:space="preserve">terminology</w:t>
-            </w:r>
-            <w:r>
-              <w:t xml:space="preserve">,</w:t>
-            </w:r>
-            <w:r>
-              <w:t xml:space="preserve"> </w:t>
-            </w:r>
-            <w:r>
-              <w:rPr>
-                <w:rStyle w:val="VerbatimChar"/>
-              </w:rPr>
-              <w:t xml:space="preserve">completion_signals</w:t>
-            </w:r>
-            <w:r>
-              <w:t xml:space="preserve">,</w:t>
-            </w:r>
-            <w:r>
-              <w:t xml:space="preserve"> </w:t>
-            </w:r>
-            <w:r>
-              <w:rPr>
-                <w:rStyle w:val="VerbatimChar"/>
-              </w:rPr>
-              <w:t xml:space="preserve">misc_placeholders</w:t>
-            </w:r>
-          </w:p>
-        </w:tc>
-      </w:tr>
-      <w:tr>
-        <w:tc>
-          <w:tcPr/>
-          <w:p>
-            <w:pPr>
-              <w:pStyle w:val="Compact"/>
-            </w:pPr>
-            <w:r>
-              <w:rPr>
-                <w:b/>
-                <w:bCs/>
-              </w:rPr>
               <w:t xml:space="preserve">질문 큐 (Question Queue)</w:t>
             </w:r>
           </w:p>
@@ -793,8 +1262,9 @@
         <w:t xml:space="preserve">mutate)</w:t>
       </w:r>
     </w:p>
-    <w:bookmarkEnd w:id="10"/>
-    <w:bookmarkStart w:id="11" w:name="ui-구조"/>
+    <w:bookmarkEnd w:id="11"/>
+    <w:bookmarkEnd w:id="12"/>
+    <w:bookmarkStart w:id="17" w:name="ui-구조"/>
     <w:p>
       <w:pPr>
         <w:pStyle w:val="Heading1"/>
@@ -808,7 +1278,7 @@
         <w:pStyle w:val="FirstParagraph"/>
       </w:pPr>
       <w:r>
-        <w:t xml:space="preserve">Requirements 탭은 세 영역으로 나뉘어 명확화를 자연스럽게 흡수합니다.</w:t>
+        <w:t xml:space="preserve">Requirements 탭은 네 영역으로 나뉘어 명확화를 자연스럽게 흡수합니다.</w:t>
       </w:r>
     </w:p>
     <w:p>
@@ -858,51 +1328,52 @@
           <w:b/>
           <w:bCs/>
         </w:rPr>
-        <w:t xml:space="preserve">우상단 디테일 패널</w:t>
-      </w:r>
-      <w:r>
-        <w:t xml:space="preserve"> </w:t>
-      </w:r>
-      <w:r>
-        <w:t xml:space="preserve">— UserStory를 클릭하면 열리며,</w:t>
-      </w:r>
-      <w:r>
-        <w:t xml:space="preserve"> </w:t>
-      </w:r>
-      <w:r>
-        <w:rPr>
-          <w:b/>
-          <w:bCs/>
-        </w:rPr>
-        <w:t xml:space="preserve">개요</w:t>
-      </w:r>
-      <w:r>
-        <w:t xml:space="preserve"> </w:t>
-      </w:r>
-      <w:r>
-        <w:t xml:space="preserve">/</w:t>
-      </w:r>
-      <w:r>
-        <w:t xml:space="preserve"> </w:t>
-      </w:r>
-      <w:r>
-        <w:rPr>
-          <w:b/>
-          <w:bCs/>
-        </w:rPr>
-        <w:t xml:space="preserve">명확화</w:t>
-      </w:r>
-      <w:r>
-        <w:t xml:space="preserve"> </w:t>
-      </w:r>
-      <w:r>
-        <w:t xml:space="preserve">두 탭으로 구성됩니다. 모든 명확화 작업은 이 패널 안에서</w:t>
-      </w:r>
-      <w:r>
-        <w:t xml:space="preserve"> </w:t>
-      </w:r>
-      <w:r>
-        <w:t xml:space="preserve">완결되며 별도 오버레이/팝업이 뜨지 않습니다.</w:t>
+        <w:t xml:space="preserve">우상단 디테일 패널 — 명확화 대시보드 (레이더 차트)</w:t>
+      </w:r>
+      <w:r>
+        <w:t xml:space="preserve"> </w:t>
+      </w:r>
+      <w:r>
+        <w:t xml:space="preserve">— 아직 어떤</w:t>
+      </w:r>
+      <w:r>
+        <w:t xml:space="preserve"> </w:t>
+      </w:r>
+      <w:r>
+        <w:t xml:space="preserve">UserStory도 선택하지 않은 상태에서는 SpecKit</w:t>
+      </w:r>
+      <w:r>
+        <w:t xml:space="preserve"> </w:t>
+      </w:r>
+      <w:r>
+        <w:rPr>
+          <w:rStyle w:val="VerbatimChar"/>
+        </w:rPr>
+        <w:t xml:space="preserve">clarify</w:t>
+      </w:r>
+      <w:r>
+        <w:t xml:space="preserve"> </w:t>
+      </w:r>
+      <w:r>
+        <w:t xml:space="preserve">분류 체계의</w:t>
+      </w:r>
+      <w:r>
+        <w:t xml:space="preserve"> </w:t>
+      </w:r>
+      <w:r>
+        <w:t xml:space="preserve">10개 카테고리(축)별 명확화율을 한눈에 보여주는 레이더 차트가</w:t>
+      </w:r>
+      <w:r>
+        <w:t xml:space="preserve"> </w:t>
+      </w:r>
+      <w:r>
+        <w:t xml:space="preserve">표시됩니다. 어느 카테고리가 약한지·전체 명확화율(예: 85%)이 얼마인지</w:t>
+      </w:r>
+      <w:r>
+        <w:t xml:space="preserve"> </w:t>
+      </w:r>
+      <w:r>
+        <w:t xml:space="preserve">바로 파악할 수 있습니다.</w:t>
       </w:r>
     </w:p>
     <w:p>
@@ -918,6 +1389,66 @@
           <w:b/>
           <w:bCs/>
         </w:rPr>
+        <w:t xml:space="preserve">우상단 디테일 패널 — UserStory 상세</w:t>
+      </w:r>
+      <w:r>
+        <w:t xml:space="preserve"> </w:t>
+      </w:r>
+      <w:r>
+        <w:t xml:space="preserve">— UserStory를 클릭하면 열리며,</w:t>
+      </w:r>
+      <w:r>
+        <w:t xml:space="preserve"> </w:t>
+      </w:r>
+      <w:r>
+        <w:rPr>
+          <w:b/>
+          <w:bCs/>
+        </w:rPr>
+        <w:t xml:space="preserve">개요</w:t>
+      </w:r>
+      <w:r>
+        <w:t xml:space="preserve"> </w:t>
+      </w:r>
+      <w:r>
+        <w:t xml:space="preserve">/</w:t>
+      </w:r>
+      <w:r>
+        <w:t xml:space="preserve"> </w:t>
+      </w:r>
+      <w:r>
+        <w:rPr>
+          <w:b/>
+          <w:bCs/>
+        </w:rPr>
+        <w:t xml:space="preserve">명확화</w:t>
+      </w:r>
+      <w:r>
+        <w:t xml:space="preserve"> </w:t>
+      </w:r>
+      <w:r>
+        <w:t xml:space="preserve">두 탭으로 구성됩니다. 모든 명확화 작업은 이 패널</w:t>
+      </w:r>
+      <w:r>
+        <w:t xml:space="preserve"> </w:t>
+      </w:r>
+      <w:r>
+        <w:t xml:space="preserve">안에서 완결되며 별도 오버레이/팝업이 뜨지 않습니다.</w:t>
+      </w:r>
+    </w:p>
+    <w:p>
+      <w:pPr>
+        <w:pStyle w:val="Compact"/>
+        <w:numPr>
+          <w:ilvl w:val="0"/>
+          <w:numId w:val="1002"/>
+        </w:numPr>
+      </w:pPr>
+      <w:r>
+        <w:rPr>
+          <w:b/>
+          <w:bCs/>
+        </w:rPr>
         <w:t xml:space="preserve">상단 툴바</w:t>
       </w:r>
       <w:r>
@@ -946,17 +1477,22 @@
         <w:t xml:space="preserve"> </w:t>
       </w:r>
       <w:r>
-        <w:t xml:space="preserve">한 번에 스캔하면, 결과 배지가 영향받는 UserStory들에 자동 부착됩니다.</w:t>
-      </w:r>
-    </w:p>
-    <w:bookmarkEnd w:id="11"/>
-    <w:bookmarkStart w:id="15" w:name="트리의-모호성-배지"/>
-    <w:p>
-      <w:pPr>
-        <w:pStyle w:val="Heading1"/>
-      </w:pPr>
-      <w:r>
-        <w:t xml:space="preserve">4. 트리의 모호성 배지</w:t>
+        <w:t xml:space="preserve">한 번에 스캔하면, 결과 배지가 영향받는 UserStory들에 자동 부착되고</w:t>
+      </w:r>
+      <w:r>
+        <w:t xml:space="preserve"> </w:t>
+      </w:r>
+      <w:r>
+        <w:t xml:space="preserve">레이더 차트가 새 점수로 즉시 갱신됩니다.</w:t>
+      </w:r>
+    </w:p>
+    <w:bookmarkStart w:id="16" w:name="명확화-레이더-차트-clarity-radar"/>
+    <w:p>
+      <w:pPr>
+        <w:pStyle w:val="Heading2"/>
+      </w:pPr>
+      <w:r>
+        <w:t xml:space="preserve">3.1 명확화 레이더 차트 (Clarity Radar)</w:t>
       </w:r>
     </w:p>
     <w:p>
@@ -964,7 +1500,22 @@
         <w:pStyle w:val="FirstParagraph"/>
       </w:pPr>
       <w:r>
-        <w:t xml:space="preserve">직전 스캔이 모호하다고 판정한 UserStory에는 트리 행에 노란색</w:t>
+        <w:t xml:space="preserve">SpecKit</w:t>
+      </w:r>
+      <w:r>
+        <w:t xml:space="preserve"> </w:t>
+      </w:r>
+      <w:r>
+        <w:rPr>
+          <w:rStyle w:val="VerbatimChar"/>
+        </w:rPr>
+        <w:t xml:space="preserve">clarify</w:t>
+      </w:r>
+      <w:r>
+        <w:t xml:space="preserve"> </w:t>
+      </w:r>
+      <w:r>
+        <w:t xml:space="preserve">SKILL.md가 정의하는</w:t>
       </w:r>
       <w:r>
         <w:t xml:space="preserve"> </w:t>
@@ -974,22 +1525,52 @@
           <w:b/>
           <w:bCs/>
         </w:rPr>
-        <w:t xml:space="preserve">❓N 배지</w:t>
-      </w:r>
-      <w:r>
-        <w:t xml:space="preserve">가</w:t>
-      </w:r>
-      <w:r>
-        <w:t xml:space="preserve"> </w:t>
-      </w:r>
-      <w:r>
-        <w:t xml:space="preserve">표시됩니다. N은 해당 요구사항을 다루는 질문 개수입니다. 배지의 툴팁에 어떤</w:t>
-      </w:r>
-      <w:r>
-        <w:t xml:space="preserve"> </w:t>
-      </w:r>
-      <w:r>
-        <w:t xml:space="preserve">모호성 카테고리들이 발견됐는지 표시됩니다.</w:t>
+        <w:t xml:space="preserve">10개의 모호성 분류 체계</w:t>
+      </w:r>
+      <w:r>
+        <w:t xml:space="preserve">를 한</w:t>
+      </w:r>
+      <w:r>
+        <w:t xml:space="preserve"> </w:t>
+      </w:r>
+      <w:r>
+        <w:t xml:space="preserve">화면에서 모니터링합니다. 각 축이 한 카테고리(예:</w:t>
+      </w:r>
+      <w:r>
+        <w:t xml:space="preserve"> </w:t>
+      </w:r>
+      <w:r>
+        <w:rPr>
+          <w:rStyle w:val="VerbatimChar"/>
+        </w:rPr>
+        <w:t xml:space="preserve">non_functional</w:t>
+      </w:r>
+      <w:r>
+        <w:t xml:space="preserve">,</w:t>
+      </w:r>
+      <w:r>
+        <w:t xml:space="preserve"> </w:t>
+      </w:r>
+      <w:r>
+        <w:rPr>
+          <w:rStyle w:val="VerbatimChar"/>
+        </w:rPr>
+        <w:t xml:space="preserve">edge_cases</w:t>
+      </w:r>
+      <w:r>
+        <w:t xml:space="preserve">)이며, 축 위의 점이 가장자리에 가까울수록 그 카테고리가</w:t>
+      </w:r>
+      <w:r>
+        <w:t xml:space="preserve"> </w:t>
+      </w:r>
+      <w:r>
+        <w:t xml:space="preserve">명확합니다. 데이터 점이 안쪽으로 들어가면 해당 영역에 모호한 요구사항이</w:t>
+      </w:r>
+      <w:r>
+        <w:t xml:space="preserve"> </w:t>
+      </w:r>
+      <w:r>
+        <w:t xml:space="preserve">존재한다는 신호입니다.</w:t>
       </w:r>
     </w:p>
     <w:p>
@@ -1001,18 +1582,18 @@
           <wp:inline>
             <wp:extent cx="5334000" cy="3200400"/>
             <wp:effectExtent b="0" l="0" r="0" t="0"/>
-            <wp:docPr descr="트리 — us-fast 행에 ❓1 배지, us-clear 행에는 배지 없음" title="" id="13" name="Picture"/>
+            <wp:docPr descr="명확화 레이더 차트 — 비기능 축이 50%로 함몰 (1건 모호)" title="" id="14" name="Picture"/>
             <a:graphic>
               <a:graphicData uri="http://schemas.openxmlformats.org/drawingml/2006/picture">
                 <pic:pic>
                   <pic:nvPicPr>
-                    <pic:cNvPr descr="images/01-tree-badge.png" id="14" name="Picture"/>
+                    <pic:cNvPr descr="images/00-clarity-radar.png" id="15" name="Picture"/>
                     <pic:cNvPicPr>
                       <a:picLocks noChangeArrowheads="1" noChangeAspect="1"/>
                     </pic:cNvPicPr>
                   </pic:nvPicPr>
                   <pic:blipFill>
-                    <a:blip r:embed="rId12"/>
+                    <a:blip r:embed="rId13"/>
                     <a:stretch>
                       <a:fillRect/>
                     </a:stretch>
@@ -1044,45 +1625,7 @@
         <w:pStyle w:val="ImageCaption"/>
       </w:pPr>
       <w:r>
-        <w:t xml:space="preserve">트리 —</w:t>
-      </w:r>
-      <w:r>
-        <w:t xml:space="preserve"> </w:t>
-      </w:r>
-      <w:r>
-        <w:rPr>
-          <w:rStyle w:val="VerbatimChar"/>
-        </w:rPr>
-        <w:t xml:space="preserve">us-fast</w:t>
-      </w:r>
-      <w:r>
-        <w:t xml:space="preserve"> </w:t>
-      </w:r>
-      <w:r>
-        <w:t xml:space="preserve">행에 ❓1 배지,</w:t>
-      </w:r>
-      <w:r>
-        <w:t xml:space="preserve"> </w:t>
-      </w:r>
-      <w:r>
-        <w:rPr>
-          <w:rStyle w:val="VerbatimChar"/>
-        </w:rPr>
-        <w:t xml:space="preserve">us-clear</w:t>
-      </w:r>
-      <w:r>
-        <w:t xml:space="preserve"> </w:t>
-      </w:r>
-      <w:r>
-        <w:t xml:space="preserve">행에는 배지 없음</w:t>
-      </w:r>
-    </w:p>
-    <w:p>
-      <w:pPr>
-        <w:pStyle w:val="BodyText"/>
-      </w:pPr>
-      <w:r>
-        <w:t xml:space="preserve">스크린샷 비교:</w:t>
+        <w:t xml:space="preserve">명확화 레이더 차트 — 비기능 축이 50%로 함몰 (1건 모호)</w:t>
       </w:r>
     </w:p>
     <w:p>
@@ -1094,44 +1637,20 @@
         </w:numPr>
       </w:pPr>
       <w:r>
-        <w:t xml:space="preserve">위 행</w:t>
-      </w:r>
-      <w:r>
-        <w:t xml:space="preserve"> </w:t>
-      </w:r>
-      <w:r>
-        <w:rPr>
-          <w:i/>
-          <w:iCs/>
-        </w:rPr>
-        <w:t xml:space="preserve">“주문을 빠르게 검색하고 싶다”</w:t>
-      </w:r>
-      <w:r>
-        <w:t xml:space="preserve"> </w:t>
-      </w:r>
-      <w:r>
-        <w:t xml:space="preserve">—</w:t>
-      </w:r>
-      <w:r>
-        <w:t xml:space="preserve"> </w:t>
-      </w:r>
-      <w:r>
-        <w:rPr>
-          <w:rStyle w:val="VerbatimChar"/>
-        </w:rPr>
-        <w:t xml:space="preserve">❓ 1</w:t>
-      </w:r>
-      <w:r>
-        <w:t xml:space="preserve"> </w:t>
-      </w:r>
-      <w:r>
-        <w:t xml:space="preserve">배지. 측정 가능한 NFR(목표</w:t>
-      </w:r>
-      <w:r>
-        <w:t xml:space="preserve"> </w:t>
-      </w:r>
-      <w:r>
-        <w:t xml:space="preserve">응답 시간) 미명세로 직전 스캔에서 모호성 판정.</w:t>
+        <w:rPr>
+          <w:b/>
+          <w:bCs/>
+        </w:rPr>
+        <w:t xml:space="preserve">중앙의 큰 숫자(%)</w:t>
+      </w:r>
+      <w:r>
+        <w:t xml:space="preserve">: 10개 축의 평균 점수. 80% 이상은 초록, 50~79%는</w:t>
+      </w:r>
+      <w:r>
+        <w:t xml:space="preserve"> </w:t>
+      </w:r>
+      <w:r>
+        <w:t xml:space="preserve">황색, 50% 미만은 적색으로 표시.</w:t>
       </w:r>
     </w:p>
     <w:p>
@@ -1143,159 +1662,216 @@
         </w:numPr>
       </w:pPr>
       <w:r>
-        <w:t xml:space="preserve">아래 행</w:t>
-      </w:r>
-      <w:r>
-        <w:t xml:space="preserve"> </w:t>
-      </w:r>
-      <w:r>
-        <w:rPr>
-          <w:i/>
-          <w:iCs/>
-        </w:rPr>
-        <w:t xml:space="preserve">“주문 ID·고객 ID·주문일 4개 필터로 검색한다”</w:t>
-      </w:r>
-      <w:r>
-        <w:t xml:space="preserve"> </w:t>
-      </w:r>
-      <w:r>
-        <w:t xml:space="preserve">— 배지 없음. 같은</w:t>
-      </w:r>
-      <w:r>
-        <w:t xml:space="preserve"> </w:t>
-      </w:r>
-      <w:r>
-        <w:t xml:space="preserve">영역이지만 검색 키·NFR(p95 1초)·결과 0건 처리 모두 명세되어 있어 스캔</w:t>
-      </w:r>
-      <w:r>
-        <w:t xml:space="preserve"> </w:t>
-      </w:r>
-      <w:r>
-        <w:t xml:space="preserve">통과.</w:t>
-      </w:r>
-    </w:p>
-    <w:p>
-      <w:pPr>
-        <w:pStyle w:val="FirstParagraph"/>
-      </w:pPr>
-      <w:r>
-        <w:t xml:space="preserve">배지는</w:t>
-      </w:r>
-      <w:r>
-        <w:t xml:space="preserve"> </w:t>
-      </w:r>
-      <w:r>
-        <w:rPr>
-          <w:rStyle w:val="VerbatimChar"/>
-        </w:rPr>
-        <w:t xml:space="preserve">/apply</w:t>
-      </w:r>
-      <w:r>
-        <w:t xml:space="preserve"> </w:t>
-      </w:r>
-      <w:r>
-        <w:t xml:space="preserve">또는</w:t>
-      </w:r>
-      <w:r>
-        <w:t xml:space="preserve"> </w:t>
-      </w:r>
-      <w:r>
-        <w:rPr>
-          <w:rStyle w:val="VerbatimChar"/>
-        </w:rPr>
-        <w:t xml:space="preserve">/revert</w:t>
-      </w:r>
-      <w:r>
-        <w:t xml:space="preserve">가 수행되면 자동으로 사라집니다.</w:t>
-      </w:r>
-    </w:p>
-    <w:bookmarkEnd w:id="15"/>
-    <w:bookmarkStart w:id="19" w:name="명확화-탭-detail-panel"/>
-    <w:p>
-      <w:pPr>
-        <w:pStyle w:val="Heading1"/>
-      </w:pPr>
-      <w:r>
-        <w:t xml:space="preserve">5. 명확화 탭 (Detail Panel)</w:t>
-      </w:r>
-    </w:p>
-    <w:p>
-      <w:pPr>
-        <w:pStyle w:val="FirstParagraph"/>
-      </w:pPr>
-      <w:r>
-        <w:t xml:space="preserve">UserStory 행을</w:t>
-      </w:r>
-      <w:r>
-        <w:t xml:space="preserve"> </w:t>
-      </w:r>
-      <w:r>
         <w:rPr>
           <w:b/>
           <w:bCs/>
         </w:rPr>
-        <w:t xml:space="preserve">클릭</w:t>
-      </w:r>
-      <w:r>
-        <w:t xml:space="preserve">하면 우상단에 디테일 패널이 열립니다. 모호성 배지가</w:t>
-      </w:r>
-      <w:r>
-        <w:t xml:space="preserve"> </w:t>
-      </w:r>
-      <w:r>
-        <w:t xml:space="preserve">붙어 있던 요구사항은 자동으로</w:t>
-      </w:r>
-      <w:r>
-        <w:t xml:space="preserve"> </w:t>
-      </w:r>
+        <w:t xml:space="preserve">헤더의 카운터</w:t>
+      </w:r>
+      <w:r>
+        <w:t xml:space="preserve">:</w:t>
+      </w:r>
+      <w:r>
+        <w:t xml:space="preserve"> </w:t>
+      </w:r>
+      <w:r>
+        <w:t xml:space="preserve">“1건 모호 / 2건 전체”</w:t>
+      </w:r>
+      <w:r>
+        <w:t xml:space="preserve"> </w:t>
+      </w:r>
+      <w:r>
+        <w:t xml:space="preserve">처럼 범위 내 전체 UserStory 수</w:t>
+      </w:r>
+      <w:r>
+        <w:t xml:space="preserve"> </w:t>
+      </w:r>
+      <w:r>
+        <w:t xml:space="preserve">대비 모호로 판정된 수를 직접 보여줍니다.</w:t>
+      </w:r>
+    </w:p>
+    <w:p>
+      <w:pPr>
+        <w:pStyle w:val="Compact"/>
+        <w:numPr>
+          <w:ilvl w:val="0"/>
+          <w:numId w:val="1003"/>
+        </w:numPr>
+      </w:pPr>
       <w:r>
         <w:rPr>
           <w:b/>
           <w:bCs/>
         </w:rPr>
-        <w:t xml:space="preserve">명확화</w:t>
-      </w:r>
-      <w:r>
-        <w:t xml:space="preserve"> </w:t>
-      </w:r>
-      <w:r>
-        <w:t xml:space="preserve">탭이 활성화되어 즉시 검토 화면이</w:t>
-      </w:r>
-      <w:r>
-        <w:t xml:space="preserve"> </w:t>
-      </w:r>
-      <w:r>
-        <w:t xml:space="preserve">뜹니다. 그렇지 않은 경우엔</w:t>
-      </w:r>
-      <w:r>
-        <w:t xml:space="preserve"> </w:t>
-      </w:r>
+        <w:t xml:space="preserve">점의 색</w:t>
+      </w:r>
+      <w:r>
+        <w:t xml:space="preserve">: 초록 = 모든 요구사항이 그 카테고리에서 명확, 황색 = 일부</w:t>
+      </w:r>
+      <w:r>
+        <w:t xml:space="preserve"> </w:t>
+      </w:r>
+      <w:r>
+        <w:t xml:space="preserve">요구사항이 모호.</w:t>
+      </w:r>
+    </w:p>
+    <w:p>
+      <w:pPr>
+        <w:pStyle w:val="Compact"/>
+        <w:numPr>
+          <w:ilvl w:val="0"/>
+          <w:numId w:val="1003"/>
+        </w:numPr>
+      </w:pPr>
       <w:r>
         <w:rPr>
           <w:b/>
           <w:bCs/>
         </w:rPr>
-        <w:t xml:space="preserve">개요</w:t>
-      </w:r>
-      <w:r>
-        <w:t xml:space="preserve"> </w:t>
-      </w:r>
-      <w:r>
-        <w:t xml:space="preserve">탭이 기본이며, 사용자가 직접 명확화</w:t>
-      </w:r>
-      <w:r>
-        <w:t xml:space="preserve"> </w:t>
-      </w:r>
-      <w:r>
-        <w:t xml:space="preserve">탭을 누르면 새 세션이 시작됩니다.</w:t>
-      </w:r>
-    </w:p>
-    <w:p>
-      <w:pPr>
-        <w:pStyle w:val="BodyText"/>
-      </w:pPr>
-      <w:r>
-        <w:t xml:space="preserve">탭 라벨 옆의</w:t>
+        <w:t xml:space="preserve">축 라벨 hover</w:t>
+      </w:r>
+      <w:r>
+        <w:t xml:space="preserve"> </w:t>
+      </w:r>
+      <w:r>
+        <w:t xml:space="preserve">(또는 SVG</w:t>
+      </w:r>
+      <w:r>
+        <w:t xml:space="preserve"> </w:t>
+      </w:r>
+      <w:r>
+        <w:rPr>
+          <w:rStyle w:val="VerbatimChar"/>
+        </w:rPr>
+        <w:t xml:space="preserve">&lt;title&gt;</w:t>
+      </w:r>
+      <w:r>
+        <w:t xml:space="preserve">): 카테고리 enum 이름과 정확한</w:t>
+      </w:r>
+      <w:r>
+        <w:t xml:space="preserve"> </w:t>
+      </w:r>
+      <w:r>
+        <w:t xml:space="preserve">점수(%)·플래그된 요구사항 수를 표시.</w:t>
+      </w:r>
+    </w:p>
+    <w:p>
+      <w:pPr>
+        <w:pStyle w:val="FirstParagraph"/>
+      </w:pPr>
+      <w:r>
+        <w:t xml:space="preserve">대시보드는 다음 시점에 자동 갱신됩니다.</w:t>
+      </w:r>
+    </w:p>
+    <w:p>
+      <w:pPr>
+        <w:pStyle w:val="Compact"/>
+        <w:numPr>
+          <w:ilvl w:val="0"/>
+          <w:numId w:val="1004"/>
+        </w:numPr>
+      </w:pPr>
+      <w:r>
+        <w:t xml:space="preserve">Requirements 탭 마운트 시</w:t>
+      </w:r>
+    </w:p>
+    <w:p>
+      <w:pPr>
+        <w:pStyle w:val="Compact"/>
+        <w:numPr>
+          <w:ilvl w:val="0"/>
+          <w:numId w:val="1004"/>
+        </w:numPr>
+      </w:pPr>
+      <w:r>
+        <w:t xml:space="preserve">명확화 세션의 스캔이 끝났을 때</w:t>
+      </w:r>
+    </w:p>
+    <w:p>
+      <w:pPr>
+        <w:pStyle w:val="Compact"/>
+        <w:numPr>
+          <w:ilvl w:val="0"/>
+          <w:numId w:val="1004"/>
+        </w:numPr>
+      </w:pPr>
+      <w:r>
+        <w:rPr>
+          <w:rStyle w:val="VerbatimChar"/>
+        </w:rPr>
+        <w:t xml:space="preserve">/apply</w:t>
+      </w:r>
+      <w:r>
+        <w:t xml:space="preserve"> </w:t>
+      </w:r>
+      <w:r>
+        <w:t xml:space="preserve">또는</w:t>
+      </w:r>
+      <w:r>
+        <w:t xml:space="preserve"> </w:t>
+      </w:r>
+      <w:r>
+        <w:rPr>
+          <w:rStyle w:val="VerbatimChar"/>
+        </w:rPr>
+        <w:t xml:space="preserve">/revert</w:t>
+      </w:r>
+      <w:r>
+        <w:t xml:space="preserve"> </w:t>
+      </w:r>
+      <w:r>
+        <w:t xml:space="preserve">직후</w:t>
+      </w:r>
+    </w:p>
+    <w:p>
+      <w:pPr>
+        <w:pStyle w:val="Compact"/>
+        <w:numPr>
+          <w:ilvl w:val="0"/>
+          <w:numId w:val="1004"/>
+        </w:numPr>
+      </w:pPr>
+      <w:r>
+        <w:t xml:space="preserve">인제스트가 완료되거나 데이터가 초기화될 때</w:t>
+      </w:r>
+    </w:p>
+    <w:p>
+      <w:pPr>
+        <w:pStyle w:val="BlockText"/>
+      </w:pPr>
+      <w:r>
+        <w:t xml:space="preserve">큰 프로젝트에서 어느 카테고리부터 손볼지 결정할 때 가장 빠른 방법입니다.</w:t>
+      </w:r>
+      <w:r>
+        <w:t xml:space="preserve"> </w:t>
+      </w:r>
+      <w:r>
+        <w:t xml:space="preserve">가장 안쪽으로 들어간 축의 카테고리부터 우선 검토하면 명확화율을 효율적</w:t>
+      </w:r>
+      <w:r>
+        <w:t xml:space="preserve"> </w:t>
+      </w:r>
+      <w:r>
+        <w:t xml:space="preserve">으로 끌어올릴 수 있습니다.</w:t>
+      </w:r>
+    </w:p>
+    <w:bookmarkEnd w:id="16"/>
+    <w:bookmarkEnd w:id="17"/>
+    <w:bookmarkStart w:id="21" w:name="트리의-모호성-배지"/>
+    <w:p>
+      <w:pPr>
+        <w:pStyle w:val="Heading1"/>
+      </w:pPr>
+      <w:r>
+        <w:t xml:space="preserve">4. 트리의 모호성 배지</w:t>
+      </w:r>
+    </w:p>
+    <w:p>
+      <w:pPr>
+        <w:pStyle w:val="FirstParagraph"/>
+      </w:pPr>
+      <w:r>
+        <w:t xml:space="preserve">직전 스캔이 모호하다고 판정한 UserStory에는 트리 행에 노란색</w:t>
       </w:r>
       <w:r>
         <w:t xml:space="preserve"> </w:t>
@@ -1308,13 +1884,19 @@
         <w:t xml:space="preserve">❓N 배지</w:t>
       </w:r>
       <w:r>
-        <w:t xml:space="preserve">는 트리 배지와 동일한 카운터로, 검토가 필요한</w:t>
-      </w:r>
-      <w:r>
-        <w:t xml:space="preserve"> </w:t>
-      </w:r>
-      <w:r>
-        <w:t xml:space="preserve">질문 수를 보여줍니다.</w:t>
+        <w:t xml:space="preserve">가</w:t>
+      </w:r>
+      <w:r>
+        <w:t xml:space="preserve"> </w:t>
+      </w:r>
+      <w:r>
+        <w:t xml:space="preserve">표시됩니다. N은 해당 요구사항을 다루는 질문 개수입니다. 배지의 툴팁에 어떤</w:t>
+      </w:r>
+      <w:r>
+        <w:t xml:space="preserve"> </w:t>
+      </w:r>
+      <w:r>
+        <w:t xml:space="preserve">모호성 카테고리들이 발견됐는지 표시됩니다.</w:t>
       </w:r>
     </w:p>
     <w:p>
@@ -1326,18 +1908,18 @@
           <wp:inline>
             <wp:extent cx="5334000" cy="3200400"/>
             <wp:effectExtent b="0" l="0" r="0" t="0"/>
-            <wp:docPr descr="명확화 탭 — 질문 + 추천 답변 + 폐쇄형 선택지 + 액션 버튼" title="" id="17" name="Picture"/>
+            <wp:docPr descr="트리 — us-fast 행에 ❓1 배지, us-clear 행에는 배지 없음" title="" id="19" name="Picture"/>
             <a:graphic>
               <a:graphicData uri="http://schemas.openxmlformats.org/drawingml/2006/picture">
                 <pic:pic>
                   <pic:nvPicPr>
-                    <pic:cNvPr descr="images/02-detail-tab-question.png" id="18" name="Picture"/>
+                    <pic:cNvPr descr="images/01-tree-badge.png" id="20" name="Picture"/>
                     <pic:cNvPicPr>
                       <a:picLocks noChangeArrowheads="1" noChangeAspect="1"/>
                     </pic:cNvPicPr>
                   </pic:nvPicPr>
                   <pic:blipFill>
-                    <a:blip r:embed="rId16"/>
+                    <a:blip r:embed="rId18"/>
                     <a:stretch>
                       <a:fillRect/>
                     </a:stretch>
@@ -1369,7 +1951,37 @@
         <w:pStyle w:val="ImageCaption"/>
       </w:pPr>
       <w:r>
-        <w:t xml:space="preserve">명확화 탭 — 질문 + 추천 답변 + 폐쇄형 선택지 + 액션 버튼</w:t>
+        <w:t xml:space="preserve">트리 —</w:t>
+      </w:r>
+      <w:r>
+        <w:t xml:space="preserve"> </w:t>
+      </w:r>
+      <w:r>
+        <w:rPr>
+          <w:rStyle w:val="VerbatimChar"/>
+        </w:rPr>
+        <w:t xml:space="preserve">us-fast</w:t>
+      </w:r>
+      <w:r>
+        <w:t xml:space="preserve"> </w:t>
+      </w:r>
+      <w:r>
+        <w:t xml:space="preserve">행에 ❓1 배지,</w:t>
+      </w:r>
+      <w:r>
+        <w:t xml:space="preserve"> </w:t>
+      </w:r>
+      <w:r>
+        <w:rPr>
+          <w:rStyle w:val="VerbatimChar"/>
+        </w:rPr>
+        <w:t xml:space="preserve">us-clear</w:t>
+      </w:r>
+      <w:r>
+        <w:t xml:space="preserve"> </w:t>
+      </w:r>
+      <w:r>
+        <w:t xml:space="preserve">행에는 배지 없음</w:t>
       </w:r>
     </w:p>
     <w:p>
@@ -1377,211 +1989,7 @@
         <w:pStyle w:val="BodyText"/>
       </w:pPr>
       <w:r>
-        <w:t xml:space="preserve">각 질문 화면 구성:</w:t>
-      </w:r>
-    </w:p>
-    <w:p>
-      <w:pPr>
-        <w:pStyle w:val="Compact"/>
-        <w:numPr>
-          <w:ilvl w:val="0"/>
-          <w:numId w:val="1004"/>
-        </w:numPr>
-      </w:pPr>
-      <w:r>
-        <w:rPr>
-          <w:b/>
-          <w:bCs/>
-        </w:rPr>
-        <w:t xml:space="preserve">범주 핀</w:t>
-      </w:r>
-      <w:r>
-        <w:t xml:space="preserve"> </w:t>
-      </w:r>
-      <w:r>
-        <w:t xml:space="preserve">(예:</w:t>
-      </w:r>
-      <w:r>
-        <w:t xml:space="preserve"> </w:t>
-      </w:r>
-      <w:r>
-        <w:rPr>
-          <w:rStyle w:val="VerbatimChar"/>
-        </w:rPr>
-        <w:t xml:space="preserve">non_functional</w:t>
-      </w:r>
-      <w:r>
-        <w:t xml:space="preserve">)</w:t>
-      </w:r>
-    </w:p>
-    <w:p>
-      <w:pPr>
-        <w:pStyle w:val="Compact"/>
-        <w:numPr>
-          <w:ilvl w:val="0"/>
-          <w:numId w:val="1004"/>
-        </w:numPr>
-      </w:pPr>
-      <w:r>
-        <w:rPr>
-          <w:b/>
-          <w:bCs/>
-        </w:rPr>
-        <w:t xml:space="preserve">우선순위 핀</w:t>
-      </w:r>
-      <w:r>
-        <w:t xml:space="preserve"> </w:t>
-      </w:r>
-      <w:r>
-        <w:t xml:space="preserve">(</w:t>
-      </w:r>
-      <w:r>
-        <w:rPr>
-          <w:rStyle w:val="VerbatimChar"/>
-        </w:rPr>
-        <w:t xml:space="preserve">P1</w:t>
-      </w:r>
-      <w:r>
-        <w:t xml:space="preserve">이 최우선)</w:t>
-      </w:r>
-    </w:p>
-    <w:p>
-      <w:pPr>
-        <w:pStyle w:val="Compact"/>
-        <w:numPr>
-          <w:ilvl w:val="0"/>
-          <w:numId w:val="1004"/>
-        </w:numPr>
-      </w:pPr>
-      <w:r>
-        <w:rPr>
-          <w:b/>
-          <w:bCs/>
-        </w:rPr>
-        <w:t xml:space="preserve">질문 텍스트</w:t>
-      </w:r>
-      <w:r>
-        <w:t xml:space="preserve"> </w:t>
-      </w:r>
-      <w:r>
-        <w:t xml:space="preserve">+ 영향 요구사항 id</w:t>
-      </w:r>
-    </w:p>
-    <w:p>
-      <w:pPr>
-        <w:pStyle w:val="Compact"/>
-        <w:numPr>
-          <w:ilvl w:val="0"/>
-          <w:numId w:val="1004"/>
-        </w:numPr>
-      </w:pPr>
-      <w:r>
-        <w:rPr>
-          <w:b/>
-          <w:bCs/>
-        </w:rPr>
-        <w:t xml:space="preserve">추천 답변</w:t>
-      </w:r>
-      <w:r>
-        <w:t xml:space="preserve"> </w:t>
-      </w:r>
-      <w:r>
-        <w:t xml:space="preserve">— 에이전트가 best-practice 기반으로 미리 제안</w:t>
-      </w:r>
-    </w:p>
-    <w:p>
-      <w:pPr>
-        <w:pStyle w:val="Compact"/>
-        <w:numPr>
-          <w:ilvl w:val="0"/>
-          <w:numId w:val="1004"/>
-        </w:numPr>
-      </w:pPr>
-      <w:r>
-        <w:rPr>
-          <w:b/>
-          <w:bCs/>
-        </w:rPr>
-        <w:t xml:space="preserve">선택지</w:t>
-      </w:r>
-      <w:r>
-        <w:t xml:space="preserve"> </w:t>
-      </w:r>
-      <w:r>
-        <w:t xml:space="preserve">(폐쇄형: 2~5개 상호배타) 또는</w:t>
-      </w:r>
-      <w:r>
-        <w:t xml:space="preserve"> </w:t>
-      </w:r>
-      <w:r>
-        <w:rPr>
-          <w:b/>
-          <w:bCs/>
-        </w:rPr>
-        <w:t xml:space="preserve">단답형 입력</w:t>
-      </w:r>
-      <w:r>
-        <w:t xml:space="preserve"> </w:t>
-      </w:r>
-      <w:r>
-        <w:t xml:space="preserve">(≤5단어)</w:t>
-      </w:r>
-    </w:p>
-    <w:p>
-      <w:pPr>
-        <w:pStyle w:val="Compact"/>
-        <w:numPr>
-          <w:ilvl w:val="0"/>
-          <w:numId w:val="1004"/>
-        </w:numPr>
-      </w:pPr>
-      <w:r>
-        <w:rPr>
-          <w:b/>
-          <w:bCs/>
-        </w:rPr>
-        <w:t xml:space="preserve">액션</w:t>
-      </w:r>
-      <w:r>
-        <w:t xml:space="preserve">:</w:t>
-      </w:r>
-      <w:r>
-        <w:t xml:space="preserve"> </w:t>
-      </w:r>
-      <w:r>
-        <w:t xml:space="preserve">“추천 답변 수락”</w:t>
-      </w:r>
-      <w:r>
-        <w:t xml:space="preserve"> </w:t>
-      </w:r>
-      <w:r>
-        <w:t xml:space="preserve">/</w:t>
-      </w:r>
-      <w:r>
-        <w:t xml:space="preserve"> </w:t>
-      </w:r>
-      <w:r>
-        <w:t xml:space="preserve">“건너뛰기”</w:t>
-      </w:r>
-      <w:r>
-        <w:t xml:space="preserve"> </w:t>
-      </w:r>
-      <w:r>
-        <w:t xml:space="preserve">/</w:t>
-      </w:r>
-      <w:r>
-        <w:t xml:space="preserve"> </w:t>
-      </w:r>
-      <w:r>
-        <w:t xml:space="preserve">“세션 종료”</w:t>
-      </w:r>
-    </w:p>
-    <w:p>
-      <w:pPr>
-        <w:pStyle w:val="FirstParagraph"/>
-      </w:pPr>
-      <w:r>
-        <w:t xml:space="preserve">답변 방식 세 가지:</w:t>
+        <w:t xml:space="preserve">스크린샷 비교:</w:t>
       </w:r>
     </w:p>
     <w:p>
@@ -1593,17 +2001,44 @@
         </w:numPr>
       </w:pPr>
       <w:r>
-        <w:rPr>
-          <w:b/>
-          <w:bCs/>
-        </w:rPr>
-        <w:t xml:space="preserve">추천 답변 수락</w:t>
-      </w:r>
-      <w:r>
-        <w:t xml:space="preserve"> </w:t>
-      </w:r>
-      <w:r>
-        <w:t xml:space="preserve">— 가장 흔한 경로. 에이전트의 제안을 그대로 받음.</w:t>
+        <w:t xml:space="preserve">위 행</w:t>
+      </w:r>
+      <w:r>
+        <w:t xml:space="preserve"> </w:t>
+      </w:r>
+      <w:r>
+        <w:rPr>
+          <w:i/>
+          <w:iCs/>
+        </w:rPr>
+        <w:t xml:space="preserve">“주문을 빠르게 검색하고 싶다”</w:t>
+      </w:r>
+      <w:r>
+        <w:t xml:space="preserve"> </w:t>
+      </w:r>
+      <w:r>
+        <w:t xml:space="preserve">—</w:t>
+      </w:r>
+      <w:r>
+        <w:t xml:space="preserve"> </w:t>
+      </w:r>
+      <w:r>
+        <w:rPr>
+          <w:rStyle w:val="VerbatimChar"/>
+        </w:rPr>
+        <w:t xml:space="preserve">❓ 1</w:t>
+      </w:r>
+      <w:r>
+        <w:t xml:space="preserve"> </w:t>
+      </w:r>
+      <w:r>
+        <w:t xml:space="preserve">배지. 측정 가능한 NFR(목표</w:t>
+      </w:r>
+      <w:r>
+        <w:t xml:space="preserve"> </w:t>
+      </w:r>
+      <w:r>
+        <w:t xml:space="preserve">응답 시간) 미명세로 직전 스캔에서 모호성 판정.</w:t>
       </w:r>
     </w:p>
     <w:p>
@@ -1615,47 +2050,129 @@
         </w:numPr>
       </w:pPr>
       <w:r>
+        <w:t xml:space="preserve">아래 행</w:t>
+      </w:r>
+      <w:r>
+        <w:t xml:space="preserve"> </w:t>
+      </w:r>
+      <w:r>
+        <w:rPr>
+          <w:i/>
+          <w:iCs/>
+        </w:rPr>
+        <w:t xml:space="preserve">“주문 ID·고객 ID·주문일 4개 필터로 검색한다”</w:t>
+      </w:r>
+      <w:r>
+        <w:t xml:space="preserve"> </w:t>
+      </w:r>
+      <w:r>
+        <w:t xml:space="preserve">— 배지 없음. 같은</w:t>
+      </w:r>
+      <w:r>
+        <w:t xml:space="preserve"> </w:t>
+      </w:r>
+      <w:r>
+        <w:t xml:space="preserve">영역이지만 검색 키·NFR(p95 1초)·결과 0건 처리 모두 명세되어 있어 스캔</w:t>
+      </w:r>
+      <w:r>
+        <w:t xml:space="preserve"> </w:t>
+      </w:r>
+      <w:r>
+        <w:t xml:space="preserve">통과.</w:t>
+      </w:r>
+    </w:p>
+    <w:p>
+      <w:pPr>
+        <w:pStyle w:val="FirstParagraph"/>
+      </w:pPr>
+      <w:r>
+        <w:t xml:space="preserve">배지는</w:t>
+      </w:r>
+      <w:r>
+        <w:t xml:space="preserve"> </w:t>
+      </w:r>
+      <w:r>
+        <w:rPr>
+          <w:rStyle w:val="VerbatimChar"/>
+        </w:rPr>
+        <w:t xml:space="preserve">/apply</w:t>
+      </w:r>
+      <w:r>
+        <w:t xml:space="preserve"> </w:t>
+      </w:r>
+      <w:r>
+        <w:t xml:space="preserve">또는</w:t>
+      </w:r>
+      <w:r>
+        <w:t xml:space="preserve"> </w:t>
+      </w:r>
+      <w:r>
+        <w:rPr>
+          <w:rStyle w:val="VerbatimChar"/>
+        </w:rPr>
+        <w:t xml:space="preserve">/revert</w:t>
+      </w:r>
+      <w:r>
+        <w:t xml:space="preserve">가 수행되면 자동으로 사라집니다.</w:t>
+      </w:r>
+    </w:p>
+    <w:bookmarkEnd w:id="21"/>
+    <w:bookmarkStart w:id="25" w:name="명확화-탭-detail-panel"/>
+    <w:p>
+      <w:pPr>
+        <w:pStyle w:val="Heading1"/>
+      </w:pPr>
+      <w:r>
+        <w:t xml:space="preserve">5. 명확화 탭 (Detail Panel)</w:t>
+      </w:r>
+    </w:p>
+    <w:p>
+      <w:pPr>
+        <w:pStyle w:val="FirstParagraph"/>
+      </w:pPr>
+      <w:r>
+        <w:t xml:space="preserve">UserStory 행을</w:t>
+      </w:r>
+      <w:r>
+        <w:t xml:space="preserve"> </w:t>
+      </w:r>
+      <w:r>
         <w:rPr>
           <w:b/>
           <w:bCs/>
         </w:rPr>
-        <w:t xml:space="preserve">선택지 클릭</w:t>
-      </w:r>
-      <w:r>
-        <w:t xml:space="preserve"> </w:t>
-      </w:r>
-      <w:r>
-        <w:t xml:space="preserve">— 추천 외 다른 옵션이 더 맞으면 그것을 선택.</w:t>
-      </w:r>
-    </w:p>
-    <w:p>
-      <w:pPr>
-        <w:pStyle w:val="Compact"/>
-        <w:numPr>
-          <w:ilvl w:val="0"/>
-          <w:numId w:val="1005"/>
-        </w:numPr>
-      </w:pPr>
+        <w:t xml:space="preserve">클릭</w:t>
+      </w:r>
+      <w:r>
+        <w:t xml:space="preserve">하면 우상단에 디테일 패널이 열립니다. 모호성 배지가</w:t>
+      </w:r>
+      <w:r>
+        <w:t xml:space="preserve"> </w:t>
+      </w:r>
+      <w:r>
+        <w:t xml:space="preserve">붙어 있던 요구사항은 자동으로</w:t>
+      </w:r>
+      <w:r>
+        <w:t xml:space="preserve"> </w:t>
+      </w:r>
       <w:r>
         <w:rPr>
           <w:b/>
           <w:bCs/>
         </w:rPr>
-        <w:t xml:space="preserve">단답형 자유 입력</w:t>
-      </w:r>
-      <w:r>
-        <w:t xml:space="preserve"> </w:t>
-      </w:r>
-      <w:r>
-        <w:t xml:space="preserve">— 5단어 이내로 직접 답변.</w:t>
-      </w:r>
-    </w:p>
-    <w:p>
-      <w:pPr>
-        <w:pStyle w:val="BlockText"/>
-      </w:pPr>
-      <w:r>
-        <w:t xml:space="preserve">해석 불가능한 답변은 에이전트가</w:t>
+        <w:t xml:space="preserve">명확화</w:t>
+      </w:r>
+      <w:r>
+        <w:t xml:space="preserve"> </w:t>
+      </w:r>
+      <w:r>
+        <w:t xml:space="preserve">탭이 활성화되어 즉시 검토 화면이</w:t>
+      </w:r>
+      <w:r>
+        <w:t xml:space="preserve"> </w:t>
+      </w:r>
+      <w:r>
+        <w:t xml:space="preserve">뜹니다. 그렇지 않은 경우엔</w:t>
       </w:r>
       <w:r>
         <w:t xml:space="preserve"> </w:t>
@@ -1665,47 +2182,27 @@
           <w:b/>
           <w:bCs/>
         </w:rPr>
-        <w:t xml:space="preserve">재질문</w:t>
-      </w:r>
-      <w:r>
-        <w:t xml:space="preserve">을 띄우며, 재질문은 세션의</w:t>
-      </w:r>
-      <w:r>
-        <w:t xml:space="preserve"> </w:t>
-      </w:r>
-      <w:r>
-        <w:t xml:space="preserve">질문 상한(5개)을 소모하지</w:t>
-      </w:r>
-      <w:r>
-        <w:t xml:space="preserve"> </w:t>
-      </w:r>
-      <w:r>
-        <w:rPr>
-          <w:i/>
-          <w:iCs/>
-        </w:rPr>
-        <w:t xml:space="preserve">않습니다</w:t>
-      </w:r>
-      <w:r>
-        <w:t xml:space="preserve">.</w:t>
-      </w:r>
-    </w:p>
-    <w:bookmarkEnd w:id="19"/>
-    <w:bookmarkStart w:id="23" w:name="개요-탭과-명확화-탭의-공존"/>
-    <w:p>
-      <w:pPr>
-        <w:pStyle w:val="Heading1"/>
-      </w:pPr>
-      <w:r>
-        <w:t xml:space="preserve">6. 개요 탭과 명확화 탭의 공존</w:t>
-      </w:r>
-    </w:p>
-    <w:p>
-      <w:pPr>
-        <w:pStyle w:val="FirstParagraph"/>
-      </w:pPr>
-      <w:r>
-        <w:t xml:space="preserve">명확화 작업 중에도</w:t>
+        <w:t xml:space="preserve">개요</w:t>
+      </w:r>
+      <w:r>
+        <w:t xml:space="preserve"> </w:t>
+      </w:r>
+      <w:r>
+        <w:t xml:space="preserve">탭이 기본이며, 사용자가 직접 명확화</w:t>
+      </w:r>
+      <w:r>
+        <w:t xml:space="preserve"> </w:t>
+      </w:r>
+      <w:r>
+        <w:t xml:space="preserve">탭을 누르면 새 세션이 시작됩니다.</w:t>
+      </w:r>
+    </w:p>
+    <w:p>
+      <w:pPr>
+        <w:pStyle w:val="BodyText"/>
+      </w:pPr>
+      <w:r>
+        <w:t xml:space="preserve">탭 라벨 옆의</w:t>
       </w:r>
       <w:r>
         <w:t xml:space="preserve"> </w:t>
@@ -1715,25 +2212,16 @@
           <w:b/>
           <w:bCs/>
         </w:rPr>
-        <w:t xml:space="preserve">개요</w:t>
-      </w:r>
-      <w:r>
-        <w:t xml:space="preserve"> </w:t>
-      </w:r>
-      <w:r>
-        <w:t xml:space="preserve">탭으로 자유롭게 전환해 요구사항의 statement·</w:t>
-      </w:r>
-      <w:r>
-        <w:t xml:space="preserve"> </w:t>
-      </w:r>
-      <w:r>
-        <w:t xml:space="preserve">priority·인수조건·Source Business Rules를 확인할 수 있습니다. 다시 명확화</w:t>
-      </w:r>
-      <w:r>
-        <w:t xml:space="preserve"> </w:t>
-      </w:r>
-      <w:r>
-        <w:t xml:space="preserve">탭으로 돌아오면 진행 중이던 질문 큐가 그대로 유지됩니다.</w:t>
+        <w:t xml:space="preserve">❓N 배지</w:t>
+      </w:r>
+      <w:r>
+        <w:t xml:space="preserve">는 트리 배지와 동일한 카운터로, 검토가 필요한</w:t>
+      </w:r>
+      <w:r>
+        <w:t xml:space="preserve"> </w:t>
+      </w:r>
+      <w:r>
+        <w:t xml:space="preserve">질문 수를 보여줍니다.</w:t>
       </w:r>
     </w:p>
     <w:p>
@@ -1745,18 +2233,18 @@
           <wp:inline>
             <wp:extent cx="5334000" cy="3200400"/>
             <wp:effectExtent b="0" l="0" r="0" t="0"/>
-            <wp:docPr descr="개요 탭 — 기존 UserStory 메타데이터와 인수조건" title="" id="21" name="Picture"/>
+            <wp:docPr descr="명확화 탭 — 질문 + 추천 답변 + 폐쇄형 선택지 + 액션 버튼" title="" id="23" name="Picture"/>
             <a:graphic>
               <a:graphicData uri="http://schemas.openxmlformats.org/drawingml/2006/picture">
                 <pic:pic>
                   <pic:nvPicPr>
-                    <pic:cNvPr descr="images/03-overview-tab.png" id="22" name="Picture"/>
+                    <pic:cNvPr descr="images/02-detail-tab-question.png" id="24" name="Picture"/>
                     <pic:cNvPicPr>
                       <a:picLocks noChangeArrowheads="1" noChangeAspect="1"/>
                     </pic:cNvPicPr>
                   </pic:nvPicPr>
                   <pic:blipFill>
-                    <a:blip r:embed="rId20"/>
+                    <a:blip r:embed="rId22"/>
                     <a:stretch>
                       <a:fillRect/>
                     </a:stretch>
@@ -1788,44 +2276,371 @@
         <w:pStyle w:val="ImageCaption"/>
       </w:pPr>
       <w:r>
-        <w:t xml:space="preserve">개요 탭 — 기존 UserStory 메타데이터와 인수조건</w:t>
-      </w:r>
-    </w:p>
-    <w:bookmarkEnd w:id="23"/>
-    <w:bookmarkStart w:id="27" w:name="편집안-검토-및-적용"/>
-    <w:p>
-      <w:pPr>
-        <w:pStyle w:val="Heading1"/>
-      </w:pPr>
-      <w:r>
-        <w:t xml:space="preserve">7. 편집안 검토 및 적용</w:t>
-      </w:r>
-    </w:p>
-    <w:p>
-      <w:pPr>
-        <w:pStyle w:val="FirstParagraph"/>
-      </w:pPr>
-      <w:r>
-        <w:t xml:space="preserve">답변을 제출하면 에이전트가 그 답을 영향받는 UserStory의 구체적 편집안으로</w:t>
-      </w:r>
-      <w:r>
-        <w:t xml:space="preserve"> </w:t>
-      </w:r>
-      <w:r>
-        <w:t xml:space="preserve">인코딩합니다. 결과는</w:t>
-      </w:r>
-      <w:r>
-        <w:t xml:space="preserve"> </w:t>
-      </w:r>
+        <w:t xml:space="preserve">명확화 탭 — 질문 + 추천 답변 + 폐쇄형 선택지 + 액션 버튼</w:t>
+      </w:r>
+    </w:p>
+    <w:p>
+      <w:pPr>
+        <w:pStyle w:val="BodyText"/>
+      </w:pPr>
+      <w:r>
+        <w:t xml:space="preserve">각 질문 화면 구성:</w:t>
+      </w:r>
+    </w:p>
+    <w:p>
+      <w:pPr>
+        <w:pStyle w:val="Compact"/>
+        <w:numPr>
+          <w:ilvl w:val="0"/>
+          <w:numId w:val="1006"/>
+        </w:numPr>
+      </w:pPr>
       <w:r>
         <w:rPr>
           <w:b/>
           <w:bCs/>
         </w:rPr>
-        <w:t xml:space="preserve">before/after JSON diff</w:t>
-      </w:r>
-      <w:r>
-        <w:t xml:space="preserve">로 인라인 표시됩니다.</w:t>
+        <w:t xml:space="preserve">범주 핀</w:t>
+      </w:r>
+      <w:r>
+        <w:t xml:space="preserve"> </w:t>
+      </w:r>
+      <w:r>
+        <w:t xml:space="preserve">(예:</w:t>
+      </w:r>
+      <w:r>
+        <w:t xml:space="preserve"> </w:t>
+      </w:r>
+      <w:r>
+        <w:rPr>
+          <w:rStyle w:val="VerbatimChar"/>
+        </w:rPr>
+        <w:t xml:space="preserve">non_functional</w:t>
+      </w:r>
+      <w:r>
+        <w:t xml:space="preserve">)</w:t>
+      </w:r>
+    </w:p>
+    <w:p>
+      <w:pPr>
+        <w:pStyle w:val="Compact"/>
+        <w:numPr>
+          <w:ilvl w:val="0"/>
+          <w:numId w:val="1006"/>
+        </w:numPr>
+      </w:pPr>
+      <w:r>
+        <w:rPr>
+          <w:b/>
+          <w:bCs/>
+        </w:rPr>
+        <w:t xml:space="preserve">우선순위 핀</w:t>
+      </w:r>
+      <w:r>
+        <w:t xml:space="preserve"> </w:t>
+      </w:r>
+      <w:r>
+        <w:t xml:space="preserve">(</w:t>
+      </w:r>
+      <w:r>
+        <w:rPr>
+          <w:rStyle w:val="VerbatimChar"/>
+        </w:rPr>
+        <w:t xml:space="preserve">P1</w:t>
+      </w:r>
+      <w:r>
+        <w:t xml:space="preserve">이 최우선)</w:t>
+      </w:r>
+    </w:p>
+    <w:p>
+      <w:pPr>
+        <w:pStyle w:val="Compact"/>
+        <w:numPr>
+          <w:ilvl w:val="0"/>
+          <w:numId w:val="1006"/>
+        </w:numPr>
+      </w:pPr>
+      <w:r>
+        <w:rPr>
+          <w:b/>
+          <w:bCs/>
+        </w:rPr>
+        <w:t xml:space="preserve">질문 텍스트</w:t>
+      </w:r>
+      <w:r>
+        <w:t xml:space="preserve"> </w:t>
+      </w:r>
+      <w:r>
+        <w:t xml:space="preserve">+ 영향 요구사항 id</w:t>
+      </w:r>
+    </w:p>
+    <w:p>
+      <w:pPr>
+        <w:pStyle w:val="Compact"/>
+        <w:numPr>
+          <w:ilvl w:val="0"/>
+          <w:numId w:val="1006"/>
+        </w:numPr>
+      </w:pPr>
+      <w:r>
+        <w:rPr>
+          <w:b/>
+          <w:bCs/>
+        </w:rPr>
+        <w:t xml:space="preserve">추천 답변</w:t>
+      </w:r>
+      <w:r>
+        <w:t xml:space="preserve"> </w:t>
+      </w:r>
+      <w:r>
+        <w:t xml:space="preserve">— 에이전트가 best-practice 기반으로 미리 제안</w:t>
+      </w:r>
+    </w:p>
+    <w:p>
+      <w:pPr>
+        <w:pStyle w:val="Compact"/>
+        <w:numPr>
+          <w:ilvl w:val="0"/>
+          <w:numId w:val="1006"/>
+        </w:numPr>
+      </w:pPr>
+      <w:r>
+        <w:rPr>
+          <w:b/>
+          <w:bCs/>
+        </w:rPr>
+        <w:t xml:space="preserve">선택지</w:t>
+      </w:r>
+      <w:r>
+        <w:t xml:space="preserve"> </w:t>
+      </w:r>
+      <w:r>
+        <w:t xml:space="preserve">(폐쇄형: 2~5개 상호배타) 또는</w:t>
+      </w:r>
+      <w:r>
+        <w:t xml:space="preserve"> </w:t>
+      </w:r>
+      <w:r>
+        <w:rPr>
+          <w:b/>
+          <w:bCs/>
+        </w:rPr>
+        <w:t xml:space="preserve">단답형 입력</w:t>
+      </w:r>
+      <w:r>
+        <w:t xml:space="preserve"> </w:t>
+      </w:r>
+      <w:r>
+        <w:t xml:space="preserve">(≤5단어)</w:t>
+      </w:r>
+    </w:p>
+    <w:p>
+      <w:pPr>
+        <w:pStyle w:val="Compact"/>
+        <w:numPr>
+          <w:ilvl w:val="0"/>
+          <w:numId w:val="1006"/>
+        </w:numPr>
+      </w:pPr>
+      <w:r>
+        <w:rPr>
+          <w:b/>
+          <w:bCs/>
+        </w:rPr>
+        <w:t xml:space="preserve">액션</w:t>
+      </w:r>
+      <w:r>
+        <w:t xml:space="preserve">:</w:t>
+      </w:r>
+      <w:r>
+        <w:t xml:space="preserve"> </w:t>
+      </w:r>
+      <w:r>
+        <w:t xml:space="preserve">“추천 답변 수락”</w:t>
+      </w:r>
+      <w:r>
+        <w:t xml:space="preserve"> </w:t>
+      </w:r>
+      <w:r>
+        <w:t xml:space="preserve">/</w:t>
+      </w:r>
+      <w:r>
+        <w:t xml:space="preserve"> </w:t>
+      </w:r>
+      <w:r>
+        <w:t xml:space="preserve">“건너뛰기”</w:t>
+      </w:r>
+      <w:r>
+        <w:t xml:space="preserve"> </w:t>
+      </w:r>
+      <w:r>
+        <w:t xml:space="preserve">/</w:t>
+      </w:r>
+      <w:r>
+        <w:t xml:space="preserve"> </w:t>
+      </w:r>
+      <w:r>
+        <w:t xml:space="preserve">“세션 종료”</w:t>
+      </w:r>
+    </w:p>
+    <w:p>
+      <w:pPr>
+        <w:pStyle w:val="FirstParagraph"/>
+      </w:pPr>
+      <w:r>
+        <w:t xml:space="preserve">답변 방식 세 가지:</w:t>
+      </w:r>
+    </w:p>
+    <w:p>
+      <w:pPr>
+        <w:pStyle w:val="Compact"/>
+        <w:numPr>
+          <w:ilvl w:val="0"/>
+          <w:numId w:val="1007"/>
+        </w:numPr>
+      </w:pPr>
+      <w:r>
+        <w:rPr>
+          <w:b/>
+          <w:bCs/>
+        </w:rPr>
+        <w:t xml:space="preserve">추천 답변 수락</w:t>
+      </w:r>
+      <w:r>
+        <w:t xml:space="preserve"> </w:t>
+      </w:r>
+      <w:r>
+        <w:t xml:space="preserve">— 가장 흔한 경로. 에이전트의 제안을 그대로 받음.</w:t>
+      </w:r>
+    </w:p>
+    <w:p>
+      <w:pPr>
+        <w:pStyle w:val="Compact"/>
+        <w:numPr>
+          <w:ilvl w:val="0"/>
+          <w:numId w:val="1007"/>
+        </w:numPr>
+      </w:pPr>
+      <w:r>
+        <w:rPr>
+          <w:b/>
+          <w:bCs/>
+        </w:rPr>
+        <w:t xml:space="preserve">선택지 클릭</w:t>
+      </w:r>
+      <w:r>
+        <w:t xml:space="preserve"> </w:t>
+      </w:r>
+      <w:r>
+        <w:t xml:space="preserve">— 추천 외 다른 옵션이 더 맞으면 그것을 선택.</w:t>
+      </w:r>
+    </w:p>
+    <w:p>
+      <w:pPr>
+        <w:pStyle w:val="Compact"/>
+        <w:numPr>
+          <w:ilvl w:val="0"/>
+          <w:numId w:val="1007"/>
+        </w:numPr>
+      </w:pPr>
+      <w:r>
+        <w:rPr>
+          <w:b/>
+          <w:bCs/>
+        </w:rPr>
+        <w:t xml:space="preserve">단답형 자유 입력</w:t>
+      </w:r>
+      <w:r>
+        <w:t xml:space="preserve"> </w:t>
+      </w:r>
+      <w:r>
+        <w:t xml:space="preserve">— 5단어 이내로 직접 답변.</w:t>
+      </w:r>
+    </w:p>
+    <w:p>
+      <w:pPr>
+        <w:pStyle w:val="BlockText"/>
+      </w:pPr>
+      <w:r>
+        <w:t xml:space="preserve">해석 불가능한 답변은 에이전트가</w:t>
+      </w:r>
+      <w:r>
+        <w:t xml:space="preserve"> </w:t>
+      </w:r>
+      <w:r>
+        <w:rPr>
+          <w:b/>
+          <w:bCs/>
+        </w:rPr>
+        <w:t xml:space="preserve">재질문</w:t>
+      </w:r>
+      <w:r>
+        <w:t xml:space="preserve">을 띄우며, 재질문은 세션의</w:t>
+      </w:r>
+      <w:r>
+        <w:t xml:space="preserve"> </w:t>
+      </w:r>
+      <w:r>
+        <w:t xml:space="preserve">질문 상한(5개)을 소모하지</w:t>
+      </w:r>
+      <w:r>
+        <w:t xml:space="preserve"> </w:t>
+      </w:r>
+      <w:r>
+        <w:rPr>
+          <w:i/>
+          <w:iCs/>
+        </w:rPr>
+        <w:t xml:space="preserve">않습니다</w:t>
+      </w:r>
+      <w:r>
+        <w:t xml:space="preserve">.</w:t>
+      </w:r>
+    </w:p>
+    <w:bookmarkEnd w:id="25"/>
+    <w:bookmarkStart w:id="29" w:name="개요-탭과-명확화-탭의-공존"/>
+    <w:p>
+      <w:pPr>
+        <w:pStyle w:val="Heading1"/>
+      </w:pPr>
+      <w:r>
+        <w:t xml:space="preserve">6. 개요 탭과 명확화 탭의 공존</w:t>
+      </w:r>
+    </w:p>
+    <w:p>
+      <w:pPr>
+        <w:pStyle w:val="FirstParagraph"/>
+      </w:pPr>
+      <w:r>
+        <w:t xml:space="preserve">명확화 작업 중에도</w:t>
+      </w:r>
+      <w:r>
+        <w:t xml:space="preserve"> </w:t>
+      </w:r>
+      <w:r>
+        <w:rPr>
+          <w:b/>
+          <w:bCs/>
+        </w:rPr>
+        <w:t xml:space="preserve">개요</w:t>
+      </w:r>
+      <w:r>
+        <w:t xml:space="preserve"> </w:t>
+      </w:r>
+      <w:r>
+        <w:t xml:space="preserve">탭으로 자유롭게 전환해 요구사항의 statement·</w:t>
+      </w:r>
+      <w:r>
+        <w:t xml:space="preserve"> </w:t>
+      </w:r>
+      <w:r>
+        <w:t xml:space="preserve">priority·인수조건·Source Business Rules를 확인할 수 있습니다. 다시 명확화</w:t>
+      </w:r>
+      <w:r>
+        <w:t xml:space="preserve"> </w:t>
+      </w:r>
+      <w:r>
+        <w:t xml:space="preserve">탭으로 돌아오면 진행 중이던 질문 큐가 그대로 유지됩니다.</w:t>
       </w:r>
     </w:p>
     <w:p>
@@ -1837,18 +2652,18 @@
           <wp:inline>
             <wp:extent cx="5334000" cy="3200400"/>
             <wp:effectExtent b="0" l="0" r="0" t="0"/>
-            <wp:docPr descr="제안된 편집안 — us-fast action 명료화 + AC 추가" title="" id="25" name="Picture"/>
+            <wp:docPr descr="개요 탭 — 기존 UserStory 메타데이터와 인수조건" title="" id="27" name="Picture"/>
             <a:graphic>
               <a:graphicData uri="http://schemas.openxmlformats.org/drawingml/2006/picture">
                 <pic:pic>
                   <pic:nvPicPr>
-                    <pic:cNvPr descr="images/04-edit-proposal.png" id="26" name="Picture"/>
+                    <pic:cNvPr descr="images/03-overview-tab.png" id="28" name="Picture"/>
                     <pic:cNvPicPr>
                       <a:picLocks noChangeArrowheads="1" noChangeAspect="1"/>
                     </pic:cNvPicPr>
                   </pic:nvPicPr>
                   <pic:blipFill>
-                    <a:blip r:embed="rId24"/>
+                    <a:blip r:embed="rId26"/>
                     <a:stretch>
                       <a:fillRect/>
                     </a:stretch>
@@ -1880,30 +2695,31 @@
         <w:pStyle w:val="ImageCaption"/>
       </w:pPr>
       <w:r>
-        <w:t xml:space="preserve">제안된 편집안 —</w:t>
-      </w:r>
-      <w:r>
-        <w:t xml:space="preserve"> </w:t>
-      </w:r>
-      <w:r>
-        <w:rPr>
-          <w:rStyle w:val="VerbatimChar"/>
-        </w:rPr>
-        <w:t xml:space="preserve">us-fast</w:t>
-      </w:r>
-      <w:r>
-        <w:t xml:space="preserve"> </w:t>
-      </w:r>
-      <w:r>
-        <w:t xml:space="preserve">action 명료화 + AC 추가</w:t>
-      </w:r>
-    </w:p>
-    <w:p>
-      <w:pPr>
-        <w:pStyle w:val="BodyText"/>
-      </w:pPr>
-      <w:r>
-        <w:t xml:space="preserve">이 시점에 그래프는</w:t>
+        <w:t xml:space="preserve">개요 탭 — 기존 UserStory 메타데이터와 인수조건</w:t>
+      </w:r>
+    </w:p>
+    <w:bookmarkEnd w:id="29"/>
+    <w:bookmarkStart w:id="33" w:name="편집안-검토-및-적용"/>
+    <w:p>
+      <w:pPr>
+        <w:pStyle w:val="Heading1"/>
+      </w:pPr>
+      <w:r>
+        <w:t xml:space="preserve">7. 편집안 검토 및 적용</w:t>
+      </w:r>
+    </w:p>
+    <w:p>
+      <w:pPr>
+        <w:pStyle w:val="FirstParagraph"/>
+      </w:pPr>
+      <w:r>
+        <w:t xml:space="preserve">답변을 제출하면 에이전트가 그 답을 영향받는 UserStory의 구체적 편집안으로</w:t>
+      </w:r>
+      <w:r>
+        <w:t xml:space="preserve"> </w:t>
+      </w:r>
+      <w:r>
+        <w:t xml:space="preserve">인코딩합니다. 결과는</w:t>
       </w:r>
       <w:r>
         <w:t xml:space="preserve"> </w:t>
@@ -1913,119 +2729,10 @@
           <w:b/>
           <w:bCs/>
         </w:rPr>
-        <w:t xml:space="preserve">아직 변경되지 않습니다</w:t>
-      </w:r>
-      <w:r>
-        <w:t xml:space="preserve">.</w:t>
-      </w:r>
-    </w:p>
-    <w:p>
-      <w:pPr>
-        <w:pStyle w:val="Compact"/>
-        <w:numPr>
-          <w:ilvl w:val="0"/>
-          <w:numId w:val="1006"/>
-        </w:numPr>
-      </w:pPr>
-      <w:r>
-        <w:t xml:space="preserve">diff 검토 후 만족하면</w:t>
-      </w:r>
-      <w:r>
-        <w:t xml:space="preserve"> </w:t>
-      </w:r>
-      <w:r>
-        <w:rPr>
-          <w:b/>
-          <w:bCs/>
-        </w:rPr>
-        <w:t xml:space="preserve">“적용”</w:t>
-      </w:r>
-      <w:r>
-        <w:t xml:space="preserve"> </w:t>
-      </w:r>
-      <w:r>
-        <w:t xml:space="preserve">버튼을 누릅니다 → 기존 user-story 편집</w:t>
-      </w:r>
-      <w:r>
-        <w:t xml:space="preserve"> </w:t>
-      </w:r>
-      <w:r>
-        <w:t xml:space="preserve">경로로 반영(낙관적 잠금·no-op 감지·임팩트 분석 트리거 자동 승계).</w:t>
-      </w:r>
-    </w:p>
-    <w:p>
-      <w:pPr>
-        <w:pStyle w:val="Compact"/>
-        <w:numPr>
-          <w:ilvl w:val="0"/>
-          <w:numId w:val="1006"/>
-        </w:numPr>
-      </w:pPr>
-      <w:r>
-        <w:t xml:space="preserve">적용 직후 임팩트 리포트가 백그라운드로 트리거되어 우하단에 표시될 수</w:t>
-      </w:r>
-      <w:r>
-        <w:t xml:space="preserve"> </w:t>
-      </w:r>
-      <w:r>
-        <w:t xml:space="preserve">있습니다.</w:t>
-      </w:r>
-    </w:p>
-    <w:p>
-      <w:pPr>
-        <w:pStyle w:val="Compact"/>
-        <w:numPr>
-          <w:ilvl w:val="0"/>
-          <w:numId w:val="1006"/>
-        </w:numPr>
-      </w:pPr>
-      <w:r>
-        <w:t xml:space="preserve">적용된 답변은 영향받는 UserStory의</w:t>
-      </w:r>
-      <w:r>
-        <w:t xml:space="preserve"> </w:t>
-      </w:r>
-      <w:r>
-        <w:rPr>
-          <w:rStyle w:val="VerbatimChar"/>
-        </w:rPr>
-        <w:t xml:space="preserve">clarifications</w:t>
-      </w:r>
-      <w:r>
-        <w:t xml:space="preserve"> </w:t>
-      </w:r>
-      <w:r>
-        <w:t xml:space="preserve">속성에 로그 항목 1건이</w:t>
-      </w:r>
-      <w:r>
-        <w:t xml:space="preserve"> </w:t>
-      </w:r>
-      <w:r>
-        <w:t xml:space="preserve">영구 저장됩니다.</w:t>
-      </w:r>
-    </w:p>
-    <w:bookmarkEnd w:id="27"/>
-    <w:bookmarkStart w:id="31" w:name="적용-완료-후"/>
-    <w:p>
-      <w:pPr>
-        <w:pStyle w:val="Heading1"/>
-      </w:pPr>
-      <w:r>
-        <w:t xml:space="preserve">8. 적용 완료 후</w:t>
-      </w:r>
-    </w:p>
-    <w:p>
-      <w:pPr>
-        <w:pStyle w:val="FirstParagraph"/>
-      </w:pPr>
-      <w:r>
-        <w:t xml:space="preserve">적용이 성공하면 편집안 컴포넌트가 collapse되고, 트리의 ❓ 배지와 탭의</w:t>
-      </w:r>
-      <w:r>
-        <w:t xml:space="preserve"> </w:t>
-      </w:r>
-      <w:r>
-        <w:t xml:space="preserve">❓ 배지가 모두 사라집니다. 명확화 처리가 끝났음을 한눈에 알 수 있습니다.</w:t>
+        <w:t xml:space="preserve">before/after JSON diff</w:t>
+      </w:r>
+      <w:r>
+        <w:t xml:space="preserve">로 인라인 표시됩니다.</w:t>
       </w:r>
     </w:p>
     <w:p>
@@ -2037,18 +2744,18 @@
           <wp:inline>
             <wp:extent cx="5334000" cy="3200400"/>
             <wp:effectExtent b="0" l="0" r="0" t="0"/>
-            <wp:docPr descr="적용 완료 — 배지 사라짐, 다음 작업 가능 상태" title="" id="29" name="Picture"/>
+            <wp:docPr descr="제안된 편집안 — us-fast action 명료화 + AC 추가" title="" id="31" name="Picture"/>
             <a:graphic>
               <a:graphicData uri="http://schemas.openxmlformats.org/drawingml/2006/picture">
                 <pic:pic>
                   <pic:nvPicPr>
-                    <pic:cNvPr descr="images/05-after-apply.png" id="30" name="Picture"/>
+                    <pic:cNvPr descr="images/04-edit-proposal.png" id="32" name="Picture"/>
                     <pic:cNvPicPr>
                       <a:picLocks noChangeArrowheads="1" noChangeAspect="1"/>
                     </pic:cNvPicPr>
                   </pic:nvPicPr>
                   <pic:blipFill>
-                    <a:blip r:embed="rId28"/>
+                    <a:blip r:embed="rId30"/>
                     <a:stretch>
                       <a:fillRect/>
                     </a:stretch>
@@ -2080,11 +2787,211 @@
         <w:pStyle w:val="ImageCaption"/>
       </w:pPr>
       <w:r>
+        <w:t xml:space="preserve">제안된 편집안 —</w:t>
+      </w:r>
+      <w:r>
+        <w:t xml:space="preserve"> </w:t>
+      </w:r>
+      <w:r>
+        <w:rPr>
+          <w:rStyle w:val="VerbatimChar"/>
+        </w:rPr>
+        <w:t xml:space="preserve">us-fast</w:t>
+      </w:r>
+      <w:r>
+        <w:t xml:space="preserve"> </w:t>
+      </w:r>
+      <w:r>
+        <w:t xml:space="preserve">action 명료화 + AC 추가</w:t>
+      </w:r>
+    </w:p>
+    <w:p>
+      <w:pPr>
+        <w:pStyle w:val="BodyText"/>
+      </w:pPr>
+      <w:r>
+        <w:t xml:space="preserve">이 시점에 그래프는</w:t>
+      </w:r>
+      <w:r>
+        <w:t xml:space="preserve"> </w:t>
+      </w:r>
+      <w:r>
+        <w:rPr>
+          <w:b/>
+          <w:bCs/>
+        </w:rPr>
+        <w:t xml:space="preserve">아직 변경되지 않습니다</w:t>
+      </w:r>
+      <w:r>
+        <w:t xml:space="preserve">.</w:t>
+      </w:r>
+    </w:p>
+    <w:p>
+      <w:pPr>
+        <w:pStyle w:val="Compact"/>
+        <w:numPr>
+          <w:ilvl w:val="0"/>
+          <w:numId w:val="1008"/>
+        </w:numPr>
+      </w:pPr>
+      <w:r>
+        <w:t xml:space="preserve">diff 검토 후 만족하면</w:t>
+      </w:r>
+      <w:r>
+        <w:t xml:space="preserve"> </w:t>
+      </w:r>
+      <w:r>
+        <w:rPr>
+          <w:b/>
+          <w:bCs/>
+        </w:rPr>
+        <w:t xml:space="preserve">“적용”</w:t>
+      </w:r>
+      <w:r>
+        <w:t xml:space="preserve"> </w:t>
+      </w:r>
+      <w:r>
+        <w:t xml:space="preserve">버튼을 누릅니다 → 기존 user-story 편집</w:t>
+      </w:r>
+      <w:r>
+        <w:t xml:space="preserve"> </w:t>
+      </w:r>
+      <w:r>
+        <w:t xml:space="preserve">경로로 반영(낙관적 잠금·no-op 감지·임팩트 분석 트리거 자동 승계).</w:t>
+      </w:r>
+    </w:p>
+    <w:p>
+      <w:pPr>
+        <w:pStyle w:val="Compact"/>
+        <w:numPr>
+          <w:ilvl w:val="0"/>
+          <w:numId w:val="1008"/>
+        </w:numPr>
+      </w:pPr>
+      <w:r>
+        <w:t xml:space="preserve">적용 직후 임팩트 리포트가 백그라운드로 트리거되어 우하단에 표시될 수</w:t>
+      </w:r>
+      <w:r>
+        <w:t xml:space="preserve"> </w:t>
+      </w:r>
+      <w:r>
+        <w:t xml:space="preserve">있습니다.</w:t>
+      </w:r>
+    </w:p>
+    <w:p>
+      <w:pPr>
+        <w:pStyle w:val="Compact"/>
+        <w:numPr>
+          <w:ilvl w:val="0"/>
+          <w:numId w:val="1008"/>
+        </w:numPr>
+      </w:pPr>
+      <w:r>
+        <w:t xml:space="preserve">적용된 답변은 영향받는 UserStory의</w:t>
+      </w:r>
+      <w:r>
+        <w:t xml:space="preserve"> </w:t>
+      </w:r>
+      <w:r>
+        <w:rPr>
+          <w:rStyle w:val="VerbatimChar"/>
+        </w:rPr>
+        <w:t xml:space="preserve">clarifications</w:t>
+      </w:r>
+      <w:r>
+        <w:t xml:space="preserve"> </w:t>
+      </w:r>
+      <w:r>
+        <w:t xml:space="preserve">속성에 로그 항목 1건이</w:t>
+      </w:r>
+      <w:r>
+        <w:t xml:space="preserve"> </w:t>
+      </w:r>
+      <w:r>
+        <w:t xml:space="preserve">영구 저장됩니다.</w:t>
+      </w:r>
+    </w:p>
+    <w:bookmarkEnd w:id="33"/>
+    <w:bookmarkStart w:id="37" w:name="적용-완료-후"/>
+    <w:p>
+      <w:pPr>
+        <w:pStyle w:val="Heading1"/>
+      </w:pPr>
+      <w:r>
+        <w:t xml:space="preserve">8. 적용 완료 후</w:t>
+      </w:r>
+    </w:p>
+    <w:p>
+      <w:pPr>
+        <w:pStyle w:val="FirstParagraph"/>
+      </w:pPr>
+      <w:r>
+        <w:t xml:space="preserve">적용이 성공하면 편집안 컴포넌트가 collapse되고, 트리의 ❓ 배지와 탭의</w:t>
+      </w:r>
+      <w:r>
+        <w:t xml:space="preserve"> </w:t>
+      </w:r>
+      <w:r>
+        <w:t xml:space="preserve">❓ 배지가 모두 사라집니다. 명확화 처리가 끝났음을 한눈에 알 수 있습니다.</w:t>
+      </w:r>
+    </w:p>
+    <w:p>
+      <w:pPr>
+        <w:pStyle w:val="CaptionedFigure"/>
+      </w:pPr>
+      <w:r>
+        <w:drawing>
+          <wp:inline>
+            <wp:extent cx="5334000" cy="3200400"/>
+            <wp:effectExtent b="0" l="0" r="0" t="0"/>
+            <wp:docPr descr="적용 완료 — 배지 사라짐, 다음 작업 가능 상태" title="" id="35" name="Picture"/>
+            <a:graphic>
+              <a:graphicData uri="http://schemas.openxmlformats.org/drawingml/2006/picture">
+                <pic:pic>
+                  <pic:nvPicPr>
+                    <pic:cNvPr descr="images/05-after-apply.png" id="36" name="Picture"/>
+                    <pic:cNvPicPr>
+                      <a:picLocks noChangeArrowheads="1" noChangeAspect="1"/>
+                    </pic:cNvPicPr>
+                  </pic:nvPicPr>
+                  <pic:blipFill>
+                    <a:blip r:embed="rId34"/>
+                    <a:stretch>
+                      <a:fillRect/>
+                    </a:stretch>
+                  </pic:blipFill>
+                  <pic:spPr bwMode="auto">
+                    <a:xfrm>
+                      <a:off x="0" y="0"/>
+                      <a:ext cx="5334000" cy="3200400"/>
+                    </a:xfrm>
+                    <a:prstGeom prst="rect">
+                      <a:avLst/>
+                    </a:prstGeom>
+                    <a:noFill/>
+                    <a:ln w="9525">
+                      <a:noFill/>
+                      <a:headEnd/>
+                      <a:tailEnd/>
+                    </a:ln>
+                  </pic:spPr>
+                </pic:pic>
+              </a:graphicData>
+            </a:graphic>
+          </wp:inline>
+        </w:drawing>
+      </w:r>
+    </w:p>
+    <w:p>
+      <w:pPr>
+        <w:pStyle w:val="ImageCaption"/>
+      </w:pPr>
+      <w:r>
         <w:t xml:space="preserve">적용 완료 — 배지 사라짐, 다음 작업 가능 상태</w:t>
       </w:r>
     </w:p>
-    <w:bookmarkEnd w:id="31"/>
-    <w:bookmarkStart w:id="32" w:name="명확화-세션-시작하는-세-가지-방법"/>
+    <w:bookmarkEnd w:id="37"/>
+    <w:bookmarkStart w:id="38" w:name="명확화-세션-시작하는-세-가지-방법"/>
     <w:p>
       <w:pPr>
         <w:pStyle w:val="Heading1"/>
@@ -2302,8 +3209,8 @@
         </w:tc>
       </w:tr>
     </w:tbl>
-    <w:bookmarkEnd w:id="32"/>
-    <w:bookmarkStart w:id="33" w:name="세션-종료-및-요약"/>
+    <w:bookmarkEnd w:id="38"/>
+    <w:bookmarkStart w:id="39" w:name="세션-종료-및-요약"/>
     <w:p>
       <w:pPr>
         <w:pStyle w:val="Heading1"/>
@@ -2347,7 +3254,7 @@
         <w:pStyle w:val="Compact"/>
         <w:numPr>
           <w:ilvl w:val="0"/>
-          <w:numId w:val="1007"/>
+          <w:numId w:val="1009"/>
         </w:numPr>
       </w:pPr>
       <w:r>
@@ -2369,7 +3276,7 @@
         <w:pStyle w:val="Compact"/>
         <w:numPr>
           <w:ilvl w:val="0"/>
-          <w:numId w:val="1007"/>
+          <w:numId w:val="1009"/>
         </w:numPr>
       </w:pPr>
       <w:r>
@@ -2391,7 +3298,7 @@
         <w:pStyle w:val="Compact"/>
         <w:numPr>
           <w:ilvl w:val="0"/>
-          <w:numId w:val="1007"/>
+          <w:numId w:val="1009"/>
         </w:numPr>
       </w:pPr>
       <w:r>
@@ -2428,8 +3335,8 @@
         <w:t xml:space="preserve">직전 스냅샷으로 복원할 수 있습니다.</w:t>
       </w:r>
     </w:p>
-    <w:bookmarkEnd w:id="33"/>
-    <w:bookmarkStart w:id="34" w:name="동작-보장-사항"/>
+    <w:bookmarkEnd w:id="39"/>
+    <w:bookmarkStart w:id="40" w:name="동작-보장-사항"/>
     <w:p>
       <w:pPr>
         <w:pStyle w:val="Heading1"/>
@@ -2443,7 +3350,7 @@
         <w:pStyle w:val="Compact"/>
         <w:numPr>
           <w:ilvl w:val="0"/>
-          <w:numId w:val="1008"/>
+          <w:numId w:val="1010"/>
         </w:numPr>
       </w:pPr>
       <w:r>
@@ -2477,7 +3384,7 @@
         <w:pStyle w:val="Compact"/>
         <w:numPr>
           <w:ilvl w:val="0"/>
-          <w:numId w:val="1008"/>
+          <w:numId w:val="1010"/>
         </w:numPr>
       </w:pPr>
       <w:r>
@@ -2496,7 +3403,7 @@
         <w:pStyle w:val="Compact"/>
         <w:numPr>
           <w:ilvl w:val="0"/>
-          <w:numId w:val="1008"/>
+          <w:numId w:val="1010"/>
         </w:numPr>
       </w:pPr>
       <w:r>
@@ -2548,7 +3455,7 @@
         <w:pStyle w:val="Compact"/>
         <w:numPr>
           <w:ilvl w:val="0"/>
-          <w:numId w:val="1008"/>
+          <w:numId w:val="1010"/>
         </w:numPr>
       </w:pPr>
       <w:r>
@@ -2567,7 +3474,7 @@
         <w:pStyle w:val="Compact"/>
         <w:numPr>
           <w:ilvl w:val="0"/>
-          <w:numId w:val="1008"/>
+          <w:numId w:val="1010"/>
         </w:numPr>
       </w:pPr>
       <w:r>
@@ -2599,8 +3506,8 @@
         <w:t xml:space="preserve">적용된 답변은 보존됩니다.</w:t>
       </w:r>
     </w:p>
-    <w:bookmarkEnd w:id="34"/>
-    <w:bookmarkStart w:id="35" w:name="rest-엔드포인트-요약"/>
+    <w:bookmarkEnd w:id="40"/>
+    <w:bookmarkStart w:id="41" w:name="rest-엔드포인트-요약"/>
     <w:p>
       <w:pPr>
         <w:pStyle w:val="Heading1"/>
@@ -3077,9 +3984,47 @@
           </w:p>
         </w:tc>
       </w:tr>
+      <w:tr>
+        <w:tc>
+          <w:tcPr/>
+          <w:p>
+            <w:pPr>
+              <w:pStyle w:val="Compact"/>
+            </w:pPr>
+            <w:r>
+              <w:t xml:space="preserve">GET</w:t>
+            </w:r>
+          </w:p>
+        </w:tc>
+        <w:tc>
+          <w:tcPr/>
+          <w:p>
+            <w:pPr>
+              <w:pStyle w:val="Compact"/>
+            </w:pPr>
+            <w:r>
+              <w:rPr>
+                <w:rStyle w:val="VerbatimChar"/>
+              </w:rPr>
+              <w:t xml:space="preserve">/api/requirements/clarification/clarity</w:t>
+            </w:r>
+          </w:p>
+        </w:tc>
+        <w:tc>
+          <w:tcPr/>
+          <w:p>
+            <w:pPr>
+              <w:pStyle w:val="Compact"/>
+            </w:pPr>
+            <w:r>
+              <w:t xml:space="preserve">명확화 레이더 차트 데이터 (10개 카테고리 점수 + 전체 %)</w:t>
+            </w:r>
+          </w:p>
+        </w:tc>
+      </w:tr>
     </w:tbl>
-    <w:bookmarkEnd w:id="35"/>
-    <w:bookmarkStart w:id="39" w:name="검증-결과-2026-05-25"/>
+    <w:bookmarkEnd w:id="41"/>
+    <w:bookmarkStart w:id="45" w:name="검증-결과-2026-05-25"/>
     <w:p>
       <w:pPr>
         <w:pStyle w:val="Heading1"/>
@@ -3088,7 +4033,7 @@
         <w:t xml:space="preserve">13. 검증 결과 (2026-05-25)</w:t>
       </w:r>
     </w:p>
-    <w:bookmarkStart w:id="36" w:name="라이브-llm-실-openai-gpt-4.1"/>
+    <w:bookmarkStart w:id="42" w:name="라이브-llm-실-openai-gpt-4.1"/>
     <w:p>
       <w:pPr>
         <w:pStyle w:val="Heading2"/>
@@ -3103,211 +4048,6 @@
       </w:pPr>
       <w:r>
         <w:t xml:space="preserve">벤치마크 픽스처(시드된 모호 요구사항 10건) 기준:</w:t>
-      </w:r>
-    </w:p>
-    <w:p>
-      <w:pPr>
-        <w:pStyle w:val="Compact"/>
-        <w:numPr>
-          <w:ilvl w:val="0"/>
-          <w:numId w:val="1009"/>
-        </w:numPr>
-      </w:pPr>
-      <w:r>
-        <w:t xml:space="preserve">스캔 시간:</w:t>
-      </w:r>
-      <w:r>
-        <w:t xml:space="preserve"> </w:t>
-      </w:r>
-      <w:r>
-        <w:rPr>
-          <w:b/>
-          <w:bCs/>
-        </w:rPr>
-        <w:t xml:space="preserve">10.4초</w:t>
-      </w:r>
-    </w:p>
-    <w:p>
-      <w:pPr>
-        <w:pStyle w:val="Compact"/>
-        <w:numPr>
-          <w:ilvl w:val="0"/>
-          <w:numId w:val="1009"/>
-        </w:numPr>
-      </w:pPr>
-      <w:r>
-        <w:t xml:space="preserve">생성 질문:</w:t>
-      </w:r>
-      <w:r>
-        <w:t xml:space="preserve"> </w:t>
-      </w:r>
-      <w:r>
-        <w:rPr>
-          <w:b/>
-          <w:bCs/>
-        </w:rPr>
-        <w:t xml:space="preserve">5개</w:t>
-      </w:r>
-      <w:r>
-        <w:t xml:space="preserve"> </w:t>
-      </w:r>
-      <w:r>
-        <w:t xml:space="preserve">(cap 도달)</w:t>
-      </w:r>
-    </w:p>
-    <w:p>
-      <w:pPr>
-        <w:pStyle w:val="Compact"/>
-        <w:numPr>
-          <w:ilvl w:val="0"/>
-          <w:numId w:val="1009"/>
-        </w:numPr>
-      </w:pPr>
-      <w:r>
-        <w:t xml:space="preserve">카테고리 정확도:</w:t>
-      </w:r>
-      <w:r>
-        <w:t xml:space="preserve"> </w:t>
-      </w:r>
-      <w:r>
-        <w:rPr>
-          <w:b/>
-          <w:bCs/>
-        </w:rPr>
-        <w:t xml:space="preserve">4/5</w:t>
-      </w:r>
-      <w:r>
-        <w:t xml:space="preserve"> </w:t>
-      </w:r>
-      <w:r>
-        <w:t xml:space="preserve">(시드 기대 카테고리와 일치)</w:t>
-      </w:r>
-    </w:p>
-    <w:p>
-      <w:pPr>
-        <w:pStyle w:val="Compact"/>
-        <w:numPr>
-          <w:ilvl w:val="0"/>
-          <w:numId w:val="1009"/>
-        </w:numPr>
-      </w:pPr>
-      <w:r>
-        <w:t xml:space="preserve">요구사항 커버리지:</w:t>
-      </w:r>
-      <w:r>
-        <w:t xml:space="preserve"> </w:t>
-      </w:r>
-      <w:r>
-        <w:rPr>
-          <w:b/>
-          <w:bCs/>
-        </w:rPr>
-        <w:t xml:space="preserve">8/10</w:t>
-      </w:r>
-      <w:r>
-        <w:t xml:space="preserve"> </w:t>
-      </w:r>
-      <w:r>
-        <w:t xml:space="preserve">(질문 그루핑으로 cap 효율 활용)</w:t>
-      </w:r>
-    </w:p>
-    <w:p>
-      <w:pPr>
-        <w:pStyle w:val="Compact"/>
-        <w:numPr>
-          <w:ilvl w:val="0"/>
-          <w:numId w:val="1009"/>
-        </w:numPr>
-      </w:pPr>
-      <w:r>
-        <w:t xml:space="preserve">system prompt 크기: 16,505자 (SpecKit SKILL.md verbatim)</w:t>
-      </w:r>
-    </w:p>
-    <w:bookmarkEnd w:id="36"/>
-    <w:bookmarkStart w:id="37" w:name="단위통합-테스트"/>
-    <w:p>
-      <w:pPr>
-        <w:pStyle w:val="Heading2"/>
-      </w:pPr>
-      <w:r>
-        <w:t xml:space="preserve">13.2 단위·통합 테스트</w:t>
-      </w:r>
-    </w:p>
-    <w:p>
-      <w:pPr>
-        <w:pStyle w:val="Compact"/>
-        <w:numPr>
-          <w:ilvl w:val="0"/>
-          <w:numId w:val="1010"/>
-        </w:numPr>
-      </w:pPr>
-      <w:r>
-        <w:t xml:space="preserve">pytest</w:t>
-      </w:r>
-      <w:r>
-        <w:t xml:space="preserve"> </w:t>
-      </w:r>
-      <w:r>
-        <w:rPr>
-          <w:b/>
-          <w:bCs/>
-        </w:rPr>
-        <w:t xml:space="preserve">38/38 통과</w:t>
-      </w:r>
-      <w:r>
-        <w:t xml:space="preserve">: agent cap, 단일 세션 가드, 인코더 정상화, 로그</w:t>
-      </w:r>
-      <w:r>
-        <w:t xml:space="preserve"> </w:t>
-      </w:r>
-      <w:r>
-        <w:t xml:space="preserve">round-trip, flags 트래커.</w:t>
-      </w:r>
-    </w:p>
-    <w:bookmarkEnd w:id="37"/>
-    <w:bookmarkStart w:id="38" w:name="playwright-e2e-headed-mode"/>
-    <w:p>
-      <w:pPr>
-        <w:pStyle w:val="Heading2"/>
-      </w:pPr>
-      <w:r>
-        <w:t xml:space="preserve">13.3 Playwright E2E (headed mode)</w:t>
-      </w:r>
-    </w:p>
-    <w:p>
-      <w:pPr>
-        <w:pStyle w:val="FirstParagraph"/>
-      </w:pPr>
-      <w:r>
-        <w:rPr>
-          <w:rStyle w:val="VerbatimChar"/>
-        </w:rPr>
-        <w:t xml:space="preserve">frontend/tests/clarification-flow.spec.ts</w:t>
-      </w:r>
-      <w:r>
-        <w:t xml:space="preserve"> </w:t>
-      </w:r>
-      <w:r>
-        <w:t xml:space="preserve">— mocked backend으로 UX 흐름</w:t>
-      </w:r>
-      <w:r>
-        <w:t xml:space="preserve"> </w:t>
-      </w:r>
-      <w:r>
-        <w:t xml:space="preserve">자동 구동,</w:t>
-      </w:r>
-      <w:r>
-        <w:t xml:space="preserve"> </w:t>
-      </w:r>
-      <w:r>
-        <w:rPr>
-          <w:b/>
-          <w:bCs/>
-        </w:rPr>
-        <w:t xml:space="preserve">4.6초 1 passed</w:t>
-      </w:r>
-      <w:r>
-        <w:t xml:space="preserve">:</w:t>
       </w:r>
     </w:p>
     <w:p>
@@ -3319,7 +4059,17 @@
         </w:numPr>
       </w:pPr>
       <w:r>
-        <w:t xml:space="preserve">트리 ambiguity 배지 렌더 (flagged에만 표시)</w:t>
+        <w:t xml:space="preserve">스캔 시간:</w:t>
+      </w:r>
+      <w:r>
+        <w:t xml:space="preserve"> </w:t>
+      </w:r>
+      <w:r>
+        <w:rPr>
+          <w:b/>
+          <w:bCs/>
+        </w:rPr>
+        <w:t xml:space="preserve">10.4초</w:t>
       </w:r>
     </w:p>
     <w:p>
@@ -3331,7 +4081,23 @@
         </w:numPr>
       </w:pPr>
       <w:r>
-        <w:t xml:space="preserve">US 행 클릭 → 디테일 패널 + 명확화 탭 자동 활성 + 탭 배지 표시</w:t>
+        <w:t xml:space="preserve">생성 질문:</w:t>
+      </w:r>
+      <w:r>
+        <w:t xml:space="preserve"> </w:t>
+      </w:r>
+      <w:r>
+        <w:rPr>
+          <w:b/>
+          <w:bCs/>
+        </w:rPr>
+        <w:t xml:space="preserve">5개</w:t>
+      </w:r>
+      <w:r>
+        <w:t xml:space="preserve"> </w:t>
+      </w:r>
+      <w:r>
+        <w:t xml:space="preserve">(cap 도달)</w:t>
       </w:r>
     </w:p>
     <w:p>
@@ -3343,7 +4109,23 @@
         </w:numPr>
       </w:pPr>
       <w:r>
-        <w:t xml:space="preserve">SSE 스트림으로 질문 큐 도착, 질문/추천/옵션 렌더</w:t>
+        <w:t xml:space="preserve">카테고리 정확도:</w:t>
+      </w:r>
+      <w:r>
+        <w:t xml:space="preserve"> </w:t>
+      </w:r>
+      <w:r>
+        <w:rPr>
+          <w:b/>
+          <w:bCs/>
+        </w:rPr>
+        <w:t xml:space="preserve">4/5</w:t>
+      </w:r>
+      <w:r>
+        <w:t xml:space="preserve"> </w:t>
+      </w:r>
+      <w:r>
+        <w:t xml:space="preserve">(시드 기대 카테고리와 일치)</w:t>
       </w:r>
     </w:p>
     <w:p>
@@ -3355,13 +4137,23 @@
         </w:numPr>
       </w:pPr>
       <w:r>
-        <w:t xml:space="preserve">“추천 답변 수락”</w:t>
-      </w:r>
-      <w:r>
-        <w:t xml:space="preserve"> </w:t>
-      </w:r>
-      <w:r>
-        <w:t xml:space="preserve">→ before/after JSON diff 렌더</w:t>
+        <w:t xml:space="preserve">요구사항 커버리지:</w:t>
+      </w:r>
+      <w:r>
+        <w:t xml:space="preserve"> </w:t>
+      </w:r>
+      <w:r>
+        <w:rPr>
+          <w:b/>
+          <w:bCs/>
+        </w:rPr>
+        <w:t xml:space="preserve">8/10</w:t>
+      </w:r>
+      <w:r>
+        <w:t xml:space="preserve"> </w:t>
+      </w:r>
+      <w:r>
+        <w:t xml:space="preserve">(질문 그루핑으로 cap 효율 활용)</w:t>
       </w:r>
     </w:p>
     <w:p>
@@ -3373,24 +4165,17 @@
         </w:numPr>
       </w:pPr>
       <w:r>
-        <w:t xml:space="preserve">“적용”</w:t>
-      </w:r>
-      <w:r>
-        <w:t xml:space="preserve"> </w:t>
-      </w:r>
-      <w:r>
-        <w:t xml:space="preserve">→ 편집안 collapse + 트리·탭 배지 모두 클리어</w:t>
-      </w:r>
-    </w:p>
-    <w:bookmarkEnd w:id="38"/>
-    <w:bookmarkEnd w:id="39"/>
-    <w:bookmarkStart w:id="40" w:name="다음-단계"/>
-    <w:p>
-      <w:pPr>
-        <w:pStyle w:val="Heading1"/>
-      </w:pPr>
-      <w:r>
-        <w:t xml:space="preserve">14. 다음 단계</w:t>
+        <w:t xml:space="preserve">system prompt 크기: 16,505자 (SpecKit SKILL.md verbatim)</w:t>
+      </w:r>
+    </w:p>
+    <w:bookmarkEnd w:id="42"/>
+    <w:bookmarkStart w:id="43" w:name="단위통합-테스트"/>
+    <w:p>
+      <w:pPr>
+        <w:pStyle w:val="Heading2"/>
+      </w:pPr>
+      <w:r>
+        <w:t xml:space="preserve">13.2 단위·통합 테스트</w:t>
       </w:r>
     </w:p>
     <w:p>
@@ -3402,19 +4187,72 @@
         </w:numPr>
       </w:pPr>
       <w:r>
-        <w:t xml:space="preserve">트리에 ambiguity 배지가 보이는 요구사항들은 클릭만 하면 디테일 패널이</w:t>
-      </w:r>
-      <w:r>
-        <w:t xml:space="preserve"> </w:t>
-      </w:r>
-      <w:r>
-        <w:t xml:space="preserve">바로 검토 화면으로 떠 있으므로, 위에서 아래로 훑으면서 명확화율을 점진적</w:t>
-      </w:r>
-      <w:r>
-        <w:t xml:space="preserve"> </w:t>
-      </w:r>
-      <w:r>
-        <w:t xml:space="preserve">으로 상승시킬 수 있습니다.</w:t>
+        <w:t xml:space="preserve">pytest</w:t>
+      </w:r>
+      <w:r>
+        <w:t xml:space="preserve"> </w:t>
+      </w:r>
+      <w:r>
+        <w:rPr>
+          <w:b/>
+          <w:bCs/>
+        </w:rPr>
+        <w:t xml:space="preserve">38/38 통과</w:t>
+      </w:r>
+      <w:r>
+        <w:t xml:space="preserve">: agent cap, 단일 세션 가드, 인코더 정상화, 로그</w:t>
+      </w:r>
+      <w:r>
+        <w:t xml:space="preserve"> </w:t>
+      </w:r>
+      <w:r>
+        <w:t xml:space="preserve">round-trip, flags 트래커.</w:t>
+      </w:r>
+    </w:p>
+    <w:bookmarkEnd w:id="43"/>
+    <w:bookmarkStart w:id="44" w:name="playwright-e2e-headed-mode"/>
+    <w:p>
+      <w:pPr>
+        <w:pStyle w:val="Heading2"/>
+      </w:pPr>
+      <w:r>
+        <w:t xml:space="preserve">13.3 Playwright E2E (headed mode)</w:t>
+      </w:r>
+    </w:p>
+    <w:p>
+      <w:pPr>
+        <w:pStyle w:val="FirstParagraph"/>
+      </w:pPr>
+      <w:r>
+        <w:rPr>
+          <w:rStyle w:val="VerbatimChar"/>
+        </w:rPr>
+        <w:t xml:space="preserve">frontend/tests/clarification-flow.spec.ts</w:t>
+      </w:r>
+      <w:r>
+        <w:t xml:space="preserve"> </w:t>
+      </w:r>
+      <w:r>
+        <w:t xml:space="preserve">— mocked backend으로 UX 흐름</w:t>
+      </w:r>
+      <w:r>
+        <w:t xml:space="preserve"> </w:t>
+      </w:r>
+      <w:r>
+        <w:t xml:space="preserve">자동 구동,</w:t>
+      </w:r>
+      <w:r>
+        <w:t xml:space="preserve"> </w:t>
+      </w:r>
+      <w:r>
+        <w:rPr>
+          <w:b/>
+          <w:bCs/>
+        </w:rPr>
+        <w:t xml:space="preserve">5.0초 1 passed</w:t>
+      </w:r>
+      <w:r>
+        <w:t xml:space="preserve">:</w:t>
       </w:r>
     </w:p>
     <w:p>
@@ -3422,29 +4260,21 @@
         <w:pStyle w:val="Compact"/>
         <w:numPr>
           <w:ilvl w:val="0"/>
-          <w:numId w:val="1012"/>
+          <w:numId w:val="1013"/>
         </w:numPr>
       </w:pPr>
       <w:r>
-        <w:t xml:space="preserve">큰 BoundedContext에서 첫 스캔이</w:t>
-      </w:r>
-      <w:r>
-        <w:t xml:space="preserve"> </w:t>
-      </w:r>
-      <w:r>
-        <w:rPr>
-          <w:rStyle w:val="VerbatimChar"/>
-        </w:rPr>
-        <w:t xml:space="preserve">deferredNote</w:t>
-      </w:r>
-      <w:r>
-        <w:t xml:space="preserve">를 남겼다면, 한 번 적용 후</w:t>
-      </w:r>
-      <w:r>
-        <w:t xml:space="preserve"> </w:t>
-      </w:r>
-      <w:r>
-        <w:t xml:space="preserve">같은 범위로 재스캔하면 1차에서 cap에 밀린 카테고리들이 올라옵니다.</w:t>
+        <w:rPr>
+          <w:b/>
+          <w:bCs/>
+        </w:rPr>
+        <w:t xml:space="preserve">명확화 레이더 대시보드</w:t>
+      </w:r>
+      <w:r>
+        <w:t xml:space="preserve"> </w:t>
+      </w:r>
+      <w:r>
+        <w:t xml:space="preserve">렌더 (10개 축, 비기능 50%, overall 85%)</w:t>
       </w:r>
     </w:p>
     <w:p>
@@ -3452,10 +4282,153 @@
         <w:pStyle w:val="Compact"/>
         <w:numPr>
           <w:ilvl w:val="0"/>
-          <w:numId w:val="1012"/>
+          <w:numId w:val="1013"/>
         </w:numPr>
       </w:pPr>
       <w:r>
+        <w:t xml:space="preserve">트리 ambiguity 배지 렌더 (flagged에만 표시)</w:t>
+      </w:r>
+    </w:p>
+    <w:p>
+      <w:pPr>
+        <w:pStyle w:val="Compact"/>
+        <w:numPr>
+          <w:ilvl w:val="0"/>
+          <w:numId w:val="1013"/>
+        </w:numPr>
+      </w:pPr>
+      <w:r>
+        <w:t xml:space="preserve">US 행 클릭 → 디테일 패널 + 명확화 탭 자동 활성 + 탭 배지 표시</w:t>
+      </w:r>
+    </w:p>
+    <w:p>
+      <w:pPr>
+        <w:pStyle w:val="Compact"/>
+        <w:numPr>
+          <w:ilvl w:val="0"/>
+          <w:numId w:val="1013"/>
+        </w:numPr>
+      </w:pPr>
+      <w:r>
+        <w:t xml:space="preserve">SSE 스트림으로 질문 큐 도착, 질문/추천/옵션 렌더</w:t>
+      </w:r>
+    </w:p>
+    <w:p>
+      <w:pPr>
+        <w:pStyle w:val="Compact"/>
+        <w:numPr>
+          <w:ilvl w:val="0"/>
+          <w:numId w:val="1013"/>
+        </w:numPr>
+      </w:pPr>
+      <w:r>
+        <w:t xml:space="preserve">“추천 답변 수락”</w:t>
+      </w:r>
+      <w:r>
+        <w:t xml:space="preserve"> </w:t>
+      </w:r>
+      <w:r>
+        <w:t xml:space="preserve">→ before/after JSON diff 렌더</w:t>
+      </w:r>
+    </w:p>
+    <w:p>
+      <w:pPr>
+        <w:pStyle w:val="Compact"/>
+        <w:numPr>
+          <w:ilvl w:val="0"/>
+          <w:numId w:val="1013"/>
+        </w:numPr>
+      </w:pPr>
+      <w:r>
+        <w:t xml:space="preserve">“적용”</w:t>
+      </w:r>
+      <w:r>
+        <w:t xml:space="preserve"> </w:t>
+      </w:r>
+      <w:r>
+        <w:t xml:space="preserve">→ 편집안 collapse + 트리·탭 배지 모두 클리어 + 레이더가 100%로</w:t>
+      </w:r>
+      <w:r>
+        <w:t xml:space="preserve"> </w:t>
+      </w:r>
+      <w:r>
+        <w:t xml:space="preserve">업데이트</w:t>
+      </w:r>
+    </w:p>
+    <w:bookmarkEnd w:id="44"/>
+    <w:bookmarkEnd w:id="45"/>
+    <w:bookmarkStart w:id="46" w:name="다음-단계"/>
+    <w:p>
+      <w:pPr>
+        <w:pStyle w:val="Heading1"/>
+      </w:pPr>
+      <w:r>
+        <w:t xml:space="preserve">14. 다음 단계</w:t>
+      </w:r>
+    </w:p>
+    <w:p>
+      <w:pPr>
+        <w:pStyle w:val="Compact"/>
+        <w:numPr>
+          <w:ilvl w:val="0"/>
+          <w:numId w:val="1014"/>
+        </w:numPr>
+      </w:pPr>
+      <w:r>
+        <w:t xml:space="preserve">트리에 ambiguity 배지가 보이는 요구사항들은 클릭만 하면 디테일 패널이</w:t>
+      </w:r>
+      <w:r>
+        <w:t xml:space="preserve"> </w:t>
+      </w:r>
+      <w:r>
+        <w:t xml:space="preserve">바로 검토 화면으로 떠 있으므로, 위에서 아래로 훑으면서 명확화율을 점진적</w:t>
+      </w:r>
+      <w:r>
+        <w:t xml:space="preserve"> </w:t>
+      </w:r>
+      <w:r>
+        <w:t xml:space="preserve">으로 상승시킬 수 있습니다.</w:t>
+      </w:r>
+    </w:p>
+    <w:p>
+      <w:pPr>
+        <w:pStyle w:val="Compact"/>
+        <w:numPr>
+          <w:ilvl w:val="0"/>
+          <w:numId w:val="1014"/>
+        </w:numPr>
+      </w:pPr>
+      <w:r>
+        <w:t xml:space="preserve">큰 BoundedContext에서 첫 스캔이</w:t>
+      </w:r>
+      <w:r>
+        <w:t xml:space="preserve"> </w:t>
+      </w:r>
+      <w:r>
+        <w:rPr>
+          <w:rStyle w:val="VerbatimChar"/>
+        </w:rPr>
+        <w:t xml:space="preserve">deferredNote</w:t>
+      </w:r>
+      <w:r>
+        <w:t xml:space="preserve">를 남겼다면, 한 번 적용 후</w:t>
+      </w:r>
+      <w:r>
+        <w:t xml:space="preserve"> </w:t>
+      </w:r>
+      <w:r>
+        <w:t xml:space="preserve">같은 범위로 재스캔하면 1차에서 cap에 밀린 카테고리들이 올라옵니다.</w:t>
+      </w:r>
+    </w:p>
+    <w:p>
+      <w:pPr>
+        <w:pStyle w:val="Compact"/>
+        <w:numPr>
+          <w:ilvl w:val="0"/>
+          <w:numId w:val="1014"/>
+        </w:numPr>
+      </w:pPr>
+      <w:r>
         <w:t xml:space="preserve">명확화 로그(</w:t>
       </w:r>
       <w:r>
@@ -3492,7 +4465,7 @@
         <w:t xml:space="preserve">있습니다.</w:t>
       </w:r>
     </w:p>
-    <w:bookmarkEnd w:id="40"/>
+    <w:bookmarkEnd w:id="46"/>
     <w:sectPr>
       <w:footnotePr>
         <w:numRestart w:val="eachSect"/>
@@ -3861,6 +4834,12 @@
     <w:abstractNumId w:val="991"/>
   </w:num>
   <w:num w:numId="1005">
+    <w:abstractNumId w:val="991"/>
+  </w:num>
+  <w:num w:numId="1006">
+    <w:abstractNumId w:val="991"/>
+  </w:num>
+  <w:num w:numId="1007">
     <w:abstractNumId w:val="99411"/>
     <w:lvlOverride w:ilvl="0">
       <w:startOverride w:val="1"/>
@@ -3890,12 +4869,6 @@
       <w:startOverride w:val="1"/>
     </w:lvlOverride>
   </w:num>
-  <w:num w:numId="1006">
-    <w:abstractNumId w:val="991"/>
-  </w:num>
-  <w:num w:numId="1007">
-    <w:abstractNumId w:val="991"/>
-  </w:num>
   <w:num w:numId="1008">
     <w:abstractNumId w:val="991"/>
   </w:num>
@@ -3909,6 +4882,12 @@
     <w:abstractNumId w:val="991"/>
   </w:num>
   <w:num w:numId="1012">
+    <w:abstractNumId w:val="991"/>
+  </w:num>
+  <w:num w:numId="1013">
+    <w:abstractNumId w:val="991"/>
+  </w:num>
+  <w:num w:numId="1014">
     <w:abstractNumId w:val="991"/>
   </w:num>
 </w:numbering>
@@ -4576,7 +5555,6 @@
     <w:link w:val="VerbatimChar"/>
     <w:pPr>
       <w:wordWrap w:val="off"/>
-      <w:shd w:val="clear" w:fill="f8f8f8"/>
     </w:pPr>
   </w:style>
   <w:style w:type="character" w:customStyle="1" w:styleId="KeywordTok">
@@ -4584,96 +5562,85 @@
     <w:basedOn w:val="VerbatimChar"/>
     <w:rPr>
       <w:b/>
-      <w:color w:val="204a87"/>
-      <w:shd w:val="clear" w:fill="f8f8f8"/>
+      <w:color w:val="007020"/>
     </w:rPr>
   </w:style>
   <w:style w:type="character" w:customStyle="1" w:styleId="DataTypeTok">
     <w:name w:val="DataTypeTok"/>
     <w:basedOn w:val="VerbatimChar"/>
     <w:rPr>
-      <w:color w:val="204a87"/>
-      <w:shd w:val="clear" w:fill="f8f8f8"/>
+      <w:color w:val="902000"/>
     </w:rPr>
   </w:style>
   <w:style w:type="character" w:customStyle="1" w:styleId="DecValTok">
     <w:name w:val="DecValTok"/>
     <w:basedOn w:val="VerbatimChar"/>
     <w:rPr>
-      <w:color w:val="0000cf"/>
-      <w:shd w:val="clear" w:fill="f8f8f8"/>
+      <w:color w:val="40a070"/>
     </w:rPr>
   </w:style>
   <w:style w:type="character" w:customStyle="1" w:styleId="BaseNTok">
     <w:name w:val="BaseNTok"/>
     <w:basedOn w:val="VerbatimChar"/>
     <w:rPr>
-      <w:color w:val="0000cf"/>
-      <w:shd w:val="clear" w:fill="f8f8f8"/>
+      <w:color w:val="40a070"/>
     </w:rPr>
   </w:style>
   <w:style w:type="character" w:customStyle="1" w:styleId="FloatTok">
     <w:name w:val="FloatTok"/>
     <w:basedOn w:val="VerbatimChar"/>
     <w:rPr>
-      <w:color w:val="0000cf"/>
-      <w:shd w:val="clear" w:fill="f8f8f8"/>
+      <w:color w:val="40a070"/>
     </w:rPr>
   </w:style>
   <w:style w:type="character" w:customStyle="1" w:styleId="ConstantTok">
     <w:name w:val="ConstantTok"/>
     <w:basedOn w:val="VerbatimChar"/>
     <w:rPr>
-      <w:color w:val="8f5902"/>
-      <w:shd w:val="clear" w:fill="f8f8f8"/>
+      <w:color w:val="880000"/>
     </w:rPr>
   </w:style>
   <w:style w:type="character" w:customStyle="1" w:styleId="CharTok">
     <w:name w:val="CharTok"/>
     <w:basedOn w:val="VerbatimChar"/>
     <w:rPr>
-      <w:color w:val="4e9a06"/>
-      <w:shd w:val="clear" w:fill="f8f8f8"/>
+      <w:color w:val="4070a0"/>
     </w:rPr>
   </w:style>
   <w:style w:type="character" w:customStyle="1" w:styleId="SpecialCharTok">
     <w:name w:val="SpecialCharTok"/>
     <w:basedOn w:val="VerbatimChar"/>
     <w:rPr>
-      <w:b/>
-      <w:color w:val="ce5c00"/>
-      <w:shd w:val="clear" w:fill="f8f8f8"/>
+      <w:color w:val="4070a0"/>
     </w:rPr>
   </w:style>
   <w:style w:type="character" w:customStyle="1" w:styleId="StringTok">
     <w:name w:val="StringTok"/>
     <w:basedOn w:val="VerbatimChar"/>
     <w:rPr>
-      <w:color w:val="4e9a06"/>
-      <w:shd w:val="clear" w:fill="f8f8f8"/>
+      <w:color w:val="4070a0"/>
     </w:rPr>
   </w:style>
   <w:style w:type="character" w:customStyle="1" w:styleId="VerbatimStringTok">
     <w:name w:val="VerbatimStringTok"/>
     <w:basedOn w:val="VerbatimChar"/>
     <w:rPr>
-      <w:color w:val="4e9a06"/>
-      <w:shd w:val="clear" w:fill="f8f8f8"/>
+      <w:color w:val="4070a0"/>
     </w:rPr>
   </w:style>
   <w:style w:type="character" w:customStyle="1" w:styleId="SpecialStringTok">
     <w:name w:val="SpecialStringTok"/>
     <w:basedOn w:val="VerbatimChar"/>
     <w:rPr>
-      <w:color w:val="4e9a06"/>
-      <w:shd w:val="clear" w:fill="f8f8f8"/>
+      <w:color w:val="bb6688"/>
     </w:rPr>
   </w:style>
   <w:style w:type="character" w:customStyle="1" w:styleId="ImportTok">
     <w:name w:val="ImportTok"/>
     <w:basedOn w:val="VerbatimChar"/>
     <w:rPr>
-      <w:shd w:val="clear" w:fill="f8f8f8"/>
+      <w:b/>
+      <w:color w:val="008000"/>
     </w:rPr>
   </w:style>
   <w:style w:type="character" w:customStyle="1" w:styleId="CommentTok">
@@ -4681,18 +5648,15 @@
     <w:basedOn w:val="VerbatimChar"/>
     <w:rPr>
       <w:i/>
-      <w:color w:val="8f5902"/>
-      <w:shd w:val="clear" w:fill="f8f8f8"/>
+      <w:color w:val="60a0b0"/>
     </w:rPr>
   </w:style>
   <w:style w:type="character" w:customStyle="1" w:styleId="DocumentationTok">
     <w:name w:val="DocumentationTok"/>
     <w:basedOn w:val="VerbatimChar"/>
     <w:rPr>
-      <w:b/>
       <w:i/>
-      <w:color w:val="8f5902"/>
-      <w:shd w:val="clear" w:fill="f8f8f8"/>
+      <w:color w:val="ba2121"/>
     </w:rPr>
   </w:style>
   <w:style w:type="character" w:customStyle="1" w:styleId="AnnotationTok">
@@ -4701,8 +5665,7 @@
     <w:rPr>
       <w:b/>
       <w:i/>
-      <w:color w:val="8f5902"/>
-      <w:shd w:val="clear" w:fill="f8f8f8"/>
+      <w:color w:val="60a0b0"/>
     </w:rPr>
   </w:style>
   <w:style w:type="character" w:customStyle="1" w:styleId="CommentVarTok">
@@ -4711,33 +5674,28 @@
     <w:rPr>
       <w:b/>
       <w:i/>
-      <w:color w:val="8f5902"/>
-      <w:shd w:val="clear" w:fill="f8f8f8"/>
+      <w:color w:val="60a0b0"/>
     </w:rPr>
   </w:style>
   <w:style w:type="character" w:customStyle="1" w:styleId="OtherTok">
     <w:name w:val="OtherTok"/>
     <w:basedOn w:val="VerbatimChar"/>
     <w:rPr>
-      <w:color w:val="8f5902"/>
-      <w:shd w:val="clear" w:fill="f8f8f8"/>
+      <w:color w:val="007020"/>
     </w:rPr>
   </w:style>
   <w:style w:type="character" w:customStyle="1" w:styleId="FunctionTok">
     <w:name w:val="FunctionTok"/>
     <w:basedOn w:val="VerbatimChar"/>
     <w:rPr>
-      <w:b/>
-      <w:color w:val="204a87"/>
-      <w:shd w:val="clear" w:fill="f8f8f8"/>
+      <w:color w:val="06287e"/>
     </w:rPr>
   </w:style>
   <w:style w:type="character" w:customStyle="1" w:styleId="VariableTok">
     <w:name w:val="VariableTok"/>
     <w:basedOn w:val="VerbatimChar"/>
     <w:rPr>
-      <w:color w:val="000000"/>
-      <w:shd w:val="clear" w:fill="f8f8f8"/>
+      <w:color w:val="19177c"/>
     </w:rPr>
   </w:style>
   <w:style w:type="character" w:customStyle="1" w:styleId="ControlFlowTok">
@@ -4745,56 +5703,46 @@
     <w:basedOn w:val="VerbatimChar"/>
     <w:rPr>
       <w:b/>
-      <w:color w:val="204a87"/>
-      <w:shd w:val="clear" w:fill="f8f8f8"/>
+      <w:color w:val="007020"/>
     </w:rPr>
   </w:style>
   <w:style w:type="character" w:customStyle="1" w:styleId="OperatorTok">
     <w:name w:val="OperatorTok"/>
     <w:basedOn w:val="VerbatimChar"/>
     <w:rPr>
-      <w:b/>
-      <w:color w:val="ce5c00"/>
-      <w:shd w:val="clear" w:fill="f8f8f8"/>
+      <w:color w:val="666666"/>
     </w:rPr>
   </w:style>
   <w:style w:type="character" w:customStyle="1" w:styleId="BuiltInTok">
     <w:name w:val="BuiltInTok"/>
     <w:basedOn w:val="VerbatimChar"/>
     <w:rPr>
-      <w:shd w:val="clear" w:fill="f8f8f8"/>
+      <w:color w:val="008000"/>
     </w:rPr>
   </w:style>
   <w:style w:type="character" w:customStyle="1" w:styleId="ExtensionTok">
     <w:name w:val="ExtensionTok"/>
     <w:basedOn w:val="VerbatimChar"/>
-    <w:rPr>
-      <w:shd w:val="clear" w:fill="f8f8f8"/>
-    </w:rPr>
+    <w:rPr/>
   </w:style>
   <w:style w:type="character" w:customStyle="1" w:styleId="PreprocessorTok">
     <w:name w:val="PreprocessorTok"/>
     <w:basedOn w:val="VerbatimChar"/>
     <w:rPr>
-      <w:i/>
-      <w:color w:val="8f5902"/>
-      <w:shd w:val="clear" w:fill="f8f8f8"/>
+      <w:color w:val="bc7a00"/>
     </w:rPr>
   </w:style>
   <w:style w:type="character" w:customStyle="1" w:styleId="AttributeTok">
     <w:name w:val="AttributeTok"/>
     <w:basedOn w:val="VerbatimChar"/>
     <w:rPr>
-      <w:color w:val="204a87"/>
-      <w:shd w:val="clear" w:fill="f8f8f8"/>
+      <w:color w:val="7d9029"/>
     </w:rPr>
   </w:style>
   <w:style w:type="character" w:customStyle="1" w:styleId="RegionMarkerTok">
     <w:name w:val="RegionMarkerTok"/>
     <w:basedOn w:val="VerbatimChar"/>
-    <w:rPr>
-      <w:shd w:val="clear" w:fill="f8f8f8"/>
-    </w:rPr>
+    <w:rPr/>
   </w:style>
   <w:style w:type="character" w:customStyle="1" w:styleId="InformationTok">
     <w:name w:val="InformationTok"/>
@@ -4802,8 +5750,7 @@
     <w:rPr>
       <w:b/>
       <w:i/>
-      <w:color w:val="8f5902"/>
-      <w:shd w:val="clear" w:fill="f8f8f8"/>
+      <w:color w:val="60a0b0"/>
     </w:rPr>
   </w:style>
   <w:style w:type="character" w:customStyle="1" w:styleId="WarningTok">
@@ -4812,16 +5759,15 @@
     <w:rPr>
       <w:b/>
       <w:i/>
-      <w:color w:val="8f5902"/>
-      <w:shd w:val="clear" w:fill="f8f8f8"/>
+      <w:color w:val="60a0b0"/>
     </w:rPr>
   </w:style>
   <w:style w:type="character" w:customStyle="1" w:styleId="AlertTok">
     <w:name w:val="AlertTok"/>
     <w:basedOn w:val="VerbatimChar"/>
     <w:rPr>
-      <w:color w:val="ef2929"/>
-      <w:shd w:val="clear" w:fill="f8f8f8"/>
+      <w:b/>
+      <w:color w:val="ff0000"/>
     </w:rPr>
   </w:style>
   <w:style w:type="character" w:customStyle="1" w:styleId="ErrorTok">
@@ -4829,16 +5775,13 @@
     <w:basedOn w:val="VerbatimChar"/>
     <w:rPr>
       <w:b/>
-      <w:color w:val="a40000"/>
-      <w:shd w:val="clear" w:fill="f8f8f8"/>
+      <w:color w:val="ff0000"/>
     </w:rPr>
   </w:style>
   <w:style w:type="character" w:customStyle="1" w:styleId="NormalTok">
     <w:name w:val="NormalTok"/>
     <w:basedOn w:val="VerbatimChar"/>
-    <w:rPr>
-      <w:shd w:val="clear" w:fill="f8f8f8"/>
-    </w:rPr>
+    <w:rPr/>
   </w:style>
 </w:styles>
 </file>

--- a/specs/030-requirements-clarify-agent/manual/USER-GUIDE.docx
+++ b/specs/030-requirements-clarify-agent/manual/USER-GUIDE.docx
@@ -1264,7 +1264,7 @@
     </w:p>
     <w:bookmarkEnd w:id="11"/>
     <w:bookmarkEnd w:id="12"/>
-    <w:bookmarkStart w:id="17" w:name="ui-구조"/>
+    <w:bookmarkStart w:id="22" w:name="ui-구조"/>
     <w:p>
       <w:pPr>
         <w:pStyle w:val="Heading1"/>
@@ -1486,7 +1486,7 @@
         <w:t xml:space="preserve">레이더 차트가 새 점수로 즉시 갱신됩니다.</w:t>
       </w:r>
     </w:p>
-    <w:bookmarkStart w:id="16" w:name="명확화-레이더-차트-clarity-radar"/>
+    <w:bookmarkStart w:id="21" w:name="명확화-레이더-차트-clarity-radar"/>
     <w:p>
       <w:pPr>
         <w:pStyle w:val="Heading2"/>
@@ -1564,13 +1564,7 @@
         <w:t xml:space="preserve"> </w:t>
       </w:r>
       <w:r>
-        <w:t xml:space="preserve">명확합니다. 데이터 점이 안쪽으로 들어가면 해당 영역에 모호한 요구사항이</w:t>
-      </w:r>
-      <w:r>
-        <w:t xml:space="preserve"> </w:t>
-      </w:r>
-      <w:r>
-        <w:t xml:space="preserve">존재한다는 신호입니다.</w:t>
+        <w:t xml:space="preserve">명확합니다.</w:t>
       </w:r>
     </w:p>
     <w:p>
@@ -1582,7 +1576,7 @@
           <wp:inline>
             <wp:extent cx="5334000" cy="3200400"/>
             <wp:effectExtent b="0" l="0" r="0" t="0"/>
-            <wp:docPr descr="명확화 레이더 차트 — 비기능 축이 50%로 함몰 (1건 모호)" title="" id="14" name="Picture"/>
+            <wp:docPr descr="명확화 레이더 차트 — 비기능 축이 0%로 함몰 (Outstanding · 적색 점), 엣지 케이스는 50% Deferred (황색)" title="" id="14" name="Picture"/>
             <a:graphic>
               <a:graphicData uri="http://schemas.openxmlformats.org/drawingml/2006/picture">
                 <pic:pic>
@@ -1625,7 +1619,530 @@
         <w:pStyle w:val="ImageCaption"/>
       </w:pPr>
       <w:r>
-        <w:t xml:space="preserve">명확화 레이더 차트 — 비기능 축이 50%로 함몰 (1건 모호)</w:t>
+        <w:t xml:space="preserve">명확화 레이더 차트 — 비기능 축이 0%로 함몰 (Outstanding · 적색 점), 엣지 케이스는 50% Deferred (황색)</w:t>
+      </w:r>
+    </w:p>
+    <w:bookmarkStart w:id="16" w:name="skill.md-기반-평가-모델-4-상태-weighted"/>
+    <w:p>
+      <w:pPr>
+        <w:pStyle w:val="Heading3"/>
+      </w:pPr>
+      <w:r>
+        <w:t xml:space="preserve">3.1.1 SKILL.md 기반 평가 모델 — 4-상태 weighted</w:t>
+      </w:r>
+    </w:p>
+    <w:p>
+      <w:pPr>
+        <w:pStyle w:val="FirstParagraph"/>
+      </w:pPr>
+      <w:r>
+        <w:t xml:space="preserve">레이더의 카테고리별 점수는 SpecKit</w:t>
+      </w:r>
+      <w:r>
+        <w:t xml:space="preserve"> </w:t>
+      </w:r>
+      <w:r>
+        <w:rPr>
+          <w:rStyle w:val="VerbatimChar"/>
+        </w:rPr>
+        <w:t xml:space="preserve">/speckit-clarify</w:t>
+      </w:r>
+      <w:r>
+        <w:t xml:space="preserve"> </w:t>
+      </w:r>
+      <w:r>
+        <w:t xml:space="preserve">스킬의</w:t>
+      </w:r>
+      <w:r>
+        <w:t xml:space="preserve"> </w:t>
+      </w:r>
+      <w:r>
+        <w:rPr>
+          <w:b/>
+          <w:bCs/>
+        </w:rPr>
+        <w:t xml:space="preserve">step-8</w:t>
+      </w:r>
+      <w:r>
+        <w:rPr>
+          <w:b/>
+          <w:bCs/>
+        </w:rPr>
+        <w:t xml:space="preserve"> </w:t>
+      </w:r>
+      <w:r>
+        <w:rPr>
+          <w:b/>
+          <w:bCs/>
+        </w:rPr>
+        <w:t xml:space="preserve">coverage 모델</w:t>
+      </w:r>
+      <w:r>
+        <w:t xml:space="preserve">과 동일한 4-상태 체계를 가중치로 사용합니다:</w:t>
+      </w:r>
+    </w:p>
+    <w:tbl>
+      <w:tblPr>
+        <w:tblStyle w:val="Table"/>
+        <w:tblW w:type="pct" w:w="5000"/>
+        <w:tblLayout w:type="fixed"/>
+        <w:tblLook w:firstRow="1" w:lastRow="0" w:firstColumn="0" w:lastColumn="0" w:noHBand="0" w:noVBand="0" w:val="0020"/>
+      </w:tblPr>
+      <w:tblGrid>
+        <w:gridCol w:w="1980"/>
+        <w:gridCol w:w="1980"/>
+        <w:gridCol w:w="1980"/>
+        <w:gridCol w:w="1980"/>
+      </w:tblGrid>
+      <w:tr>
+        <w:trPr>
+          <w:tblHeader w:val="on"/>
+        </w:trPr>
+        <w:tc>
+          <w:tcPr/>
+          <w:p>
+            <w:pPr>
+              <w:pStyle w:val="Compact"/>
+            </w:pPr>
+            <w:r>
+              <w:t xml:space="preserve">상태 (skill 정의)</w:t>
+            </w:r>
+          </w:p>
+        </w:tc>
+        <w:tc>
+          <w:tcPr/>
+          <w:p>
+            <w:pPr>
+              <w:pStyle w:val="Compact"/>
+            </w:pPr>
+            <w:r>
+              <w:t xml:space="preserve">점의 색</w:t>
+            </w:r>
+          </w:p>
+        </w:tc>
+        <w:tc>
+          <w:tcPr/>
+          <w:p>
+            <w:pPr>
+              <w:pStyle w:val="Compact"/>
+            </w:pPr>
+            <w:r>
+              <w:t xml:space="preserve">점수</w:t>
+            </w:r>
+          </w:p>
+        </w:tc>
+        <w:tc>
+          <w:tcPr/>
+          <w:p>
+            <w:pPr>
+              <w:pStyle w:val="Compact"/>
+            </w:pPr>
+            <w:r>
+              <w:t xml:space="preserve">의미</w:t>
+            </w:r>
+          </w:p>
+        </w:tc>
+      </w:tr>
+      <w:tr>
+        <w:tc>
+          <w:tcPr/>
+          <w:p>
+            <w:pPr>
+              <w:pStyle w:val="Compact"/>
+            </w:pPr>
+            <w:r>
+              <w:rPr>
+                <w:b/>
+                <w:bCs/>
+              </w:rPr>
+              <w:t xml:space="preserve">Clear</w:t>
+            </w:r>
+            <w:r>
+              <w:t xml:space="preserve"> </w:t>
+            </w:r>
+            <w:r>
+              <w:t xml:space="preserve">(</w:t>
+            </w:r>
+            <w:r>
+              <w:t xml:space="preserve">“already sufficient”</w:t>
+            </w:r>
+            <w:r>
+              <w:t xml:space="preserve">)</w:t>
+            </w:r>
+          </w:p>
+        </w:tc>
+        <w:tc>
+          <w:tcPr/>
+          <w:p>
+            <w:pPr>
+              <w:pStyle w:val="Compact"/>
+            </w:pPr>
+            <w:r>
+              <w:t xml:space="preserve">🟢 초록</w:t>
+            </w:r>
+          </w:p>
+        </w:tc>
+        <w:tc>
+          <w:tcPr/>
+          <w:p>
+            <w:pPr>
+              <w:pStyle w:val="Compact"/>
+            </w:pPr>
+            <w:r>
+              <w:rPr>
+                <w:b/>
+                <w:bCs/>
+              </w:rPr>
+              <w:t xml:space="preserve">1.0</w:t>
+            </w:r>
+          </w:p>
+        </w:tc>
+        <w:tc>
+          <w:tcPr/>
+          <w:p>
+            <w:pPr>
+              <w:pStyle w:val="Compact"/>
+            </w:pPr>
+            <w:r>
+              <w:t xml:space="preserve">스캔 결과 충분히 명세됨 — 갭 없음</w:t>
+            </w:r>
+          </w:p>
+        </w:tc>
+      </w:tr>
+      <w:tr>
+        <w:tc>
+          <w:tcPr/>
+          <w:p>
+            <w:pPr>
+              <w:pStyle w:val="Compact"/>
+            </w:pPr>
+            <w:r>
+              <w:rPr>
+                <w:b/>
+                <w:bCs/>
+              </w:rPr>
+              <w:t xml:space="preserve">Resolved</w:t>
+            </w:r>
+            <w:r>
+              <w:t xml:space="preserve"> </w:t>
+            </w:r>
+            <w:r>
+              <w:t xml:space="preserve">(</w:t>
+            </w:r>
+            <w:r>
+              <w:t xml:space="preserve">“was Partial/Missing and addressed”</w:t>
+            </w:r>
+            <w:r>
+              <w:t xml:space="preserve">)</w:t>
+            </w:r>
+          </w:p>
+        </w:tc>
+        <w:tc>
+          <w:tcPr/>
+          <w:p>
+            <w:pPr>
+              <w:pStyle w:val="Compact"/>
+            </w:pPr>
+            <w:r>
+              <w:t xml:space="preserve">🔵 파랑</w:t>
+            </w:r>
+          </w:p>
+        </w:tc>
+        <w:tc>
+          <w:tcPr/>
+          <w:p>
+            <w:pPr>
+              <w:pStyle w:val="Compact"/>
+            </w:pPr>
+            <w:r>
+              <w:rPr>
+                <w:b/>
+                <w:bCs/>
+              </w:rPr>
+              <w:t xml:space="preserve">1.0</w:t>
+            </w:r>
+          </w:p>
+        </w:tc>
+        <w:tc>
+          <w:tcPr/>
+          <w:p>
+            <w:pPr>
+              <w:pStyle w:val="Compact"/>
+            </w:pPr>
+            <w:r>
+              <w:t xml:space="preserve">이번 세션에서 갭이 발견되었지만 적용으로 해결 (sticky — 다음 스캔에서 다시 Outstanding이 돼도 유지)</w:t>
+            </w:r>
+          </w:p>
+        </w:tc>
+      </w:tr>
+      <w:tr>
+        <w:tc>
+          <w:tcPr/>
+          <w:p>
+            <w:pPr>
+              <w:pStyle w:val="Compact"/>
+            </w:pPr>
+            <w:r>
+              <w:rPr>
+                <w:b/>
+                <w:bCs/>
+              </w:rPr>
+              <w:t xml:space="preserve">Deferred</w:t>
+            </w:r>
+            <w:r>
+              <w:t xml:space="preserve"> </w:t>
+            </w:r>
+            <w:r>
+              <w:t xml:space="preserve">(</w:t>
+            </w:r>
+            <w:r>
+              <w:t xml:space="preserve">“exceeds quota OR better suited for planning”</w:t>
+            </w:r>
+            <w:r>
+              <w:t xml:space="preserve">)</w:t>
+            </w:r>
+          </w:p>
+        </w:tc>
+        <w:tc>
+          <w:tcPr/>
+          <w:p>
+            <w:pPr>
+              <w:pStyle w:val="Compact"/>
+            </w:pPr>
+            <w:r>
+              <w:t xml:space="preserve">🟡 황색</w:t>
+            </w:r>
+          </w:p>
+        </w:tc>
+        <w:tc>
+          <w:tcPr/>
+          <w:p>
+            <w:pPr>
+              <w:pStyle w:val="Compact"/>
+            </w:pPr>
+            <w:r>
+              <w:rPr>
+                <w:b/>
+                <w:bCs/>
+              </w:rPr>
+              <w:t xml:space="preserve">0.5</w:t>
+            </w:r>
+          </w:p>
+        </w:tc>
+        <w:tc>
+          <w:tcPr/>
+          <w:p>
+            <w:pPr>
+              <w:pStyle w:val="Compact"/>
+            </w:pPr>
+            <w:r>
+              <w:t xml:space="preserve">갭이 발견됐지만 질문 5개 cap을 초과해 보류 —</w:t>
+            </w:r>
+            <w:r>
+              <w:t xml:space="preserve"> </w:t>
+            </w:r>
+            <w:r>
+              <w:rPr>
+                <w:i/>
+                <w:iCs/>
+              </w:rPr>
+              <w:t xml:space="preserve">알고 있지만 후순위</w:t>
+            </w:r>
+          </w:p>
+        </w:tc>
+      </w:tr>
+      <w:tr>
+        <w:tc>
+          <w:tcPr/>
+          <w:p>
+            <w:pPr>
+              <w:pStyle w:val="Compact"/>
+            </w:pPr>
+            <w:r>
+              <w:rPr>
+                <w:b/>
+                <w:bCs/>
+              </w:rPr>
+              <w:t xml:space="preserve">Outstanding</w:t>
+            </w:r>
+            <w:r>
+              <w:t xml:space="preserve"> </w:t>
+            </w:r>
+            <w:r>
+              <w:t xml:space="preserve">(</w:t>
+            </w:r>
+            <w:r>
+              <w:t xml:space="preserve">“still Partial/Missing but low impact”</w:t>
+            </w:r>
+            <w:r>
+              <w:t xml:space="preserve">)</w:t>
+            </w:r>
+          </w:p>
+        </w:tc>
+        <w:tc>
+          <w:tcPr/>
+          <w:p>
+            <w:pPr>
+              <w:pStyle w:val="Compact"/>
+            </w:pPr>
+            <w:r>
+              <w:t xml:space="preserve">🔴 적색</w:t>
+            </w:r>
+          </w:p>
+        </w:tc>
+        <w:tc>
+          <w:tcPr/>
+          <w:p>
+            <w:pPr>
+              <w:pStyle w:val="Compact"/>
+            </w:pPr>
+            <w:r>
+              <w:rPr>
+                <w:b/>
+                <w:bCs/>
+              </w:rPr>
+              <w:t xml:space="preserve">0.0</w:t>
+            </w:r>
+          </w:p>
+        </w:tc>
+        <w:tc>
+          <w:tcPr/>
+          <w:p>
+            <w:pPr>
+              <w:pStyle w:val="Compact"/>
+            </w:pPr>
+            <w:r>
+              <w:t xml:space="preserve">갭이 발견됐지만 해결되지 않은 상태 —</w:t>
+            </w:r>
+            <w:r>
+              <w:t xml:space="preserve"> </w:t>
+            </w:r>
+            <w:r>
+              <w:rPr>
+                <w:i/>
+                <w:iCs/>
+              </w:rPr>
+              <w:t xml:space="preserve">가장 우선 검토 대상</w:t>
+            </w:r>
+          </w:p>
+        </w:tc>
+      </w:tr>
+    </w:tbl>
+    <w:p>
+      <w:pPr>
+        <w:pStyle w:val="BodyText"/>
+      </w:pPr>
+      <w:r>
+        <w:t xml:space="preserve">스킬 인용:</w:t>
+      </w:r>
+    </w:p>
+    <w:p>
+      <w:pPr>
+        <w:pStyle w:val="BlockText"/>
+      </w:pPr>
+      <w:r>
+        <w:t xml:space="preserve">Coverage summary table listing each taxonomy category with Status:</w:t>
+      </w:r>
+      <w:r>
+        <w:t xml:space="preserve"> </w:t>
+      </w:r>
+      <w:r>
+        <w:t xml:space="preserve">Resolved (was Partial/Missing and addressed), Deferred (exceeds</w:t>
+      </w:r>
+      <w:r>
+        <w:t xml:space="preserve"> </w:t>
+      </w:r>
+      <w:r>
+        <w:t xml:space="preserve">question quota or better suited for planning), Clear (already</w:t>
+      </w:r>
+      <w:r>
+        <w:t xml:space="preserve"> </w:t>
+      </w:r>
+      <w:r>
+        <w:t xml:space="preserve">sufficient), Outstanding (still Partial/Missing but low impact).</w:t>
+      </w:r>
+    </w:p>
+    <w:p>
+      <w:pPr>
+        <w:pStyle w:val="FirstParagraph"/>
+      </w:pPr>
+      <w:r>
+        <w:t xml:space="preserve">이 상태는</w:t>
+      </w:r>
+      <w:r>
+        <w:t xml:space="preserve"> </w:t>
+      </w:r>
+      <w:r>
+        <w:rPr>
+          <w:b/>
+          <w:bCs/>
+        </w:rPr>
+        <w:t xml:space="preserve">딥 에이전트가 매 스캔 종료 시 직접 결정</w:t>
+      </w:r>
+      <w:r>
+        <w:t xml:space="preserve">합니다 — 스캔 단계</w:t>
+      </w:r>
+      <w:r>
+        <w:t xml:space="preserve"> </w:t>
+      </w:r>
+      <w:r>
+        <w:t xml:space="preserve">(step 2)의</w:t>
+      </w:r>
+      <w:r>
+        <w:t xml:space="preserve"> </w:t>
+      </w:r>
+      <w:r>
+        <w:rPr>
+          <w:rStyle w:val="VerbatimChar"/>
+        </w:rPr>
+        <w:t xml:space="preserve">Clear / Partial / Missing</w:t>
+      </w:r>
+      <w:r>
+        <w:t xml:space="preserve"> </w:t>
+      </w:r>
+      <w:r>
+        <w:t xml:space="preserve">라벨링과</w:t>
+      </w:r>
+      <w:r>
+        <w:t xml:space="preserve"> </w:t>
+      </w:r>
+      <w:r>
+        <w:rPr>
+          <w:b/>
+          <w:bCs/>
+        </w:rPr>
+        <w:t xml:space="preserve">Impact × Uncertainty</w:t>
+      </w:r>
+      <w:r>
+        <w:t xml:space="preserve"> </w:t>
+      </w:r>
+      <w:r>
+        <w:t xml:space="preserve">우선순위 결정(step 3)을 거친 결과입니다. 백엔드는 그 결과를 in-memory</w:t>
+      </w:r>
+      <w:r>
+        <w:t xml:space="preserve"> </w:t>
+      </w:r>
+      <w:r>
+        <w:rPr>
+          <w:rStyle w:val="VerbatimChar"/>
+        </w:rPr>
+        <w:t xml:space="preserve">clarification_coverage</w:t>
+      </w:r>
+      <w:r>
+        <w:t xml:space="preserve"> </w:t>
+      </w:r>
+      <w:r>
+        <w:t xml:space="preserve">캐시에 보관해 다음 레이더 갱신 때 사용합니다.</w:t>
+      </w:r>
+    </w:p>
+    <w:bookmarkEnd w:id="16"/>
+    <w:bookmarkStart w:id="17" w:name="점수-산출-우선순위"/>
+    <w:p>
+      <w:pPr>
+        <w:pStyle w:val="Heading3"/>
+      </w:pPr>
+      <w:r>
+        <w:t xml:space="preserve">3.1.2 점수 산출 우선순위</w:t>
       </w:r>
     </w:p>
     <w:p>
@@ -1641,16 +2158,19 @@
           <w:b/>
           <w:bCs/>
         </w:rPr>
-        <w:t xml:space="preserve">중앙의 큰 숫자(%)</w:t>
-      </w:r>
-      <w:r>
-        <w:t xml:space="preserve">: 10개 축의 평균 점수. 80% 이상은 초록, 50~79%는</w:t>
-      </w:r>
-      <w:r>
-        <w:t xml:space="preserve"> </w:t>
-      </w:r>
-      <w:r>
-        <w:t xml:space="preserve">황색, 50% 미만은 적색으로 표시.</w:t>
+        <w:t xml:space="preserve">에이전트 coverage 캐시가 있으면</w:t>
+      </w:r>
+      <w:r>
+        <w:t xml:space="preserve"> </w:t>
+      </w:r>
+      <w:r>
+        <w:t xml:space="preserve">— 4-상태 가중치 그대로 사용.</w:t>
+      </w:r>
+      <w:r>
+        <w:t xml:space="preserve"> </w:t>
+      </w:r>
+      <w:r>
+        <w:t xml:space="preserve">(Single source of truth: 에이전트가 결정한 상태)</w:t>
       </w:r>
     </w:p>
     <w:p>
@@ -1666,93 +2186,29 @@
           <w:b/>
           <w:bCs/>
         </w:rPr>
-        <w:t xml:space="preserve">헤더의 카운터</w:t>
-      </w:r>
-      <w:r>
-        <w:t xml:space="preserve">:</w:t>
-      </w:r>
-      <w:r>
-        <w:t xml:space="preserve"> </w:t>
-      </w:r>
-      <w:r>
-        <w:t xml:space="preserve">“1건 모호 / 2건 전체”</w:t>
-      </w:r>
-      <w:r>
-        <w:t xml:space="preserve"> </w:t>
-      </w:r>
-      <w:r>
-        <w:t xml:space="preserve">처럼 범위 내 전체 UserStory 수</w:t>
-      </w:r>
-      <w:r>
-        <w:t xml:space="preserve"> </w:t>
-      </w:r>
-      <w:r>
-        <w:t xml:space="preserve">대비 모호로 판정된 수를 직접 보여줍니다.</w:t>
-      </w:r>
-    </w:p>
-    <w:p>
-      <w:pPr>
-        <w:pStyle w:val="Compact"/>
-        <w:numPr>
-          <w:ilvl w:val="0"/>
-          <w:numId w:val="1003"/>
-        </w:numPr>
-      </w:pPr>
-      <w:r>
-        <w:rPr>
-          <w:b/>
-          <w:bCs/>
-        </w:rPr>
-        <w:t xml:space="preserve">점의 색</w:t>
-      </w:r>
-      <w:r>
-        <w:t xml:space="preserve">: 초록 = 모든 요구사항이 그 카테고리에서 명확, 황색 = 일부</w:t>
-      </w:r>
-      <w:r>
-        <w:t xml:space="preserve"> </w:t>
-      </w:r>
-      <w:r>
-        <w:t xml:space="preserve">요구사항이 모호.</w:t>
-      </w:r>
-    </w:p>
-    <w:p>
-      <w:pPr>
-        <w:pStyle w:val="Compact"/>
-        <w:numPr>
-          <w:ilvl w:val="0"/>
-          <w:numId w:val="1003"/>
-        </w:numPr>
-      </w:pPr>
-      <w:r>
-        <w:rPr>
-          <w:b/>
-          <w:bCs/>
-        </w:rPr>
-        <w:t xml:space="preserve">축 라벨 hover</w:t>
-      </w:r>
-      <w:r>
-        <w:t xml:space="preserve"> </w:t>
-      </w:r>
-      <w:r>
-        <w:t xml:space="preserve">(또는 SVG</w:t>
-      </w:r>
-      <w:r>
-        <w:t xml:space="preserve"> </w:t>
-      </w:r>
-      <w:r>
-        <w:rPr>
-          <w:rStyle w:val="VerbatimChar"/>
-        </w:rPr>
-        <w:t xml:space="preserve">&lt;title&gt;</w:t>
-      </w:r>
-      <w:r>
-        <w:t xml:space="preserve">): 카테고리 enum 이름과 정확한</w:t>
-      </w:r>
-      <w:r>
-        <w:t xml:space="preserve"> </w:t>
-      </w:r>
-      <w:r>
-        <w:t xml:space="preserve">점수(%)·플래그된 요구사항 수를 표시.</w:t>
+        <w:t xml:space="preserve">캐시가 없으면 (cold-start)</w:t>
+      </w:r>
+      <w:r>
+        <w:t xml:space="preserve"> </w:t>
+      </w:r>
+      <w:r>
+        <w:t xml:space="preserve">— in-memory 플래그 트래커로 fallback.</w:t>
+      </w:r>
+      <w:r>
+        <w:t xml:space="preserve"> </w:t>
+      </w:r>
+      <w:r>
+        <w:t xml:space="preserve">플래그 있으면 0.0 (Outstanding 취급), 없으면 1.0 (status=None — 회색).</w:t>
+      </w:r>
+    </w:p>
+    <w:bookmarkEnd w:id="17"/>
+    <w:bookmarkStart w:id="18" w:name="resolved의-sticky-보장"/>
+    <w:p>
+      <w:pPr>
+        <w:pStyle w:val="Heading3"/>
+      </w:pPr>
+      <w:r>
+        <w:t xml:space="preserve">3.1.3 Resolved의 sticky 보장</w:t>
       </w:r>
     </w:p>
     <w:p>
@@ -1760,7 +2216,82 @@
         <w:pStyle w:val="FirstParagraph"/>
       </w:pPr>
       <w:r>
-        <w:t xml:space="preserve">대시보드는 다음 시점에 자동 갱신됩니다.</w:t>
+        <w:t xml:space="preserve">스킬의</w:t>
+      </w:r>
+      <w:r>
+        <w:t xml:space="preserve"> </w:t>
+      </w:r>
+      <w:r>
+        <w:t xml:space="preserve">“Resolved = was Partial/Missing and addressed”</w:t>
+      </w:r>
+      <w:r>
+        <w:t xml:space="preserve"> </w:t>
+      </w:r>
+      <w:r>
+        <w:t xml:space="preserve">정의를 충실히 따르기</w:t>
+      </w:r>
+      <w:r>
+        <w:t xml:space="preserve"> </w:t>
+      </w:r>
+      <w:r>
+        <w:t xml:space="preserve">위해, 한 번 Resolved가 된 카테고리는 후속 스캔에서 같은 카테고리가 다시</w:t>
+      </w:r>
+      <w:r>
+        <w:t xml:space="preserve"> </w:t>
+      </w:r>
+      <w:r>
+        <w:t xml:space="preserve">Outstanding이나 Deferred로 보고돼도</w:t>
+      </w:r>
+      <w:r>
+        <w:t xml:space="preserve"> </w:t>
+      </w:r>
+      <w:r>
+        <w:rPr>
+          <w:i/>
+          <w:iCs/>
+        </w:rPr>
+        <w:t xml:space="preserve">다운그레이드하지 않습니다</w:t>
+      </w:r>
+      <w:r>
+        <w:t xml:space="preserve">. 새 갭이</w:t>
+      </w:r>
+      <w:r>
+        <w:t xml:space="preserve"> </w:t>
+      </w:r>
+      <w:r>
+        <w:t xml:space="preserve">같은 카테고리에서 발견됐다면 그건</w:t>
+      </w:r>
+      <w:r>
+        <w:t xml:space="preserve"> </w:t>
+      </w:r>
+      <w:r>
+        <w:rPr>
+          <w:i/>
+          <w:iCs/>
+        </w:rPr>
+        <w:t xml:space="preserve">새</w:t>
+      </w:r>
+      <w:r>
+        <w:t xml:space="preserve"> </w:t>
+      </w:r>
+      <w:r>
+        <w:t xml:space="preserve">작업이지, 과거 작업을 무효화한</w:t>
+      </w:r>
+      <w:r>
+        <w:t xml:space="preserve"> </w:t>
+      </w:r>
+      <w:r>
+        <w:t xml:space="preserve">것은 아닙니다.</w:t>
+      </w:r>
+    </w:p>
+    <w:bookmarkEnd w:id="18"/>
+    <w:bookmarkStart w:id="19" w:name="그-외-ui-요소"/>
+    <w:p>
+      <w:pPr>
+        <w:pStyle w:val="Heading3"/>
+      </w:pPr>
+      <w:r>
+        <w:t xml:space="preserve">3.1.4 그 외 UI 요소</w:t>
       </w:r>
     </w:p>
     <w:p>
@@ -1772,7 +2303,20 @@
         </w:numPr>
       </w:pPr>
       <w:r>
-        <w:t xml:space="preserve">Requirements 탭 마운트 시</w:t>
+        <w:rPr>
+          <w:b/>
+          <w:bCs/>
+        </w:rPr>
+        <w:t xml:space="preserve">중앙의 큰 숫자(%)</w:t>
+      </w:r>
+      <w:r>
+        <w:t xml:space="preserve">: 10개 축의 평균 점수. 80% 이상은 초록, 50~79%는</w:t>
+      </w:r>
+      <w:r>
+        <w:t xml:space="preserve"> </w:t>
+      </w:r>
+      <w:r>
+        <w:t xml:space="preserve">황색, 50% 미만은 적색으로 표시.</w:t>
       </w:r>
     </w:p>
     <w:p>
@@ -1784,7 +2328,32 @@
         </w:numPr>
       </w:pPr>
       <w:r>
-        <w:t xml:space="preserve">명확화 세션의 스캔이 끝났을 때</w:t>
+        <w:rPr>
+          <w:b/>
+          <w:bCs/>
+        </w:rPr>
+        <w:t xml:space="preserve">헤더의 카운터</w:t>
+      </w:r>
+      <w:r>
+        <w:t xml:space="preserve">:</w:t>
+      </w:r>
+      <w:r>
+        <w:t xml:space="preserve"> </w:t>
+      </w:r>
+      <w:r>
+        <w:t xml:space="preserve">“1건 모호 / 2건 전체”</w:t>
+      </w:r>
+      <w:r>
+        <w:t xml:space="preserve"> </w:t>
+      </w:r>
+      <w:r>
+        <w:t xml:space="preserve">처럼 범위 내 전체 UserStory 수</w:t>
+      </w:r>
+      <w:r>
+        <w:t xml:space="preserve"> </w:t>
+      </w:r>
+      <w:r>
+        <w:t xml:space="preserve">대비 현재 모호로 판정된 수.</w:t>
       </w:r>
     </w:p>
     <w:p>
@@ -1797,30 +2366,29 @@
       </w:pPr>
       <w:r>
         <w:rPr>
-          <w:rStyle w:val="VerbatimChar"/>
-        </w:rPr>
-        <w:t xml:space="preserve">/apply</w:t>
-      </w:r>
-      <w:r>
-        <w:t xml:space="preserve"> </w:t>
-      </w:r>
-      <w:r>
-        <w:t xml:space="preserve">또는</w:t>
-      </w:r>
-      <w:r>
-        <w:t xml:space="preserve"> </w:t>
-      </w:r>
-      <w:r>
-        <w:rPr>
-          <w:rStyle w:val="VerbatimChar"/>
-        </w:rPr>
-        <w:t xml:space="preserve">/revert</w:t>
-      </w:r>
-      <w:r>
-        <w:t xml:space="preserve"> </w:t>
-      </w:r>
-      <w:r>
-        <w:t xml:space="preserve">직후</w:t>
+          <w:b/>
+          <w:bCs/>
+        </w:rPr>
+        <w:t xml:space="preserve">축 라벨/점 hover</w:t>
+      </w:r>
+      <w:r>
+        <w:t xml:space="preserve">: 카테고리 enum 이름, 정확 점수(%),</w:t>
+      </w:r>
+      <w:r>
+        <w:t xml:space="preserve"> </w:t>
+      </w:r>
+      <w:r>
+        <w:rPr>
+          <w:b/>
+          <w:bCs/>
+        </w:rPr>
+        <w:t xml:space="preserve">상태 라벨</w:t>
+      </w:r>
+      <w:r>
+        <w:t xml:space="preserve"> </w:t>
+      </w:r>
+      <w:r>
+        <w:t xml:space="preserve">(Clear/Resolved/Deferred/Outstanding), flagged·resolved 카운트.</w:t>
       </w:r>
     </w:p>
     <w:p>
@@ -1832,6 +2400,95 @@
         </w:numPr>
       </w:pPr>
       <w:r>
+        <w:rPr>
+          <w:b/>
+          <w:bCs/>
+        </w:rPr>
+        <w:t xml:space="preserve">범례 (하단)</w:t>
+      </w:r>
+      <w:r>
+        <w:t xml:space="preserve">: 4가지 상태 색의 의미.</w:t>
+      </w:r>
+    </w:p>
+    <w:bookmarkEnd w:id="19"/>
+    <w:bookmarkStart w:id="20" w:name="자동-갱신-시점"/>
+    <w:p>
+      <w:pPr>
+        <w:pStyle w:val="Heading3"/>
+      </w:pPr>
+      <w:r>
+        <w:t xml:space="preserve">3.1.5 자동 갱신 시점</w:t>
+      </w:r>
+    </w:p>
+    <w:p>
+      <w:pPr>
+        <w:pStyle w:val="Compact"/>
+        <w:numPr>
+          <w:ilvl w:val="0"/>
+          <w:numId w:val="1005"/>
+        </w:numPr>
+      </w:pPr>
+      <w:r>
+        <w:t xml:space="preserve">Requirements 탭 마운트 시</w:t>
+      </w:r>
+    </w:p>
+    <w:p>
+      <w:pPr>
+        <w:pStyle w:val="Compact"/>
+        <w:numPr>
+          <w:ilvl w:val="0"/>
+          <w:numId w:val="1005"/>
+        </w:numPr>
+      </w:pPr>
+      <w:r>
+        <w:t xml:space="preserve">명확화 세션의 스캔이 끝났을 때 (coverage 캐시 갱신)</w:t>
+      </w:r>
+    </w:p>
+    <w:p>
+      <w:pPr>
+        <w:pStyle w:val="Compact"/>
+        <w:numPr>
+          <w:ilvl w:val="0"/>
+          <w:numId w:val="1005"/>
+        </w:numPr>
+      </w:pPr>
+      <w:r>
+        <w:rPr>
+          <w:rStyle w:val="VerbatimChar"/>
+        </w:rPr>
+        <w:t xml:space="preserve">/apply</w:t>
+      </w:r>
+      <w:r>
+        <w:t xml:space="preserve"> </w:t>
+      </w:r>
+      <w:r>
+        <w:t xml:space="preserve">(해당 카테고리를 Resolved로 sticky 업그레이드) 또는</w:t>
+      </w:r>
+      <w:r>
+        <w:t xml:space="preserve"> </w:t>
+      </w:r>
+      <w:r>
+        <w:rPr>
+          <w:rStyle w:val="VerbatimChar"/>
+        </w:rPr>
+        <w:t xml:space="preserve">/revert</w:t>
+      </w:r>
+      <w:r>
+        <w:t xml:space="preserve"> </w:t>
+      </w:r>
+      <w:r>
+        <w:t xml:space="preserve">직후</w:t>
+      </w:r>
+    </w:p>
+    <w:p>
+      <w:pPr>
+        <w:pStyle w:val="Compact"/>
+        <w:numPr>
+          <w:ilvl w:val="0"/>
+          <w:numId w:val="1005"/>
+        </w:numPr>
+      </w:pPr>
+      <w:r>
         <w:t xml:space="preserve">인제스트가 완료되거나 데이터가 초기화될 때</w:t>
       </w:r>
     </w:p>
@@ -1840,24 +2497,38 @@
         <w:pStyle w:val="BlockText"/>
       </w:pPr>
       <w:r>
-        <w:t xml:space="preserve">큰 프로젝트에서 어느 카테고리부터 손볼지 결정할 때 가장 빠른 방법입니다.</w:t>
-      </w:r>
-      <w:r>
-        <w:t xml:space="preserve"> </w:t>
-      </w:r>
-      <w:r>
-        <w:t xml:space="preserve">가장 안쪽으로 들어간 축의 카테고리부터 우선 검토하면 명확화율을 효율적</w:t>
-      </w:r>
-      <w:r>
-        <w:t xml:space="preserve"> </w:t>
-      </w:r>
-      <w:r>
-        <w:t xml:space="preserve">으로 끌어올릴 수 있습니다.</w:t>
-      </w:r>
-    </w:p>
-    <w:bookmarkEnd w:id="16"/>
-    <w:bookmarkEnd w:id="17"/>
-    <w:bookmarkStart w:id="21" w:name="트리의-모호성-배지"/>
+        <w:rPr>
+          <w:b/>
+          <w:bCs/>
+        </w:rPr>
+        <w:t xml:space="preserve">활용 팁</w:t>
+      </w:r>
+      <w:r>
+        <w:t xml:space="preserve">: 가장 안쪽으로 들어간 축(0.0 적색 = Outstanding)을 우선</w:t>
+      </w:r>
+      <w:r>
+        <w:t xml:space="preserve"> </w:t>
+      </w:r>
+      <w:r>
+        <w:t xml:space="preserve">검토하세요. 황색 Deferred은 인지된 갭이지만 cap에 밀려 보류된 것이므로</w:t>
+      </w:r>
+      <w:r>
+        <w:t xml:space="preserve"> </w:t>
+      </w:r>
+      <w:r>
+        <w:t xml:space="preserve">두 번째 우선순위입니다. 같은 범위에서 한 번 더 스캔을 돌리면 cap에 밀린</w:t>
+      </w:r>
+      <w:r>
+        <w:t xml:space="preserve"> </w:t>
+      </w:r>
+      <w:r>
+        <w:t xml:space="preserve">Deferred 카테고리들이 차례로 올라옵니다.</w:t>
+      </w:r>
+    </w:p>
+    <w:bookmarkEnd w:id="20"/>
+    <w:bookmarkEnd w:id="21"/>
+    <w:bookmarkEnd w:id="22"/>
+    <w:bookmarkStart w:id="26" w:name="트리의-모호성-배지"/>
     <w:p>
       <w:pPr>
         <w:pStyle w:val="Heading1"/>
@@ -1908,18 +2579,18 @@
           <wp:inline>
             <wp:extent cx="5334000" cy="3200400"/>
             <wp:effectExtent b="0" l="0" r="0" t="0"/>
-            <wp:docPr descr="트리 — us-fast 행에 ❓1 배지, us-clear 행에는 배지 없음" title="" id="19" name="Picture"/>
+            <wp:docPr descr="트리 — us-fast 행에 ❓1 배지, us-clear 행에는 배지 없음" title="" id="24" name="Picture"/>
             <a:graphic>
               <a:graphicData uri="http://schemas.openxmlformats.org/drawingml/2006/picture">
                 <pic:pic>
                   <pic:nvPicPr>
-                    <pic:cNvPr descr="images/01-tree-badge.png" id="20" name="Picture"/>
+                    <pic:cNvPr descr="images/01-tree-badge.png" id="25" name="Picture"/>
                     <pic:cNvPicPr>
                       <a:picLocks noChangeArrowheads="1" noChangeAspect="1"/>
                     </pic:cNvPicPr>
                   </pic:nvPicPr>
                   <pic:blipFill>
-                    <a:blip r:embed="rId18"/>
+                    <a:blip r:embed="rId23"/>
                     <a:stretch>
                       <a:fillRect/>
                     </a:stretch>
@@ -1997,7 +2668,7 @@
         <w:pStyle w:val="Compact"/>
         <w:numPr>
           <w:ilvl w:val="0"/>
-          <w:numId w:val="1005"/>
+          <w:numId w:val="1006"/>
         </w:numPr>
       </w:pPr>
       <w:r>
@@ -2046,7 +2717,7 @@
         <w:pStyle w:val="Compact"/>
         <w:numPr>
           <w:ilvl w:val="0"/>
-          <w:numId w:val="1005"/>
+          <w:numId w:val="1006"/>
         </w:numPr>
       </w:pPr>
       <w:r>
@@ -2116,8 +2787,8 @@
         <w:t xml:space="preserve">가 수행되면 자동으로 사라집니다.</w:t>
       </w:r>
     </w:p>
-    <w:bookmarkEnd w:id="21"/>
-    <w:bookmarkStart w:id="25" w:name="명확화-탭-detail-panel"/>
+    <w:bookmarkEnd w:id="26"/>
+    <w:bookmarkStart w:id="30" w:name="명확화-탭-detail-panel"/>
     <w:p>
       <w:pPr>
         <w:pStyle w:val="Heading1"/>
@@ -2233,18 +2904,18 @@
           <wp:inline>
             <wp:extent cx="5334000" cy="3200400"/>
             <wp:effectExtent b="0" l="0" r="0" t="0"/>
-            <wp:docPr descr="명확화 탭 — 질문 + 추천 답변 + 폐쇄형 선택지 + 액션 버튼" title="" id="23" name="Picture"/>
+            <wp:docPr descr="명확화 탭 — 질문 + 추천 답변 + 폐쇄형 선택지 + 액션 버튼" title="" id="28" name="Picture"/>
             <a:graphic>
               <a:graphicData uri="http://schemas.openxmlformats.org/drawingml/2006/picture">
                 <pic:pic>
                   <pic:nvPicPr>
-                    <pic:cNvPr descr="images/02-detail-tab-question.png" id="24" name="Picture"/>
+                    <pic:cNvPr descr="images/02-detail-tab-question.png" id="29" name="Picture"/>
                     <pic:cNvPicPr>
                       <a:picLocks noChangeArrowheads="1" noChangeAspect="1"/>
                     </pic:cNvPicPr>
                   </pic:nvPicPr>
                   <pic:blipFill>
-                    <a:blip r:embed="rId22"/>
+                    <a:blip r:embed="rId27"/>
                     <a:stretch>
                       <a:fillRect/>
                     </a:stretch>
@@ -2292,7 +2963,7 @@
         <w:pStyle w:val="Compact"/>
         <w:numPr>
           <w:ilvl w:val="0"/>
-          <w:numId w:val="1006"/>
+          <w:numId w:val="1007"/>
         </w:numPr>
       </w:pPr>
       <w:r>
@@ -2319,176 +2990,6 @@
       </w:r>
       <w:r>
         <w:t xml:space="preserve">)</w:t>
-      </w:r>
-    </w:p>
-    <w:p>
-      <w:pPr>
-        <w:pStyle w:val="Compact"/>
-        <w:numPr>
-          <w:ilvl w:val="0"/>
-          <w:numId w:val="1006"/>
-        </w:numPr>
-      </w:pPr>
-      <w:r>
-        <w:rPr>
-          <w:b/>
-          <w:bCs/>
-        </w:rPr>
-        <w:t xml:space="preserve">우선순위 핀</w:t>
-      </w:r>
-      <w:r>
-        <w:t xml:space="preserve"> </w:t>
-      </w:r>
-      <w:r>
-        <w:t xml:space="preserve">(</w:t>
-      </w:r>
-      <w:r>
-        <w:rPr>
-          <w:rStyle w:val="VerbatimChar"/>
-        </w:rPr>
-        <w:t xml:space="preserve">P1</w:t>
-      </w:r>
-      <w:r>
-        <w:t xml:space="preserve">이 최우선)</w:t>
-      </w:r>
-    </w:p>
-    <w:p>
-      <w:pPr>
-        <w:pStyle w:val="Compact"/>
-        <w:numPr>
-          <w:ilvl w:val="0"/>
-          <w:numId w:val="1006"/>
-        </w:numPr>
-      </w:pPr>
-      <w:r>
-        <w:rPr>
-          <w:b/>
-          <w:bCs/>
-        </w:rPr>
-        <w:t xml:space="preserve">질문 텍스트</w:t>
-      </w:r>
-      <w:r>
-        <w:t xml:space="preserve"> </w:t>
-      </w:r>
-      <w:r>
-        <w:t xml:space="preserve">+ 영향 요구사항 id</w:t>
-      </w:r>
-    </w:p>
-    <w:p>
-      <w:pPr>
-        <w:pStyle w:val="Compact"/>
-        <w:numPr>
-          <w:ilvl w:val="0"/>
-          <w:numId w:val="1006"/>
-        </w:numPr>
-      </w:pPr>
-      <w:r>
-        <w:rPr>
-          <w:b/>
-          <w:bCs/>
-        </w:rPr>
-        <w:t xml:space="preserve">추천 답변</w:t>
-      </w:r>
-      <w:r>
-        <w:t xml:space="preserve"> </w:t>
-      </w:r>
-      <w:r>
-        <w:t xml:space="preserve">— 에이전트가 best-practice 기반으로 미리 제안</w:t>
-      </w:r>
-    </w:p>
-    <w:p>
-      <w:pPr>
-        <w:pStyle w:val="Compact"/>
-        <w:numPr>
-          <w:ilvl w:val="0"/>
-          <w:numId w:val="1006"/>
-        </w:numPr>
-      </w:pPr>
-      <w:r>
-        <w:rPr>
-          <w:b/>
-          <w:bCs/>
-        </w:rPr>
-        <w:t xml:space="preserve">선택지</w:t>
-      </w:r>
-      <w:r>
-        <w:t xml:space="preserve"> </w:t>
-      </w:r>
-      <w:r>
-        <w:t xml:space="preserve">(폐쇄형: 2~5개 상호배타) 또는</w:t>
-      </w:r>
-      <w:r>
-        <w:t xml:space="preserve"> </w:t>
-      </w:r>
-      <w:r>
-        <w:rPr>
-          <w:b/>
-          <w:bCs/>
-        </w:rPr>
-        <w:t xml:space="preserve">단답형 입력</w:t>
-      </w:r>
-      <w:r>
-        <w:t xml:space="preserve"> </w:t>
-      </w:r>
-      <w:r>
-        <w:t xml:space="preserve">(≤5단어)</w:t>
-      </w:r>
-    </w:p>
-    <w:p>
-      <w:pPr>
-        <w:pStyle w:val="Compact"/>
-        <w:numPr>
-          <w:ilvl w:val="0"/>
-          <w:numId w:val="1006"/>
-        </w:numPr>
-      </w:pPr>
-      <w:r>
-        <w:rPr>
-          <w:b/>
-          <w:bCs/>
-        </w:rPr>
-        <w:t xml:space="preserve">액션</w:t>
-      </w:r>
-      <w:r>
-        <w:t xml:space="preserve">:</w:t>
-      </w:r>
-      <w:r>
-        <w:t xml:space="preserve"> </w:t>
-      </w:r>
-      <w:r>
-        <w:t xml:space="preserve">“추천 답변 수락”</w:t>
-      </w:r>
-      <w:r>
-        <w:t xml:space="preserve"> </w:t>
-      </w:r>
-      <w:r>
-        <w:t xml:space="preserve">/</w:t>
-      </w:r>
-      <w:r>
-        <w:t xml:space="preserve"> </w:t>
-      </w:r>
-      <w:r>
-        <w:t xml:space="preserve">“건너뛰기”</w:t>
-      </w:r>
-      <w:r>
-        <w:t xml:space="preserve"> </w:t>
-      </w:r>
-      <w:r>
-        <w:t xml:space="preserve">/</w:t>
-      </w:r>
-      <w:r>
-        <w:t xml:space="preserve"> </w:t>
-      </w:r>
-      <w:r>
-        <w:t xml:space="preserve">“세션 종료”</w:t>
-      </w:r>
-    </w:p>
-    <w:p>
-      <w:pPr>
-        <w:pStyle w:val="FirstParagraph"/>
-      </w:pPr>
-      <w:r>
-        <w:t xml:space="preserve">답변 방식 세 가지:</w:t>
       </w:r>
     </w:p>
     <w:p>
@@ -2504,13 +3005,22 @@
           <w:b/>
           <w:bCs/>
         </w:rPr>
-        <w:t xml:space="preserve">추천 답변 수락</w:t>
-      </w:r>
-      <w:r>
-        <w:t xml:space="preserve"> </w:t>
-      </w:r>
-      <w:r>
-        <w:t xml:space="preserve">— 가장 흔한 경로. 에이전트의 제안을 그대로 받음.</w:t>
+        <w:t xml:space="preserve">우선순위 핀</w:t>
+      </w:r>
+      <w:r>
+        <w:t xml:space="preserve"> </w:t>
+      </w:r>
+      <w:r>
+        <w:t xml:space="preserve">(</w:t>
+      </w:r>
+      <w:r>
+        <w:rPr>
+          <w:rStyle w:val="VerbatimChar"/>
+        </w:rPr>
+        <w:t xml:space="preserve">P1</w:t>
+      </w:r>
+      <w:r>
+        <w:t xml:space="preserve">이 최우선)</w:t>
       </w:r>
     </w:p>
     <w:p>
@@ -2526,13 +3036,13 @@
           <w:b/>
           <w:bCs/>
         </w:rPr>
-        <w:t xml:space="preserve">선택지 클릭</w:t>
-      </w:r>
-      <w:r>
-        <w:t xml:space="preserve"> </w:t>
-      </w:r>
-      <w:r>
-        <w:t xml:space="preserve">— 추천 외 다른 옵션이 더 맞으면 그것을 선택.</w:t>
+        <w:t xml:space="preserve">질문 텍스트</w:t>
+      </w:r>
+      <w:r>
+        <w:t xml:space="preserve"> </w:t>
+      </w:r>
+      <w:r>
+        <w:t xml:space="preserve">+ 영향 요구사항 id</w:t>
       </w:r>
     </w:p>
     <w:p>
@@ -2548,6 +3058,167 @@
           <w:b/>
           <w:bCs/>
         </w:rPr>
+        <w:t xml:space="preserve">추천 답변</w:t>
+      </w:r>
+      <w:r>
+        <w:t xml:space="preserve"> </w:t>
+      </w:r>
+      <w:r>
+        <w:t xml:space="preserve">— 에이전트가 best-practice 기반으로 미리 제안</w:t>
+      </w:r>
+    </w:p>
+    <w:p>
+      <w:pPr>
+        <w:pStyle w:val="Compact"/>
+        <w:numPr>
+          <w:ilvl w:val="0"/>
+          <w:numId w:val="1007"/>
+        </w:numPr>
+      </w:pPr>
+      <w:r>
+        <w:rPr>
+          <w:b/>
+          <w:bCs/>
+        </w:rPr>
+        <w:t xml:space="preserve">선택지</w:t>
+      </w:r>
+      <w:r>
+        <w:t xml:space="preserve"> </w:t>
+      </w:r>
+      <w:r>
+        <w:t xml:space="preserve">(폐쇄형: 2~5개 상호배타) 또는</w:t>
+      </w:r>
+      <w:r>
+        <w:t xml:space="preserve"> </w:t>
+      </w:r>
+      <w:r>
+        <w:rPr>
+          <w:b/>
+          <w:bCs/>
+        </w:rPr>
+        <w:t xml:space="preserve">단답형 입력</w:t>
+      </w:r>
+      <w:r>
+        <w:t xml:space="preserve"> </w:t>
+      </w:r>
+      <w:r>
+        <w:t xml:space="preserve">(≤5단어)</w:t>
+      </w:r>
+    </w:p>
+    <w:p>
+      <w:pPr>
+        <w:pStyle w:val="Compact"/>
+        <w:numPr>
+          <w:ilvl w:val="0"/>
+          <w:numId w:val="1007"/>
+        </w:numPr>
+      </w:pPr>
+      <w:r>
+        <w:rPr>
+          <w:b/>
+          <w:bCs/>
+        </w:rPr>
+        <w:t xml:space="preserve">액션</w:t>
+      </w:r>
+      <w:r>
+        <w:t xml:space="preserve">:</w:t>
+      </w:r>
+      <w:r>
+        <w:t xml:space="preserve"> </w:t>
+      </w:r>
+      <w:r>
+        <w:t xml:space="preserve">“추천 답변 수락”</w:t>
+      </w:r>
+      <w:r>
+        <w:t xml:space="preserve"> </w:t>
+      </w:r>
+      <w:r>
+        <w:t xml:space="preserve">/</w:t>
+      </w:r>
+      <w:r>
+        <w:t xml:space="preserve"> </w:t>
+      </w:r>
+      <w:r>
+        <w:t xml:space="preserve">“건너뛰기”</w:t>
+      </w:r>
+      <w:r>
+        <w:t xml:space="preserve"> </w:t>
+      </w:r>
+      <w:r>
+        <w:t xml:space="preserve">/</w:t>
+      </w:r>
+      <w:r>
+        <w:t xml:space="preserve"> </w:t>
+      </w:r>
+      <w:r>
+        <w:t xml:space="preserve">“세션 종료”</w:t>
+      </w:r>
+    </w:p>
+    <w:p>
+      <w:pPr>
+        <w:pStyle w:val="FirstParagraph"/>
+      </w:pPr>
+      <w:r>
+        <w:t xml:space="preserve">답변 방식 세 가지:</w:t>
+      </w:r>
+    </w:p>
+    <w:p>
+      <w:pPr>
+        <w:pStyle w:val="Compact"/>
+        <w:numPr>
+          <w:ilvl w:val="0"/>
+          <w:numId w:val="1008"/>
+        </w:numPr>
+      </w:pPr>
+      <w:r>
+        <w:rPr>
+          <w:b/>
+          <w:bCs/>
+        </w:rPr>
+        <w:t xml:space="preserve">추천 답변 수락</w:t>
+      </w:r>
+      <w:r>
+        <w:t xml:space="preserve"> </w:t>
+      </w:r>
+      <w:r>
+        <w:t xml:space="preserve">— 가장 흔한 경로. 에이전트의 제안을 그대로 받음.</w:t>
+      </w:r>
+    </w:p>
+    <w:p>
+      <w:pPr>
+        <w:pStyle w:val="Compact"/>
+        <w:numPr>
+          <w:ilvl w:val="0"/>
+          <w:numId w:val="1008"/>
+        </w:numPr>
+      </w:pPr>
+      <w:r>
+        <w:rPr>
+          <w:b/>
+          <w:bCs/>
+        </w:rPr>
+        <w:t xml:space="preserve">선택지 클릭</w:t>
+      </w:r>
+      <w:r>
+        <w:t xml:space="preserve"> </w:t>
+      </w:r>
+      <w:r>
+        <w:t xml:space="preserve">— 추천 외 다른 옵션이 더 맞으면 그것을 선택.</w:t>
+      </w:r>
+    </w:p>
+    <w:p>
+      <w:pPr>
+        <w:pStyle w:val="Compact"/>
+        <w:numPr>
+          <w:ilvl w:val="0"/>
+          <w:numId w:val="1008"/>
+        </w:numPr>
+      </w:pPr>
+      <w:r>
+        <w:rPr>
+          <w:b/>
+          <w:bCs/>
+        </w:rPr>
         <w:t xml:space="preserve">단답형 자유 입력</w:t>
       </w:r>
       <w:r>
@@ -2597,8 +3268,8 @@
         <w:t xml:space="preserve">.</w:t>
       </w:r>
     </w:p>
-    <w:bookmarkEnd w:id="25"/>
-    <w:bookmarkStart w:id="29" w:name="개요-탭과-명확화-탭의-공존"/>
+    <w:bookmarkEnd w:id="30"/>
+    <w:bookmarkStart w:id="34" w:name="개요-탭과-명확화-탭의-공존"/>
     <w:p>
       <w:pPr>
         <w:pStyle w:val="Heading1"/>
@@ -2652,18 +3323,18 @@
           <wp:inline>
             <wp:extent cx="5334000" cy="3200400"/>
             <wp:effectExtent b="0" l="0" r="0" t="0"/>
-            <wp:docPr descr="개요 탭 — 기존 UserStory 메타데이터와 인수조건" title="" id="27" name="Picture"/>
+            <wp:docPr descr="개요 탭 — 기존 UserStory 메타데이터와 인수조건" title="" id="32" name="Picture"/>
             <a:graphic>
               <a:graphicData uri="http://schemas.openxmlformats.org/drawingml/2006/picture">
                 <pic:pic>
                   <pic:nvPicPr>
-                    <pic:cNvPr descr="images/03-overview-tab.png" id="28" name="Picture"/>
+                    <pic:cNvPr descr="images/03-overview-tab.png" id="33" name="Picture"/>
                     <pic:cNvPicPr>
                       <a:picLocks noChangeArrowheads="1" noChangeAspect="1"/>
                     </pic:cNvPicPr>
                   </pic:nvPicPr>
                   <pic:blipFill>
-                    <a:blip r:embed="rId26"/>
+                    <a:blip r:embed="rId31"/>
                     <a:stretch>
                       <a:fillRect/>
                     </a:stretch>
@@ -2698,8 +3369,8 @@
         <w:t xml:space="preserve">개요 탭 — 기존 UserStory 메타데이터와 인수조건</w:t>
       </w:r>
     </w:p>
-    <w:bookmarkEnd w:id="29"/>
-    <w:bookmarkStart w:id="33" w:name="편집안-검토-및-적용"/>
+    <w:bookmarkEnd w:id="34"/>
+    <w:bookmarkStart w:id="38" w:name="편집안-검토-및-적용"/>
     <w:p>
       <w:pPr>
         <w:pStyle w:val="Heading1"/>
@@ -2744,18 +3415,18 @@
           <wp:inline>
             <wp:extent cx="5334000" cy="3200400"/>
             <wp:effectExtent b="0" l="0" r="0" t="0"/>
-            <wp:docPr descr="제안된 편집안 — us-fast action 명료화 + AC 추가" title="" id="31" name="Picture"/>
+            <wp:docPr descr="제안된 편집안 — us-fast action 명료화 + AC 추가" title="" id="36" name="Picture"/>
             <a:graphic>
               <a:graphicData uri="http://schemas.openxmlformats.org/drawingml/2006/picture">
                 <pic:pic>
                   <pic:nvPicPr>
-                    <pic:cNvPr descr="images/04-edit-proposal.png" id="32" name="Picture"/>
+                    <pic:cNvPr descr="images/04-edit-proposal.png" id="37" name="Picture"/>
                     <pic:cNvPicPr>
                       <a:picLocks noChangeArrowheads="1" noChangeAspect="1"/>
                     </pic:cNvPicPr>
                   </pic:nvPicPr>
                   <pic:blipFill>
-                    <a:blip r:embed="rId30"/>
+                    <a:blip r:embed="rId35"/>
                     <a:stretch>
                       <a:fillRect/>
                     </a:stretch>
@@ -2831,7 +3502,7 @@
         <w:pStyle w:val="Compact"/>
         <w:numPr>
           <w:ilvl w:val="0"/>
-          <w:numId w:val="1008"/>
+          <w:numId w:val="1009"/>
         </w:numPr>
       </w:pPr>
       <w:r>
@@ -2865,7 +3536,7 @@
         <w:pStyle w:val="Compact"/>
         <w:numPr>
           <w:ilvl w:val="0"/>
-          <w:numId w:val="1008"/>
+          <w:numId w:val="1009"/>
         </w:numPr>
       </w:pPr>
       <w:r>
@@ -2883,7 +3554,7 @@
         <w:pStyle w:val="Compact"/>
         <w:numPr>
           <w:ilvl w:val="0"/>
-          <w:numId w:val="1008"/>
+          <w:numId w:val="1009"/>
         </w:numPr>
       </w:pPr>
       <w:r>
@@ -2911,8 +3582,8 @@
         <w:t xml:space="preserve">영구 저장됩니다.</w:t>
       </w:r>
     </w:p>
-    <w:bookmarkEnd w:id="33"/>
-    <w:bookmarkStart w:id="37" w:name="적용-완료-후"/>
+    <w:bookmarkEnd w:id="38"/>
+    <w:bookmarkStart w:id="42" w:name="적용-완료-후"/>
     <w:p>
       <w:pPr>
         <w:pStyle w:val="Heading1"/>
@@ -2944,18 +3615,18 @@
           <wp:inline>
             <wp:extent cx="5334000" cy="3200400"/>
             <wp:effectExtent b="0" l="0" r="0" t="0"/>
-            <wp:docPr descr="적용 완료 — 배지 사라짐, 다음 작업 가능 상태" title="" id="35" name="Picture"/>
+            <wp:docPr descr="적용 완료 — 배지 사라짐, 다음 작업 가능 상태" title="" id="40" name="Picture"/>
             <a:graphic>
               <a:graphicData uri="http://schemas.openxmlformats.org/drawingml/2006/picture">
                 <pic:pic>
                   <pic:nvPicPr>
-                    <pic:cNvPr descr="images/05-after-apply.png" id="36" name="Picture"/>
+                    <pic:cNvPr descr="images/05-after-apply.png" id="41" name="Picture"/>
                     <pic:cNvPicPr>
                       <a:picLocks noChangeArrowheads="1" noChangeAspect="1"/>
                     </pic:cNvPicPr>
                   </pic:nvPicPr>
                   <pic:blipFill>
-                    <a:blip r:embed="rId34"/>
+                    <a:blip r:embed="rId39"/>
                     <a:stretch>
                       <a:fillRect/>
                     </a:stretch>
@@ -2990,8 +3661,8 @@
         <w:t xml:space="preserve">적용 완료 — 배지 사라짐, 다음 작업 가능 상태</w:t>
       </w:r>
     </w:p>
-    <w:bookmarkEnd w:id="37"/>
-    <w:bookmarkStart w:id="38" w:name="명확화-세션-시작하는-세-가지-방법"/>
+    <w:bookmarkEnd w:id="42"/>
+    <w:bookmarkStart w:id="43" w:name="명확화-세션-시작하는-세-가지-방법"/>
     <w:p>
       <w:pPr>
         <w:pStyle w:val="Heading1"/>
@@ -3209,8 +3880,8 @@
         </w:tc>
       </w:tr>
     </w:tbl>
-    <w:bookmarkEnd w:id="38"/>
-    <w:bookmarkStart w:id="39" w:name="세션-종료-및-요약"/>
+    <w:bookmarkEnd w:id="43"/>
+    <w:bookmarkStart w:id="44" w:name="세션-종료-및-요약"/>
     <w:p>
       <w:pPr>
         <w:pStyle w:val="Heading1"/>
@@ -3247,102 +3918,6 @@
       </w:r>
       <w:r>
         <w:t xml:space="preserve">유지되고 미답 질문은 미변경 상태로 종료됩니다. 종료 시 요약이 열려:</w:t>
-      </w:r>
-    </w:p>
-    <w:p>
-      <w:pPr>
-        <w:pStyle w:val="Compact"/>
-        <w:numPr>
-          <w:ilvl w:val="0"/>
-          <w:numId w:val="1009"/>
-        </w:numPr>
-      </w:pPr>
-      <w:r>
-        <w:rPr>
-          <w:b/>
-          <w:bCs/>
-        </w:rPr>
-        <w:t xml:space="preserve">변경된 요구사항</w:t>
-      </w:r>
-      <w:r>
-        <w:t xml:space="preserve"> </w:t>
-      </w:r>
-      <w:r>
-        <w:t xml:space="preserve">목록 (before/after diff)</w:t>
-      </w:r>
-    </w:p>
-    <w:p>
-      <w:pPr>
-        <w:pStyle w:val="Compact"/>
-        <w:numPr>
-          <w:ilvl w:val="0"/>
-          <w:numId w:val="1009"/>
-        </w:numPr>
-      </w:pPr>
-      <w:r>
-        <w:rPr>
-          <w:b/>
-          <w:bCs/>
-        </w:rPr>
-        <w:t xml:space="preserve">범주별 커버리지</w:t>
-      </w:r>
-      <w:r>
-        <w:t xml:space="preserve"> </w:t>
-      </w:r>
-      <w:r>
-        <w:t xml:space="preserve">표 (resolved / deferred / clear / outstanding)</w:t>
-      </w:r>
-    </w:p>
-    <w:p>
-      <w:pPr>
-        <w:pStyle w:val="Compact"/>
-        <w:numPr>
-          <w:ilvl w:val="0"/>
-          <w:numId w:val="1009"/>
-        </w:numPr>
-      </w:pPr>
-      <w:r>
-        <w:t xml:space="preserve">질문 통계 (총수·적용·건너뜀)</w:t>
-      </w:r>
-    </w:p>
-    <w:p>
-      <w:pPr>
-        <w:pStyle w:val="FirstParagraph"/>
-      </w:pPr>
-      <w:r>
-        <w:t xml:space="preserve">를 보여주며, 개별 변경마다</w:t>
-      </w:r>
-      <w:r>
-        <w:t xml:space="preserve"> </w:t>
-      </w:r>
-      <w:r>
-        <w:rPr>
-          <w:b/>
-          <w:bCs/>
-        </w:rPr>
-        <w:t xml:space="preserve">“되돌리기”</w:t>
-      </w:r>
-      <w:r>
-        <w:t xml:space="preserve"> </w:t>
-      </w:r>
-      <w:r>
-        <w:t xml:space="preserve">버튼이 있어 해당 요구사항을 세션</w:t>
-      </w:r>
-      <w:r>
-        <w:t xml:space="preserve"> </w:t>
-      </w:r>
-      <w:r>
-        <w:t xml:space="preserve">직전 스냅샷으로 복원할 수 있습니다.</w:t>
-      </w:r>
-    </w:p>
-    <w:bookmarkEnd w:id="39"/>
-    <w:bookmarkStart w:id="40" w:name="동작-보장-사항"/>
-    <w:p>
-      <w:pPr>
-        <w:pStyle w:val="Heading1"/>
-      </w:pPr>
-      <w:r>
-        <w:t xml:space="preserve">11. 동작 보장 사항</w:t>
       </w:r>
     </w:p>
     <w:p>
@@ -3358,25 +3933,13 @@
           <w:b/>
           <w:bCs/>
         </w:rPr>
-        <w:t xml:space="preserve">질문 ≤ 5</w:t>
-      </w:r>
-      <w:r>
-        <w:t xml:space="preserve"> </w:t>
-      </w:r>
-      <w:r>
-        <w:t xml:space="preserve">per 세션. 초과 시</w:t>
-      </w:r>
-      <w:r>
-        <w:t xml:space="preserve"> </w:t>
-      </w:r>
-      <w:r>
-        <w:rPr>
-          <w:rStyle w:val="VerbatimChar"/>
-        </w:rPr>
-        <w:t xml:space="preserve">deferredNote</w:t>
-      </w:r>
-      <w:r>
-        <w:t xml:space="preserve">에 미해결 영역 안내.</w:t>
+        <w:t xml:space="preserve">변경된 요구사항</w:t>
+      </w:r>
+      <w:r>
+        <w:t xml:space="preserve"> </w:t>
+      </w:r>
+      <w:r>
+        <w:t xml:space="preserve">목록 (before/after diff)</w:t>
       </w:r>
     </w:p>
     <w:p>
@@ -3392,10 +3955,13 @@
           <w:b/>
           <w:bCs/>
         </w:rPr>
-        <w:t xml:space="preserve">범위당 활성 세션 1개</w:t>
-      </w:r>
-      <w:r>
-        <w:t xml:space="preserve">. 중복 시도는 기존 sessionId를 안내하고 거부.</w:t>
+        <w:t xml:space="preserve">범주별 커버리지</w:t>
+      </w:r>
+      <w:r>
+        <w:t xml:space="preserve"> </w:t>
+      </w:r>
+      <w:r>
+        <w:t xml:space="preserve">표 (resolved / deferred / clear / outstanding)</w:t>
       </w:r>
     </w:p>
     <w:p>
@@ -3407,47 +3973,47 @@
         </w:numPr>
       </w:pPr>
       <w:r>
-        <w:rPr>
-          <w:b/>
-          <w:bCs/>
-        </w:rPr>
-        <w:t xml:space="preserve">편집 충돌</w:t>
-      </w:r>
-      <w:r>
-        <w:t xml:space="preserve">: 세션 중 해당 UserStory가 외부에서 편집되면</w:t>
-      </w:r>
-      <w:r>
-        <w:t xml:space="preserve"> </w:t>
-      </w:r>
-      <w:r>
-        <w:t xml:space="preserve">“적용”</w:t>
-      </w:r>
-      <w:r>
-        <w:t xml:space="preserve">이 409</w:t>
-      </w:r>
-      <w:r>
-        <w:t xml:space="preserve"> </w:t>
-      </w:r>
-      <w:r>
-        <w:rPr>
-          <w:rStyle w:val="VerbatimChar"/>
-        </w:rPr>
-        <w:t xml:space="preserve">edit_conflict</w:t>
-      </w:r>
-      <w:r>
-        <w:t xml:space="preserve">로 최신</w:t>
-      </w:r>
-      <w:r>
-        <w:t xml:space="preserve"> </w:t>
-      </w:r>
-      <w:r>
-        <w:rPr>
-          <w:rStyle w:val="VerbatimChar"/>
-        </w:rPr>
-        <w:t xml:space="preserve">updatedAt</w:t>
-      </w:r>
-      <w:r>
-        <w:t xml:space="preserve">을 반환 (낙관적 잠금).</w:t>
+        <w:t xml:space="preserve">질문 통계 (총수·적용·건너뜀)</w:t>
+      </w:r>
+    </w:p>
+    <w:p>
+      <w:pPr>
+        <w:pStyle w:val="FirstParagraph"/>
+      </w:pPr>
+      <w:r>
+        <w:t xml:space="preserve">를 보여주며, 개별 변경마다</w:t>
+      </w:r>
+      <w:r>
+        <w:t xml:space="preserve"> </w:t>
+      </w:r>
+      <w:r>
+        <w:rPr>
+          <w:b/>
+          <w:bCs/>
+        </w:rPr>
+        <w:t xml:space="preserve">“되돌리기”</w:t>
+      </w:r>
+      <w:r>
+        <w:t xml:space="preserve"> </w:t>
+      </w:r>
+      <w:r>
+        <w:t xml:space="preserve">버튼이 있어 해당 요구사항을 세션</w:t>
+      </w:r>
+      <w:r>
+        <w:t xml:space="preserve"> </w:t>
+      </w:r>
+      <w:r>
+        <w:t xml:space="preserve">직전 스냅샷으로 복원할 수 있습니다.</w:t>
+      </w:r>
+    </w:p>
+    <w:bookmarkEnd w:id="44"/>
+    <w:bookmarkStart w:id="45" w:name="동작-보장-사항"/>
+    <w:p>
+      <w:pPr>
+        <w:pStyle w:val="Heading1"/>
+      </w:pPr>
+      <w:r>
+        <w:t xml:space="preserve">11. 동작 보장 사항</w:t>
       </w:r>
     </w:p>
     <w:p>
@@ -3455,7 +4021,7 @@
         <w:pStyle w:val="Compact"/>
         <w:numPr>
           <w:ilvl w:val="0"/>
-          <w:numId w:val="1010"/>
+          <w:numId w:val="1011"/>
         </w:numPr>
       </w:pPr>
       <w:r>
@@ -3463,10 +4029,25 @@
           <w:b/>
           <w:bCs/>
         </w:rPr>
-        <w:t xml:space="preserve">재접속·이탈</w:t>
-      </w:r>
-      <w:r>
-        <w:t xml:space="preserve">: 페이지를 나갔다 돌아와도 세션 큐와 진척 복원.</w:t>
+        <w:t xml:space="preserve">질문 ≤ 5</w:t>
+      </w:r>
+      <w:r>
+        <w:t xml:space="preserve"> </w:t>
+      </w:r>
+      <w:r>
+        <w:t xml:space="preserve">per 세션. 초과 시</w:t>
+      </w:r>
+      <w:r>
+        <w:t xml:space="preserve"> </w:t>
+      </w:r>
+      <w:r>
+        <w:rPr>
+          <w:rStyle w:val="VerbatimChar"/>
+        </w:rPr>
+        <w:t xml:space="preserve">deferredNote</w:t>
+      </w:r>
+      <w:r>
+        <w:t xml:space="preserve">에 미해결 영역 안내.</w:t>
       </w:r>
     </w:p>
     <w:p>
@@ -3474,7 +4055,7 @@
         <w:pStyle w:val="Compact"/>
         <w:numPr>
           <w:ilvl w:val="0"/>
-          <w:numId w:val="1010"/>
+          <w:numId w:val="1011"/>
         </w:numPr>
       </w:pPr>
       <w:r>
@@ -3482,6 +4063,96 @@
           <w:b/>
           <w:bCs/>
         </w:rPr>
+        <w:t xml:space="preserve">범위당 활성 세션 1개</w:t>
+      </w:r>
+      <w:r>
+        <w:t xml:space="preserve">. 중복 시도는 기존 sessionId를 안내하고 거부.</w:t>
+      </w:r>
+    </w:p>
+    <w:p>
+      <w:pPr>
+        <w:pStyle w:val="Compact"/>
+        <w:numPr>
+          <w:ilvl w:val="0"/>
+          <w:numId w:val="1011"/>
+        </w:numPr>
+      </w:pPr>
+      <w:r>
+        <w:rPr>
+          <w:b/>
+          <w:bCs/>
+        </w:rPr>
+        <w:t xml:space="preserve">편집 충돌</w:t>
+      </w:r>
+      <w:r>
+        <w:t xml:space="preserve">: 세션 중 해당 UserStory가 외부에서 편집되면</w:t>
+      </w:r>
+      <w:r>
+        <w:t xml:space="preserve"> </w:t>
+      </w:r>
+      <w:r>
+        <w:t xml:space="preserve">“적용”</w:t>
+      </w:r>
+      <w:r>
+        <w:t xml:space="preserve">이 409</w:t>
+      </w:r>
+      <w:r>
+        <w:t xml:space="preserve"> </w:t>
+      </w:r>
+      <w:r>
+        <w:rPr>
+          <w:rStyle w:val="VerbatimChar"/>
+        </w:rPr>
+        <w:t xml:space="preserve">edit_conflict</w:t>
+      </w:r>
+      <w:r>
+        <w:t xml:space="preserve">로 최신</w:t>
+      </w:r>
+      <w:r>
+        <w:t xml:space="preserve"> </w:t>
+      </w:r>
+      <w:r>
+        <w:rPr>
+          <w:rStyle w:val="VerbatimChar"/>
+        </w:rPr>
+        <w:t xml:space="preserve">updatedAt</w:t>
+      </w:r>
+      <w:r>
+        <w:t xml:space="preserve">을 반환 (낙관적 잠금).</w:t>
+      </w:r>
+    </w:p>
+    <w:p>
+      <w:pPr>
+        <w:pStyle w:val="Compact"/>
+        <w:numPr>
+          <w:ilvl w:val="0"/>
+          <w:numId w:val="1011"/>
+        </w:numPr>
+      </w:pPr>
+      <w:r>
+        <w:rPr>
+          <w:b/>
+          <w:bCs/>
+        </w:rPr>
+        <w:t xml:space="preserve">재접속·이탈</w:t>
+      </w:r>
+      <w:r>
+        <w:t xml:space="preserve">: 페이지를 나갔다 돌아와도 세션 큐와 진척 복원.</w:t>
+      </w:r>
+    </w:p>
+    <w:p>
+      <w:pPr>
+        <w:pStyle w:val="Compact"/>
+        <w:numPr>
+          <w:ilvl w:val="0"/>
+          <w:numId w:val="1011"/>
+        </w:numPr>
+      </w:pPr>
+      <w:r>
+        <w:rPr>
+          <w:b/>
+          <w:bCs/>
+        </w:rPr>
         <w:t xml:space="preserve">분석 실패</w:t>
       </w:r>
       <w:r>
@@ -3506,8 +4177,8 @@
         <w:t xml:space="preserve">적용된 답변은 보존됩니다.</w:t>
       </w:r>
     </w:p>
-    <w:bookmarkEnd w:id="40"/>
-    <w:bookmarkStart w:id="41" w:name="rest-엔드포인트-요약"/>
+    <w:bookmarkEnd w:id="45"/>
+    <w:bookmarkStart w:id="46" w:name="rest-엔드포인트-요약"/>
     <w:p>
       <w:pPr>
         <w:pStyle w:val="Heading1"/>
@@ -4023,8 +4694,8 @@
         </w:tc>
       </w:tr>
     </w:tbl>
-    <w:bookmarkEnd w:id="41"/>
-    <w:bookmarkStart w:id="45" w:name="검증-결과-2026-05-25"/>
+    <w:bookmarkEnd w:id="46"/>
+    <w:bookmarkStart w:id="50" w:name="검증-결과-2026-05-25"/>
     <w:p>
       <w:pPr>
         <w:pStyle w:val="Heading1"/>
@@ -4033,7 +4704,7 @@
         <w:t xml:space="preserve">13. 검증 결과 (2026-05-25)</w:t>
       </w:r>
     </w:p>
-    <w:bookmarkStart w:id="42" w:name="라이브-llm-실-openai-gpt-4.1"/>
+    <w:bookmarkStart w:id="47" w:name="라이브-llm-실-openai-gpt-4.1"/>
     <w:p>
       <w:pPr>
         <w:pStyle w:val="Heading2"/>
@@ -4048,134 +4719,6 @@
       </w:pPr>
       <w:r>
         <w:t xml:space="preserve">벤치마크 픽스처(시드된 모호 요구사항 10건) 기준:</w:t>
-      </w:r>
-    </w:p>
-    <w:p>
-      <w:pPr>
-        <w:pStyle w:val="Compact"/>
-        <w:numPr>
-          <w:ilvl w:val="0"/>
-          <w:numId w:val="1011"/>
-        </w:numPr>
-      </w:pPr>
-      <w:r>
-        <w:t xml:space="preserve">스캔 시간:</w:t>
-      </w:r>
-      <w:r>
-        <w:t xml:space="preserve"> </w:t>
-      </w:r>
-      <w:r>
-        <w:rPr>
-          <w:b/>
-          <w:bCs/>
-        </w:rPr>
-        <w:t xml:space="preserve">10.4초</w:t>
-      </w:r>
-    </w:p>
-    <w:p>
-      <w:pPr>
-        <w:pStyle w:val="Compact"/>
-        <w:numPr>
-          <w:ilvl w:val="0"/>
-          <w:numId w:val="1011"/>
-        </w:numPr>
-      </w:pPr>
-      <w:r>
-        <w:t xml:space="preserve">생성 질문:</w:t>
-      </w:r>
-      <w:r>
-        <w:t xml:space="preserve"> </w:t>
-      </w:r>
-      <w:r>
-        <w:rPr>
-          <w:b/>
-          <w:bCs/>
-        </w:rPr>
-        <w:t xml:space="preserve">5개</w:t>
-      </w:r>
-      <w:r>
-        <w:t xml:space="preserve"> </w:t>
-      </w:r>
-      <w:r>
-        <w:t xml:space="preserve">(cap 도달)</w:t>
-      </w:r>
-    </w:p>
-    <w:p>
-      <w:pPr>
-        <w:pStyle w:val="Compact"/>
-        <w:numPr>
-          <w:ilvl w:val="0"/>
-          <w:numId w:val="1011"/>
-        </w:numPr>
-      </w:pPr>
-      <w:r>
-        <w:t xml:space="preserve">카테고리 정확도:</w:t>
-      </w:r>
-      <w:r>
-        <w:t xml:space="preserve"> </w:t>
-      </w:r>
-      <w:r>
-        <w:rPr>
-          <w:b/>
-          <w:bCs/>
-        </w:rPr>
-        <w:t xml:space="preserve">4/5</w:t>
-      </w:r>
-      <w:r>
-        <w:t xml:space="preserve"> </w:t>
-      </w:r>
-      <w:r>
-        <w:t xml:space="preserve">(시드 기대 카테고리와 일치)</w:t>
-      </w:r>
-    </w:p>
-    <w:p>
-      <w:pPr>
-        <w:pStyle w:val="Compact"/>
-        <w:numPr>
-          <w:ilvl w:val="0"/>
-          <w:numId w:val="1011"/>
-        </w:numPr>
-      </w:pPr>
-      <w:r>
-        <w:t xml:space="preserve">요구사항 커버리지:</w:t>
-      </w:r>
-      <w:r>
-        <w:t xml:space="preserve"> </w:t>
-      </w:r>
-      <w:r>
-        <w:rPr>
-          <w:b/>
-          <w:bCs/>
-        </w:rPr>
-        <w:t xml:space="preserve">8/10</w:t>
-      </w:r>
-      <w:r>
-        <w:t xml:space="preserve"> </w:t>
-      </w:r>
-      <w:r>
-        <w:t xml:space="preserve">(질문 그루핑으로 cap 효율 활용)</w:t>
-      </w:r>
-    </w:p>
-    <w:p>
-      <w:pPr>
-        <w:pStyle w:val="Compact"/>
-        <w:numPr>
-          <w:ilvl w:val="0"/>
-          <w:numId w:val="1011"/>
-        </w:numPr>
-      </w:pPr>
-      <w:r>
-        <w:t xml:space="preserve">system prompt 크기: 16,505자 (SpecKit SKILL.md verbatim)</w:t>
-      </w:r>
-    </w:p>
-    <w:bookmarkEnd w:id="42"/>
-    <w:bookmarkStart w:id="43" w:name="단위통합-테스트"/>
-    <w:p>
-      <w:pPr>
-        <w:pStyle w:val="Heading2"/>
-      </w:pPr>
-      <w:r>
-        <w:t xml:space="preserve">13.2 단위·통합 테스트</w:t>
       </w:r>
     </w:p>
     <w:p>
@@ -4187,72 +4730,123 @@
         </w:numPr>
       </w:pPr>
       <w:r>
-        <w:t xml:space="preserve">pytest</w:t>
-      </w:r>
-      <w:r>
-        <w:t xml:space="preserve"> </w:t>
-      </w:r>
-      <w:r>
-        <w:rPr>
-          <w:b/>
-          <w:bCs/>
-        </w:rPr>
-        <w:t xml:space="preserve">38/38 통과</w:t>
-      </w:r>
-      <w:r>
-        <w:t xml:space="preserve">: agent cap, 단일 세션 가드, 인코더 정상화, 로그</w:t>
-      </w:r>
-      <w:r>
-        <w:t xml:space="preserve"> </w:t>
-      </w:r>
-      <w:r>
-        <w:t xml:space="preserve">round-trip, flags 트래커.</w:t>
-      </w:r>
-    </w:p>
-    <w:bookmarkEnd w:id="43"/>
-    <w:bookmarkStart w:id="44" w:name="playwright-e2e-headed-mode"/>
+        <w:t xml:space="preserve">스캔 시간:</w:t>
+      </w:r>
+      <w:r>
+        <w:t xml:space="preserve"> </w:t>
+      </w:r>
+      <w:r>
+        <w:rPr>
+          <w:b/>
+          <w:bCs/>
+        </w:rPr>
+        <w:t xml:space="preserve">10.4초</w:t>
+      </w:r>
+    </w:p>
+    <w:p>
+      <w:pPr>
+        <w:pStyle w:val="Compact"/>
+        <w:numPr>
+          <w:ilvl w:val="0"/>
+          <w:numId w:val="1012"/>
+        </w:numPr>
+      </w:pPr>
+      <w:r>
+        <w:t xml:space="preserve">생성 질문:</w:t>
+      </w:r>
+      <w:r>
+        <w:t xml:space="preserve"> </w:t>
+      </w:r>
+      <w:r>
+        <w:rPr>
+          <w:b/>
+          <w:bCs/>
+        </w:rPr>
+        <w:t xml:space="preserve">5개</w:t>
+      </w:r>
+      <w:r>
+        <w:t xml:space="preserve"> </w:t>
+      </w:r>
+      <w:r>
+        <w:t xml:space="preserve">(cap 도달)</w:t>
+      </w:r>
+    </w:p>
+    <w:p>
+      <w:pPr>
+        <w:pStyle w:val="Compact"/>
+        <w:numPr>
+          <w:ilvl w:val="0"/>
+          <w:numId w:val="1012"/>
+        </w:numPr>
+      </w:pPr>
+      <w:r>
+        <w:t xml:space="preserve">카테고리 정확도:</w:t>
+      </w:r>
+      <w:r>
+        <w:t xml:space="preserve"> </w:t>
+      </w:r>
+      <w:r>
+        <w:rPr>
+          <w:b/>
+          <w:bCs/>
+        </w:rPr>
+        <w:t xml:space="preserve">4/5</w:t>
+      </w:r>
+      <w:r>
+        <w:t xml:space="preserve"> </w:t>
+      </w:r>
+      <w:r>
+        <w:t xml:space="preserve">(시드 기대 카테고리와 일치)</w:t>
+      </w:r>
+    </w:p>
+    <w:p>
+      <w:pPr>
+        <w:pStyle w:val="Compact"/>
+        <w:numPr>
+          <w:ilvl w:val="0"/>
+          <w:numId w:val="1012"/>
+        </w:numPr>
+      </w:pPr>
+      <w:r>
+        <w:t xml:space="preserve">요구사항 커버리지:</w:t>
+      </w:r>
+      <w:r>
+        <w:t xml:space="preserve"> </w:t>
+      </w:r>
+      <w:r>
+        <w:rPr>
+          <w:b/>
+          <w:bCs/>
+        </w:rPr>
+        <w:t xml:space="preserve">8/10</w:t>
+      </w:r>
+      <w:r>
+        <w:t xml:space="preserve"> </w:t>
+      </w:r>
+      <w:r>
+        <w:t xml:space="preserve">(질문 그루핑으로 cap 효율 활용)</w:t>
+      </w:r>
+    </w:p>
+    <w:p>
+      <w:pPr>
+        <w:pStyle w:val="Compact"/>
+        <w:numPr>
+          <w:ilvl w:val="0"/>
+          <w:numId w:val="1012"/>
+        </w:numPr>
+      </w:pPr>
+      <w:r>
+        <w:t xml:space="preserve">system prompt 크기: 16,505자 (SpecKit SKILL.md verbatim)</w:t>
+      </w:r>
+    </w:p>
+    <w:bookmarkEnd w:id="47"/>
+    <w:bookmarkStart w:id="48" w:name="단위통합-테스트"/>
     <w:p>
       <w:pPr>
         <w:pStyle w:val="Heading2"/>
       </w:pPr>
       <w:r>
-        <w:t xml:space="preserve">13.3 Playwright E2E (headed mode)</w:t>
-      </w:r>
-    </w:p>
-    <w:p>
-      <w:pPr>
-        <w:pStyle w:val="FirstParagraph"/>
-      </w:pPr>
-      <w:r>
-        <w:rPr>
-          <w:rStyle w:val="VerbatimChar"/>
-        </w:rPr>
-        <w:t xml:space="preserve">frontend/tests/clarification-flow.spec.ts</w:t>
-      </w:r>
-      <w:r>
-        <w:t xml:space="preserve"> </w:t>
-      </w:r>
-      <w:r>
-        <w:t xml:space="preserve">— mocked backend으로 UX 흐름</w:t>
-      </w:r>
-      <w:r>
-        <w:t xml:space="preserve"> </w:t>
-      </w:r>
-      <w:r>
-        <w:t xml:space="preserve">자동 구동,</w:t>
-      </w:r>
-      <w:r>
-        <w:t xml:space="preserve"> </w:t>
-      </w:r>
-      <w:r>
-        <w:rPr>
-          <w:b/>
-          <w:bCs/>
-        </w:rPr>
-        <w:t xml:space="preserve">5.0초 1 passed</w:t>
-      </w:r>
-      <w:r>
-        <w:t xml:space="preserve">:</w:t>
+        <w:t xml:space="preserve">13.2 단위·통합 테스트</w:t>
       </w:r>
     </w:p>
     <w:p>
@@ -4264,106 +4858,72 @@
         </w:numPr>
       </w:pPr>
       <w:r>
-        <w:rPr>
-          <w:b/>
-          <w:bCs/>
-        </w:rPr>
-        <w:t xml:space="preserve">명확화 레이더 대시보드</w:t>
-      </w:r>
-      <w:r>
-        <w:t xml:space="preserve"> </w:t>
-      </w:r>
-      <w:r>
-        <w:t xml:space="preserve">렌더 (10개 축, 비기능 50%, overall 85%)</w:t>
-      </w:r>
-    </w:p>
-    <w:p>
-      <w:pPr>
-        <w:pStyle w:val="Compact"/>
-        <w:numPr>
-          <w:ilvl w:val="0"/>
-          <w:numId w:val="1013"/>
-        </w:numPr>
-      </w:pPr>
-      <w:r>
-        <w:t xml:space="preserve">트리 ambiguity 배지 렌더 (flagged에만 표시)</w:t>
-      </w:r>
-    </w:p>
-    <w:p>
-      <w:pPr>
-        <w:pStyle w:val="Compact"/>
-        <w:numPr>
-          <w:ilvl w:val="0"/>
-          <w:numId w:val="1013"/>
-        </w:numPr>
-      </w:pPr>
-      <w:r>
-        <w:t xml:space="preserve">US 행 클릭 → 디테일 패널 + 명확화 탭 자동 활성 + 탭 배지 표시</w:t>
-      </w:r>
-    </w:p>
-    <w:p>
-      <w:pPr>
-        <w:pStyle w:val="Compact"/>
-        <w:numPr>
-          <w:ilvl w:val="0"/>
-          <w:numId w:val="1013"/>
-        </w:numPr>
-      </w:pPr>
-      <w:r>
-        <w:t xml:space="preserve">SSE 스트림으로 질문 큐 도착, 질문/추천/옵션 렌더</w:t>
-      </w:r>
-    </w:p>
-    <w:p>
-      <w:pPr>
-        <w:pStyle w:val="Compact"/>
-        <w:numPr>
-          <w:ilvl w:val="0"/>
-          <w:numId w:val="1013"/>
-        </w:numPr>
-      </w:pPr>
-      <w:r>
-        <w:t xml:space="preserve">“추천 답변 수락”</w:t>
-      </w:r>
-      <w:r>
-        <w:t xml:space="preserve"> </w:t>
-      </w:r>
-      <w:r>
-        <w:t xml:space="preserve">→ before/after JSON diff 렌더</w:t>
-      </w:r>
-    </w:p>
-    <w:p>
-      <w:pPr>
-        <w:pStyle w:val="Compact"/>
-        <w:numPr>
-          <w:ilvl w:val="0"/>
-          <w:numId w:val="1013"/>
-        </w:numPr>
-      </w:pPr>
-      <w:r>
-        <w:t xml:space="preserve">“적용”</w:t>
-      </w:r>
-      <w:r>
-        <w:t xml:space="preserve"> </w:t>
-      </w:r>
-      <w:r>
-        <w:t xml:space="preserve">→ 편집안 collapse + 트리·탭 배지 모두 클리어 + 레이더가 100%로</w:t>
-      </w:r>
-      <w:r>
-        <w:t xml:space="preserve"> </w:t>
-      </w:r>
-      <w:r>
-        <w:t xml:space="preserve">업데이트</w:t>
-      </w:r>
-    </w:p>
-    <w:bookmarkEnd w:id="44"/>
-    <w:bookmarkEnd w:id="45"/>
-    <w:bookmarkStart w:id="46" w:name="다음-단계"/>
-    <w:p>
-      <w:pPr>
-        <w:pStyle w:val="Heading1"/>
-      </w:pPr>
-      <w:r>
-        <w:t xml:space="preserve">14. 다음 단계</w:t>
+        <w:t xml:space="preserve">pytest</w:t>
+      </w:r>
+      <w:r>
+        <w:t xml:space="preserve"> </w:t>
+      </w:r>
+      <w:r>
+        <w:rPr>
+          <w:b/>
+          <w:bCs/>
+        </w:rPr>
+        <w:t xml:space="preserve">38/38 통과</w:t>
+      </w:r>
+      <w:r>
+        <w:t xml:space="preserve">: agent cap, 단일 세션 가드, 인코더 정상화, 로그</w:t>
+      </w:r>
+      <w:r>
+        <w:t xml:space="preserve"> </w:t>
+      </w:r>
+      <w:r>
+        <w:t xml:space="preserve">round-trip, flags 트래커.</w:t>
+      </w:r>
+    </w:p>
+    <w:bookmarkEnd w:id="48"/>
+    <w:bookmarkStart w:id="49" w:name="playwright-e2e-headed-mode"/>
+    <w:p>
+      <w:pPr>
+        <w:pStyle w:val="Heading2"/>
+      </w:pPr>
+      <w:r>
+        <w:t xml:space="preserve">13.3 Playwright E2E (headed mode)</w:t>
+      </w:r>
+    </w:p>
+    <w:p>
+      <w:pPr>
+        <w:pStyle w:val="FirstParagraph"/>
+      </w:pPr>
+      <w:r>
+        <w:rPr>
+          <w:rStyle w:val="VerbatimChar"/>
+        </w:rPr>
+        <w:t xml:space="preserve">frontend/tests/clarification-flow.spec.ts</w:t>
+      </w:r>
+      <w:r>
+        <w:t xml:space="preserve"> </w:t>
+      </w:r>
+      <w:r>
+        <w:t xml:space="preserve">— mocked backend으로 UX 흐름</w:t>
+      </w:r>
+      <w:r>
+        <w:t xml:space="preserve"> </w:t>
+      </w:r>
+      <w:r>
+        <w:t xml:space="preserve">자동 구동,</w:t>
+      </w:r>
+      <w:r>
+        <w:t xml:space="preserve"> </w:t>
+      </w:r>
+      <w:r>
+        <w:rPr>
+          <w:b/>
+          <w:bCs/>
+        </w:rPr>
+        <w:t xml:space="preserve">5.0초 1 passed</w:t>
+      </w:r>
+      <w:r>
+        <w:t xml:space="preserve">:</w:t>
       </w:r>
     </w:p>
     <w:p>
@@ -4375,19 +4935,17 @@
         </w:numPr>
       </w:pPr>
       <w:r>
-        <w:t xml:space="preserve">트리에 ambiguity 배지가 보이는 요구사항들은 클릭만 하면 디테일 패널이</w:t>
-      </w:r>
-      <w:r>
-        <w:t xml:space="preserve"> </w:t>
-      </w:r>
-      <w:r>
-        <w:t xml:space="preserve">바로 검토 화면으로 떠 있으므로, 위에서 아래로 훑으면서 명확화율을 점진적</w:t>
-      </w:r>
-      <w:r>
-        <w:t xml:space="preserve"> </w:t>
-      </w:r>
-      <w:r>
-        <w:t xml:space="preserve">으로 상승시킬 수 있습니다.</w:t>
+        <w:rPr>
+          <w:b/>
+          <w:bCs/>
+        </w:rPr>
+        <w:t xml:space="preserve">명확화 레이더 대시보드</w:t>
+      </w:r>
+      <w:r>
+        <w:t xml:space="preserve"> </w:t>
+      </w:r>
+      <w:r>
+        <w:t xml:space="preserve">렌더 (10개 축, 비기능 50%, overall 85%)</w:t>
       </w:r>
     </w:p>
     <w:p>
@@ -4399,25 +4957,7 @@
         </w:numPr>
       </w:pPr>
       <w:r>
-        <w:t xml:space="preserve">큰 BoundedContext에서 첫 스캔이</w:t>
-      </w:r>
-      <w:r>
-        <w:t xml:space="preserve"> </w:t>
-      </w:r>
-      <w:r>
-        <w:rPr>
-          <w:rStyle w:val="VerbatimChar"/>
-        </w:rPr>
-        <w:t xml:space="preserve">deferredNote</w:t>
-      </w:r>
-      <w:r>
-        <w:t xml:space="preserve">를 남겼다면, 한 번 적용 후</w:t>
-      </w:r>
-      <w:r>
-        <w:t xml:space="preserve"> </w:t>
-      </w:r>
-      <w:r>
-        <w:t xml:space="preserve">같은 범위로 재스캔하면 1차에서 cap에 밀린 카테고리들이 올라옵니다.</w:t>
+        <w:t xml:space="preserve">트리 ambiguity 배지 렌더 (flagged에만 표시)</w:t>
       </w:r>
     </w:p>
     <w:p>
@@ -4429,6 +4969,137 @@
         </w:numPr>
       </w:pPr>
       <w:r>
+        <w:t xml:space="preserve">US 행 클릭 → 디테일 패널 + 명확화 탭 자동 활성 + 탭 배지 표시</w:t>
+      </w:r>
+    </w:p>
+    <w:p>
+      <w:pPr>
+        <w:pStyle w:val="Compact"/>
+        <w:numPr>
+          <w:ilvl w:val="0"/>
+          <w:numId w:val="1014"/>
+        </w:numPr>
+      </w:pPr>
+      <w:r>
+        <w:t xml:space="preserve">SSE 스트림으로 질문 큐 도착, 질문/추천/옵션 렌더</w:t>
+      </w:r>
+    </w:p>
+    <w:p>
+      <w:pPr>
+        <w:pStyle w:val="Compact"/>
+        <w:numPr>
+          <w:ilvl w:val="0"/>
+          <w:numId w:val="1014"/>
+        </w:numPr>
+      </w:pPr>
+      <w:r>
+        <w:t xml:space="preserve">“추천 답변 수락”</w:t>
+      </w:r>
+      <w:r>
+        <w:t xml:space="preserve"> </w:t>
+      </w:r>
+      <w:r>
+        <w:t xml:space="preserve">→ before/after JSON diff 렌더</w:t>
+      </w:r>
+    </w:p>
+    <w:p>
+      <w:pPr>
+        <w:pStyle w:val="Compact"/>
+        <w:numPr>
+          <w:ilvl w:val="0"/>
+          <w:numId w:val="1014"/>
+        </w:numPr>
+      </w:pPr>
+      <w:r>
+        <w:t xml:space="preserve">“적용”</w:t>
+      </w:r>
+      <w:r>
+        <w:t xml:space="preserve"> </w:t>
+      </w:r>
+      <w:r>
+        <w:t xml:space="preserve">→ 편집안 collapse + 트리·탭 배지 모두 클리어 + 레이더가 100%로</w:t>
+      </w:r>
+      <w:r>
+        <w:t xml:space="preserve"> </w:t>
+      </w:r>
+      <w:r>
+        <w:t xml:space="preserve">업데이트</w:t>
+      </w:r>
+    </w:p>
+    <w:bookmarkEnd w:id="49"/>
+    <w:bookmarkEnd w:id="50"/>
+    <w:bookmarkStart w:id="51" w:name="다음-단계"/>
+    <w:p>
+      <w:pPr>
+        <w:pStyle w:val="Heading1"/>
+      </w:pPr>
+      <w:r>
+        <w:t xml:space="preserve">14. 다음 단계</w:t>
+      </w:r>
+    </w:p>
+    <w:p>
+      <w:pPr>
+        <w:pStyle w:val="Compact"/>
+        <w:numPr>
+          <w:ilvl w:val="0"/>
+          <w:numId w:val="1015"/>
+        </w:numPr>
+      </w:pPr>
+      <w:r>
+        <w:t xml:space="preserve">트리에 ambiguity 배지가 보이는 요구사항들은 클릭만 하면 디테일 패널이</w:t>
+      </w:r>
+      <w:r>
+        <w:t xml:space="preserve"> </w:t>
+      </w:r>
+      <w:r>
+        <w:t xml:space="preserve">바로 검토 화면으로 떠 있으므로, 위에서 아래로 훑으면서 명확화율을 점진적</w:t>
+      </w:r>
+      <w:r>
+        <w:t xml:space="preserve"> </w:t>
+      </w:r>
+      <w:r>
+        <w:t xml:space="preserve">으로 상승시킬 수 있습니다.</w:t>
+      </w:r>
+    </w:p>
+    <w:p>
+      <w:pPr>
+        <w:pStyle w:val="Compact"/>
+        <w:numPr>
+          <w:ilvl w:val="0"/>
+          <w:numId w:val="1015"/>
+        </w:numPr>
+      </w:pPr>
+      <w:r>
+        <w:t xml:space="preserve">큰 BoundedContext에서 첫 스캔이</w:t>
+      </w:r>
+      <w:r>
+        <w:t xml:space="preserve"> </w:t>
+      </w:r>
+      <w:r>
+        <w:rPr>
+          <w:rStyle w:val="VerbatimChar"/>
+        </w:rPr>
+        <w:t xml:space="preserve">deferredNote</w:t>
+      </w:r>
+      <w:r>
+        <w:t xml:space="preserve">를 남겼다면, 한 번 적용 후</w:t>
+      </w:r>
+      <w:r>
+        <w:t xml:space="preserve"> </w:t>
+      </w:r>
+      <w:r>
+        <w:t xml:space="preserve">같은 범위로 재스캔하면 1차에서 cap에 밀린 카테고리들이 올라옵니다.</w:t>
+      </w:r>
+    </w:p>
+    <w:p>
+      <w:pPr>
+        <w:pStyle w:val="Compact"/>
+        <w:numPr>
+          <w:ilvl w:val="0"/>
+          <w:numId w:val="1015"/>
+        </w:numPr>
+      </w:pPr>
+      <w:r>
         <w:t xml:space="preserve">명확화 로그(</w:t>
       </w:r>
       <w:r>
@@ -4465,7 +5136,7 @@
         <w:t xml:space="preserve">있습니다.</w:t>
       </w:r>
     </w:p>
-    <w:bookmarkEnd w:id="46"/>
+    <w:bookmarkEnd w:id="51"/>
     <w:sectPr>
       <w:footnotePr>
         <w:numRestart w:val="eachSect"/>
@@ -4828,18 +5499,6 @@
     </w:lvlOverride>
   </w:num>
   <w:num w:numId="1003">
-    <w:abstractNumId w:val="991"/>
-  </w:num>
-  <w:num w:numId="1004">
-    <w:abstractNumId w:val="991"/>
-  </w:num>
-  <w:num w:numId="1005">
-    <w:abstractNumId w:val="991"/>
-  </w:num>
-  <w:num w:numId="1006">
-    <w:abstractNumId w:val="991"/>
-  </w:num>
-  <w:num w:numId="1007">
     <w:abstractNumId w:val="99411"/>
     <w:lvlOverride w:ilvl="0">
       <w:startOverride w:val="1"/>
@@ -4869,8 +5528,47 @@
       <w:startOverride w:val="1"/>
     </w:lvlOverride>
   </w:num>
+  <w:num w:numId="1004">
+    <w:abstractNumId w:val="991"/>
+  </w:num>
+  <w:num w:numId="1005">
+    <w:abstractNumId w:val="991"/>
+  </w:num>
+  <w:num w:numId="1006">
+    <w:abstractNumId w:val="991"/>
+  </w:num>
+  <w:num w:numId="1007">
+    <w:abstractNumId w:val="991"/>
+  </w:num>
   <w:num w:numId="1008">
-    <w:abstractNumId w:val="991"/>
+    <w:abstractNumId w:val="99411"/>
+    <w:lvlOverride w:ilvl="0">
+      <w:startOverride w:val="1"/>
+    </w:lvlOverride>
+    <w:lvlOverride w:ilvl="1">
+      <w:startOverride w:val="1"/>
+    </w:lvlOverride>
+    <w:lvlOverride w:ilvl="2">
+      <w:startOverride w:val="1"/>
+    </w:lvlOverride>
+    <w:lvlOverride w:ilvl="3">
+      <w:startOverride w:val="1"/>
+    </w:lvlOverride>
+    <w:lvlOverride w:ilvl="4">
+      <w:startOverride w:val="1"/>
+    </w:lvlOverride>
+    <w:lvlOverride w:ilvl="5">
+      <w:startOverride w:val="1"/>
+    </w:lvlOverride>
+    <w:lvlOverride w:ilvl="6">
+      <w:startOverride w:val="1"/>
+    </w:lvlOverride>
+    <w:lvlOverride w:ilvl="7">
+      <w:startOverride w:val="1"/>
+    </w:lvlOverride>
+    <w:lvlOverride w:ilvl="8">
+      <w:startOverride w:val="1"/>
+    </w:lvlOverride>
   </w:num>
   <w:num w:numId="1009">
     <w:abstractNumId w:val="991"/>
@@ -4888,6 +5586,9 @@
     <w:abstractNumId w:val="991"/>
   </w:num>
   <w:num w:numId="1014">
+    <w:abstractNumId w:val="991"/>
+  </w:num>
+  <w:num w:numId="1015">
     <w:abstractNumId w:val="991"/>
   </w:num>
 </w:numbering>
